--- a/Cohort-26-Group-30.docx
+++ b/Cohort-26-Group-30.docx
@@ -201,6 +201,7 @@
                 <w:bCs/>
               </w:rPr>
             </w:pPr>
+            <w:proofErr w:type="spellStart"/>
             <w:r>
               <w:rPr>
                 <w:b/>
@@ -210,6 +211,7 @@
               </w:rPr>
               <w:t>CodeGen</w:t>
             </w:r>
+            <w:proofErr w:type="spellEnd"/>
           </w:p>
         </w:tc>
       </w:tr>
@@ -274,8 +276,13 @@
               <w:spacing w:line="276" w:lineRule="auto"/>
               <w:ind w:left="3220" w:right="2500" w:firstLine="90"/>
             </w:pPr>
+            <w:proofErr w:type="spellStart"/>
             <w:r>
-              <w:t>Tushnik Chakrabarty</w:t>
+              <w:t>Tushnik</w:t>
+            </w:r>
+            <w:proofErr w:type="spellEnd"/>
+            <w:r>
+              <w:t xml:space="preserve"> Chakrabarty</w:t>
             </w:r>
           </w:p>
           <w:p>
@@ -375,7 +382,7 @@
           <w:p>
             <w:pPr>
               <w:tabs>
-                <w:tab w:val="left" w:pos="6461"/>
+                <w:tab w:val="left" w:pos="6460"/>
               </w:tabs>
               <w:ind w:left="1871" w:right="2049"/>
             </w:pPr>
@@ -386,10 +393,7 @@
               <w:t>Supervisor</w:t>
             </w:r>
             <w:r>
-              <w:t xml:space="preserve">: </w:t>
-            </w:r>
-            <w:r>
-              <w:t>Prof. Anil Neelkanti</w:t>
+              <w:t>: Prof. Anil Neelkanti</w:t>
             </w:r>
           </w:p>
         </w:tc>
@@ -402,24 +406,26 @@
           <w:p>
             <w:pPr>
               <w:tabs>
-                <w:tab w:val="left" w:pos="6461"/>
+                <w:tab w:val="left" w:pos="6460"/>
               </w:tabs>
               <w:ind w:left="1871" w:right="2049"/>
             </w:pPr>
             <w:r>
-              <w:t>Project Mentors:</w:t>
+              <w:t xml:space="preserve">Project Mentors: Pawan Baswani, </w:t>
+            </w:r>
+          </w:p>
+          <w:p>
+            <w:pPr>
+              <w:tabs>
+                <w:tab w:val="left" w:pos="6460"/>
+              </w:tabs>
+              <w:ind w:left="3494" w:right="2049"/>
+            </w:pPr>
+            <w:r>
+              <w:t>Nayan</w:t>
             </w:r>
             <w:r>
-              <w:t xml:space="preserve"> </w:t>
-            </w:r>
-            <w:r>
-              <w:t>Pawan B</w:t>
-            </w:r>
-            <w:r>
-              <w:t xml:space="preserve">aswani, </w:t>
-            </w:r>
-            <w:r>
-              <w:t>Nayan</w:t>
+              <w:t xml:space="preserve"> Anand Jha</w:t>
             </w:r>
           </w:p>
         </w:tc>
@@ -432,6 +438,14 @@
           <w:p/>
         </w:tc>
       </w:tr>
+      <w:tr>
+        <w:tc>
+          <w:tcPr>
+            <w:tcW w:w="8725" w:type="dxa"/>
+          </w:tcPr>
+          <w:p/>
+        </w:tc>
+      </w:tr>
     </w:tbl>
     <w:p>
       <w:pPr>
@@ -477,31 +491,26 @@
       <w:pPr>
         <w:pStyle w:val="Heading2"/>
       </w:pPr>
+      <w:proofErr w:type="spellStart"/>
       <w:r>
         <w:t>CodeBLEU</w:t>
       </w:r>
+      <w:proofErr w:type="spellEnd"/>
     </w:p>
     <w:p>
+      <w:proofErr w:type="spellStart"/>
       <w:r>
         <w:t>CodeBL</w:t>
       </w:r>
       <w:r>
         <w:t>EU</w:t>
       </w:r>
+      <w:proofErr w:type="spellEnd"/>
       <w:r>
         <w:t>:</w:t>
       </w:r>
       <w:r>
-        <w:t xml:space="preserve"> a Method for Automatic Evaluation of Code Synthesis</w:t>
-      </w:r>
-      <w:r>
-        <w:t xml:space="preserve"> (</w:t>
-      </w:r>
-      <w:r>
-        <w:t>2009.10297v2</w:t>
-      </w:r>
-      <w:r>
-        <w:t>)</w:t>
+        <w:t xml:space="preserve"> a Method for Automatic Evaluation of Code Synthesis (2009.10297v2)</w:t>
       </w:r>
     </w:p>
     <w:p>
@@ -518,10 +527,23 @@
         <w:t>s</w:t>
       </w:r>
       <w:r>
-        <w:t xml:space="preserve"> n-gram similarity</w:t>
-      </w:r>
-      <w:r>
-        <w:t xml:space="preserve"> between ground truth and the generated text. For software programs this is a minimalist approach since a high similarity score does not guarantee that the generate program will execute. Additionally, the generated code may execute correctly but may use different variable names or function names than the ground truth. BLEU score doesn’t factor these nuances of software program. CodeBLEU is enhancement over BLEU where CodeBLUE </w:t>
+        <w:t xml:space="preserve"> n-gram similarity between ground truth and the generated text. For software programs this is a minimalist approach since a high similarity score does not guarantee that the generate program will execute. Additionally, the generated code may execute correctly but may use different variable names or function names than the ground truth. BLEU score doesn’t factor these nuances of software program. </w:t>
+      </w:r>
+      <w:proofErr w:type="spellStart"/>
+      <w:r>
+        <w:t>CodeBLEU</w:t>
+      </w:r>
+      <w:proofErr w:type="spellEnd"/>
+      <w:r>
+        <w:t xml:space="preserve"> is enhancement over BLEU where </w:t>
+      </w:r>
+      <w:proofErr w:type="spellStart"/>
+      <w:r>
+        <w:t>CodeBLUE</w:t>
+      </w:r>
+      <w:proofErr w:type="spellEnd"/>
+      <w:r>
+        <w:t xml:space="preserve"> </w:t>
       </w:r>
       <w:r>
         <w:t xml:space="preserve">is </w:t>
@@ -588,8 +610,13 @@
       </w:r>
     </w:p>
     <w:p>
-      <w:r>
-        <w:t>CodeBLUE uses three major tasks for measuring the correctness of the program generated:</w:t>
+      <w:proofErr w:type="spellStart"/>
+      <w:r>
+        <w:t>CodeBLUE</w:t>
+      </w:r>
+      <w:proofErr w:type="spellEnd"/>
+      <w:r>
+        <w:t xml:space="preserve"> uses three major tasks for measuring the correctness of the program generated:</w:t>
       </w:r>
     </w:p>
     <w:tbl>
@@ -665,10 +692,7 @@
           </w:tcPr>
           <w:p>
             <w:r>
-              <w:t>D</w:t>
-            </w:r>
-            <w:r>
-              <w:t>ataset released by</w:t>
+              <w:t>Dataset released by</w:t>
             </w:r>
           </w:p>
           <w:p>
@@ -713,10 +737,7 @@
               <w:t>D</w:t>
             </w:r>
             <w:r>
-              <w:t>ataset crawled from several open-source projects</w:t>
-            </w:r>
-            <w:r>
-              <w:t xml:space="preserve"> and p</w:t>
+              <w:t>ataset crawled from several open-source projects and p</w:t>
             </w:r>
             <w:r>
               <w:t>aired the methods in the</w:t>
@@ -827,7 +848,13 @@
               <w:t xml:space="preserve"> </w:t>
             </w:r>
             <w:r>
-              <w:t>dataset contains two subsets ( i.e. small and medium) based</w:t>
+              <w:t xml:space="preserve">dataset contains two subsets </w:t>
+            </w:r>
+            <w:r>
+              <w:t>(i.e.</w:t>
+            </w:r>
+            <w:r>
+              <w:t xml:space="preserve"> small and medium) based</w:t>
             </w:r>
             <w:r>
               <w:t xml:space="preserve"> </w:t>
@@ -932,12 +959,38 @@
           <w:sz w:val="22"/>
           <w:szCs w:val="22"/>
         </w:rPr>
-        <w:t xml:space="preserve"> Tasks for CodeBLEU and the dataset</w:t>
+        <w:t xml:space="preserve"> Tasks for </w:t>
+      </w:r>
+      <w:proofErr w:type="spellStart"/>
+      <w:r>
+        <w:rPr>
+          <w:rFonts w:cs="Arial"/>
+          <w:sz w:val="22"/>
+          <w:szCs w:val="22"/>
+        </w:rPr>
+        <w:t>CodeBLEU</w:t>
+      </w:r>
+      <w:proofErr w:type="spellEnd"/>
+      <w:r>
+        <w:rPr>
+          <w:rFonts w:cs="Arial"/>
+          <w:sz w:val="22"/>
+          <w:szCs w:val="22"/>
+        </w:rPr>
+        <w:t xml:space="preserve"> and the dataset</w:t>
       </w:r>
     </w:p>
     <w:p>
       <w:r>
-        <w:t xml:space="preserve">When measured, CodeBLEU gave better metrics for the three tasks against </w:t>
+        <w:t xml:space="preserve">When measured, </w:t>
+      </w:r>
+      <w:proofErr w:type="spellStart"/>
+      <w:r>
+        <w:t>CodeBLEU</w:t>
+      </w:r>
+      <w:proofErr w:type="spellEnd"/>
+      <w:r>
+        <w:t xml:space="preserve"> gave better metrics for the three tasks against </w:t>
       </w:r>
       <w:r>
         <w:t>the human scores when compared against BLEU against human scores and accuracy against human scores.</w:t>
@@ -945,45 +998,93 @@
     </w:p>
     <w:p>
       <w:r>
-        <w:t>The CodeBLUE measurement gives weightage of each of the four scores namely, BLEU, weighted BLUE, AST Match and Data Flow Match. Measurements indicate that using AST and data flow matches are more coreelated to human scores than BLEU and weighted BLEU scores. Measuring performance with different weights of each of the parameters, the CodeBLEU approach recommends giving higher (an equal) weightage to both AST match and data flow match and low weightage to BLEU and weighted BLUE scores.</w:t>
+        <w:t xml:space="preserve">The </w:t>
+      </w:r>
+      <w:proofErr w:type="spellStart"/>
+      <w:r>
+        <w:t>CodeBLUE</w:t>
+      </w:r>
+      <w:proofErr w:type="spellEnd"/>
+      <w:r>
+        <w:t xml:space="preserve"> measurement gives weightage of each of the four scores namely, BLEU, weighted BLUE, AST Match and Data Flow Match. Measurements indicate that using AST and data flow matches are more </w:t>
+      </w:r>
+      <w:proofErr w:type="spellStart"/>
+      <w:r>
+        <w:t>coreelated</w:t>
+      </w:r>
+      <w:proofErr w:type="spellEnd"/>
+      <w:r>
+        <w:t xml:space="preserve"> to human scores than BLEU and weighted BLEU scores. Measuring performance with different weights of each of the parameters, the </w:t>
+      </w:r>
+      <w:proofErr w:type="spellStart"/>
+      <w:r>
+        <w:t>CodeBLEU</w:t>
+      </w:r>
+      <w:proofErr w:type="spellEnd"/>
+      <w:r>
+        <w:t xml:space="preserve"> approach recommends giving higher (an equal) weightage to both AST match and data flow match and low weightage to BLEU and weighted BLUE scores.</w:t>
       </w:r>
     </w:p>
     <w:p>
       <w:pPr>
         <w:pStyle w:val="Heading2"/>
       </w:pPr>
+      <w:proofErr w:type="spellStart"/>
       <w:r>
         <w:t>CodeBERTScore</w:t>
       </w:r>
+      <w:proofErr w:type="spellEnd"/>
     </w:p>
     <w:p>
-      <w:r>
-        <w:t>CodeBERTScore: Evaluating Code Generation</w:t>
-      </w:r>
-      <w:r>
-        <w:t xml:space="preserve"> </w:t>
-      </w:r>
-      <w:r>
-        <w:t>with Pretrained Models of Code</w:t>
-      </w:r>
-      <w:r>
-        <w:t xml:space="preserve"> (</w:t>
-      </w:r>
-      <w:r>
-        <w:t>2302.05527v2</w:t>
-      </w:r>
-      <w:r>
-        <w:t>)</w:t>
+      <w:proofErr w:type="spellStart"/>
+      <w:r>
+        <w:t>CodeBERTScore</w:t>
+      </w:r>
+      <w:proofErr w:type="spellEnd"/>
+      <w:r>
+        <w:t>: Evaluating Code Generation</w:t>
+      </w:r>
+      <w:r>
+        <w:t xml:space="preserve"> with Pretrained Models of Code (2302.05527v2)</w:t>
       </w:r>
     </w:p>
     <w:p>
       <w:r>
-        <w:t>The CodeBERTScore is a measurement that ranks one or more implementations of a program given the natural language context of the intent where higher rank implies generated code is more preferably by human programmers.</w:t>
+        <w:t xml:space="preserve">The </w:t>
+      </w:r>
+      <w:proofErr w:type="spellStart"/>
+      <w:r>
+        <w:t>CodeBERTScore</w:t>
+      </w:r>
+      <w:proofErr w:type="spellEnd"/>
+      <w:r>
+        <w:t xml:space="preserve"> is a measurement that ranks one or more implementations of a program given the natural language context of the intent where higher rank implies generated code is more preferably by human programmers.</w:t>
       </w:r>
     </w:p>
     <w:p>
-      <w:r>
-        <w:t xml:space="preserve">CrystalBLEU extends BLEU by ignoring the 500 most occurring n-grams given that they are trivially shared between the prediction (generated code) and the reference (ground truth) BLEU and CrystalBLEU rely on the lexical exact match of tokens. CodeBLEU extends to include AST and data flow match to measure correctness of generated code. But all these fails in one aspect, that the same intent of the program can be written in multiple ways achieving the same outcome. All three measurement approaches fail here. For </w:t>
+      <w:proofErr w:type="spellStart"/>
+      <w:r>
+        <w:t>CrystalBLEU</w:t>
+      </w:r>
+      <w:proofErr w:type="spellEnd"/>
+      <w:r>
+        <w:t xml:space="preserve"> extends BLEU by ignoring the 500 most occurring n-grams given that they are trivially shared between the prediction (generated code) and the reference (ground truth) BLEU and </w:t>
+      </w:r>
+      <w:proofErr w:type="spellStart"/>
+      <w:r>
+        <w:t>CrystalBLEU</w:t>
+      </w:r>
+      <w:proofErr w:type="spellEnd"/>
+      <w:r>
+        <w:t xml:space="preserve"> rely on the lexical exact match of tokens. </w:t>
+      </w:r>
+      <w:proofErr w:type="spellStart"/>
+      <w:r>
+        <w:t>CodeBLEU</w:t>
+      </w:r>
+      <w:proofErr w:type="spellEnd"/>
+      <w:r>
+        <w:t xml:space="preserve"> extends to include AST and data flow match to measure correctness of generated code. But all these fails in one aspect, that the same intent of the program can be written in multiple ways achieving the same outcome. All three measurement approaches fail here. For </w:t>
       </w:r>
       <w:r>
         <w:t>example,</w:t>
@@ -993,8 +1094,13 @@
       </w:r>
     </w:p>
     <w:p>
-      <w:r>
-        <w:t>CodeBERTScore encodes</w:t>
+      <w:proofErr w:type="spellStart"/>
+      <w:r>
+        <w:t>CodeBERTScore</w:t>
+      </w:r>
+      <w:proofErr w:type="spellEnd"/>
+      <w:r>
+        <w:t xml:space="preserve"> encodes</w:t>
       </w:r>
       <w:r>
         <w:t xml:space="preserve"> </w:t>
@@ -1052,7 +1158,15 @@
         <w:t xml:space="preserve"> </w:t>
       </w:r>
       <w:r>
-        <w:t>are used to compute precision and recall. CodeBERTScore allows comparing code pairs that are</w:t>
+        <w:t xml:space="preserve">are used to compute precision and recall. </w:t>
+      </w:r>
+      <w:proofErr w:type="spellStart"/>
+      <w:r>
+        <w:t>CodeBERTScore</w:t>
+      </w:r>
+      <w:proofErr w:type="spellEnd"/>
+      <w:r>
+        <w:t xml:space="preserve"> allows comparing code pairs that are</w:t>
       </w:r>
       <w:r>
         <w:t xml:space="preserve"> </w:t>
@@ -1125,13 +1239,26 @@
       </w:r>
     </w:p>
     <w:p>
-      <w:r>
-        <w:t>CodeBERTScore, trained base model in self-supervised pre-training with Masked Language Modelling on Python, C++, Java and C. Each programming language had its own model.</w:t>
+      <w:proofErr w:type="spellStart"/>
+      <w:r>
+        <w:t>CodeBERTScore</w:t>
+      </w:r>
+      <w:proofErr w:type="spellEnd"/>
+      <w:r>
+        <w:t>, trained base model in self-supervised pre-training with Masked Language Modelling on Python, C++, Java and C. Each programming language had its own model.</w:t>
       </w:r>
     </w:p>
     <w:p>
       <w:r>
-        <w:t>Dataset used on the language subset of CodeParrot, filtered by keeping only files that having average length &lt;100 and more than 25% alphanumeric characters. Even after 1,000,000 training steps, none of the models had completed one epoch, so every training sample was seen only once.</w:t>
+        <w:t xml:space="preserve">Dataset used on the language subset of </w:t>
+      </w:r>
+      <w:proofErr w:type="spellStart"/>
+      <w:r>
+        <w:t>CodeParrot</w:t>
+      </w:r>
+      <w:proofErr w:type="spellEnd"/>
+      <w:r>
+        <w:t>, filtered by keeping only files that having average length &lt;100 and more than 25% alphanumeric characters. Even after 1,000,000 training steps, none of the models had completed one epoch, so every training sample was seen only once.</w:t>
       </w:r>
     </w:p>
     <w:p>
@@ -1185,9 +1312,11 @@
       <w:pPr>
         <w:pStyle w:val="Heading2"/>
       </w:pPr>
+      <w:proofErr w:type="spellStart"/>
       <w:r>
         <w:t>CodeGen</w:t>
       </w:r>
+      <w:proofErr w:type="spellEnd"/>
     </w:p>
     <w:p>
       <w:r>
@@ -1209,13 +1338,7 @@
         <w:t xml:space="preserve"> Multi-Turn Program Synthesis</w:t>
       </w:r>
       <w:r>
-        <w:t xml:space="preserve"> (</w:t>
-      </w:r>
-      <w:r>
-        <w:t>2203.13474v5</w:t>
-      </w:r>
-      <w:r>
-        <w:t>)</w:t>
+        <w:t xml:space="preserve"> (2203.13474v5)</w:t>
       </w:r>
     </w:p>
     <w:p>
@@ -1230,10 +1353,71 @@
     </w:p>
     <w:p>
       <w:r>
-        <w:t xml:space="preserve">The CodeGen models are trained sequentially on The Pile dataset for English corpus for the programming language data. This CodeGen-NL serves as the base for CodeGen-Multi where the CodeGen-NL is trained on Google’s BigQuery data set in multiple programming languages. The CodeGen-Multi is then trained on </w:t>
-      </w:r>
-      <w:r>
-        <w:t>BigPython data set for programs written in python and called CodeGen-Mono.</w:t>
+        <w:t xml:space="preserve">The </w:t>
+      </w:r>
+      <w:proofErr w:type="spellStart"/>
+      <w:r>
+        <w:t>CodeGen</w:t>
+      </w:r>
+      <w:proofErr w:type="spellEnd"/>
+      <w:r>
+        <w:t xml:space="preserve"> models are trained sequentially on The Pile dataset for English corpus for the programming language data. This </w:t>
+      </w:r>
+      <w:proofErr w:type="spellStart"/>
+      <w:r>
+        <w:t>CodeGen</w:t>
+      </w:r>
+      <w:proofErr w:type="spellEnd"/>
+      <w:r>
+        <w:t xml:space="preserve">-NL serves as the base for </w:t>
+      </w:r>
+      <w:proofErr w:type="spellStart"/>
+      <w:r>
+        <w:t>CodeGen</w:t>
+      </w:r>
+      <w:proofErr w:type="spellEnd"/>
+      <w:r>
+        <w:t xml:space="preserve">-Multi where the </w:t>
+      </w:r>
+      <w:proofErr w:type="spellStart"/>
+      <w:r>
+        <w:t>CodeGen</w:t>
+      </w:r>
+      <w:proofErr w:type="spellEnd"/>
+      <w:r>
+        <w:t xml:space="preserve">-NL is trained on Google’s </w:t>
+      </w:r>
+      <w:proofErr w:type="spellStart"/>
+      <w:r>
+        <w:t>BigQuery</w:t>
+      </w:r>
+      <w:proofErr w:type="spellEnd"/>
+      <w:r>
+        <w:t xml:space="preserve"> data set in multiple programming languages. The </w:t>
+      </w:r>
+      <w:proofErr w:type="spellStart"/>
+      <w:r>
+        <w:t>CodeGen</w:t>
+      </w:r>
+      <w:proofErr w:type="spellEnd"/>
+      <w:r>
+        <w:t xml:space="preserve">-Multi is then trained on </w:t>
+      </w:r>
+      <w:proofErr w:type="spellStart"/>
+      <w:r>
+        <w:t>BigPython</w:t>
+      </w:r>
+      <w:proofErr w:type="spellEnd"/>
+      <w:r>
+        <w:t xml:space="preserve"> data set for programs written in python and called </w:t>
+      </w:r>
+      <w:proofErr w:type="spellStart"/>
+      <w:r>
+        <w:t>CodeGen</w:t>
+      </w:r>
+      <w:proofErr w:type="spellEnd"/>
+      <w:r>
+        <w:t>-Mono.</w:t>
       </w:r>
     </w:p>
     <w:p>
@@ -1279,7 +1463,39 @@
           <w:sz w:val="20"/>
           <w:szCs w:val="20"/>
         </w:rPr>
-        <w:t>Identification of evaluation of program synthesis and documentation: Isn’t this same as CodeBLEU or CodeBERTScore?</w:t>
+        <w:t xml:space="preserve">Identification of evaluation of program synthesis and documentation: Isn’t this same as </w:t>
+      </w:r>
+      <w:proofErr w:type="spellStart"/>
+      <w:r>
+        <w:rPr>
+          <w:sz w:val="20"/>
+          <w:szCs w:val="20"/>
+        </w:rPr>
+        <w:t>CodeBLEU</w:t>
+      </w:r>
+      <w:proofErr w:type="spellEnd"/>
+      <w:r>
+        <w:rPr>
+          <w:sz w:val="20"/>
+          <w:szCs w:val="20"/>
+        </w:rPr>
+        <w:t xml:space="preserve"> or </w:t>
+      </w:r>
+      <w:proofErr w:type="spellStart"/>
+      <w:r>
+        <w:rPr>
+          <w:sz w:val="20"/>
+          <w:szCs w:val="20"/>
+        </w:rPr>
+        <w:t>CodeBERTScore</w:t>
+      </w:r>
+      <w:proofErr w:type="spellEnd"/>
+      <w:r>
+        <w:rPr>
+          <w:sz w:val="20"/>
+          <w:szCs w:val="20"/>
+        </w:rPr>
+        <w:t>?</w:t>
       </w:r>
     </w:p>
     <w:p>
@@ -1349,12 +1565,21 @@
           <w:szCs w:val="20"/>
         </w:rPr>
       </w:pPr>
-      <w:r>
-        <w:rPr>
-          <w:sz w:val="20"/>
-          <w:szCs w:val="20"/>
-        </w:rPr>
-        <w:t>DataSet:</w:t>
+      <w:proofErr w:type="spellStart"/>
+      <w:r>
+        <w:rPr>
+          <w:sz w:val="20"/>
+          <w:szCs w:val="20"/>
+        </w:rPr>
+        <w:t>DataSet</w:t>
+      </w:r>
+      <w:proofErr w:type="spellEnd"/>
+      <w:r>
+        <w:rPr>
+          <w:sz w:val="20"/>
+          <w:szCs w:val="20"/>
+        </w:rPr>
+        <w:t>:</w:t>
       </w:r>
     </w:p>
     <w:p>
@@ -1374,7 +1599,37 @@
           <w:sz w:val="20"/>
           <w:szCs w:val="20"/>
         </w:rPr>
-        <w:t>Use Dataset from CodeSERTScore.</w:t>
+        <w:t xml:space="preserve">Use Dataset from </w:t>
+      </w:r>
+      <w:proofErr w:type="spellStart"/>
+      <w:r>
+        <w:rPr>
+          <w:sz w:val="20"/>
+          <w:szCs w:val="20"/>
+        </w:rPr>
+        <w:t>Code</w:t>
+      </w:r>
+      <w:r>
+        <w:rPr>
+          <w:sz w:val="20"/>
+          <w:szCs w:val="20"/>
+        </w:rPr>
+        <w:t>B</w:t>
+      </w:r>
+      <w:r>
+        <w:rPr>
+          <w:sz w:val="20"/>
+          <w:szCs w:val="20"/>
+        </w:rPr>
+        <w:t>ERTScore</w:t>
+      </w:r>
+      <w:proofErr w:type="spellEnd"/>
+      <w:r>
+        <w:rPr>
+          <w:sz w:val="20"/>
+          <w:szCs w:val="20"/>
+        </w:rPr>
+        <w:t>.</w:t>
       </w:r>
     </w:p>
     <w:p>
@@ -1413,9 +1668,9 @@
         <mc:AlternateContent>
           <mc:Choice Requires="wpc">
             <w:drawing>
-              <wp:inline distT="0" distB="0" distL="0" distR="0" wp14:anchorId="3AE30227" wp14:editId="03088AEB">
-                <wp:extent cx="5486400" cy="1379673"/>
-                <wp:effectExtent l="0" t="0" r="0" b="0"/>
+              <wp:inline distT="0" distB="0" distL="0" distR="0" wp14:anchorId="3AE30227" wp14:editId="687F55CD">
+                <wp:extent cx="6692900" cy="2036815"/>
+                <wp:effectExtent l="0" t="0" r="0" b="1905"/>
                 <wp:docPr id="2070002800" name="Canvas 3"/>
                 <wp:cNvGraphicFramePr>
                   <a:graphicFrameLocks xmlns:a="http://schemas.openxmlformats.org/drawingml/2006/main" noChangeAspect="1"/>
@@ -1430,12 +1685,12 @@
                       </wpc:bg>
                       <wpc:whole/>
                       <wps:wsp>
-                        <wps:cNvPr id="2110782315" name="Rectangle 2110782315"/>
+                        <wps:cNvPr id="2104645216" name="Rectangle 2104645216"/>
                         <wps:cNvSpPr/>
                         <wps:spPr>
                           <a:xfrm>
-                            <a:off x="198967" y="615669"/>
-                            <a:ext cx="876300" cy="283634"/>
+                            <a:off x="2506087" y="637646"/>
+                            <a:ext cx="876300" cy="283210"/>
                           </a:xfrm>
                           <a:prstGeom prst="rect">
                             <a:avLst/>
@@ -1461,15 +1716,43 @@
                           <w:txbxContent>
                             <w:p>
                               <w:pPr>
+                                <w:spacing w:line="256" w:lineRule="auto"/>
                                 <w:jc w:val="center"/>
+                                <w:rPr>
+                                  <w:rFonts w:eastAsia="Aptos"/>
+                                  <w:sz w:val="20"/>
+                                  <w:szCs w:val="20"/>
+                                  <w14:ligatures w14:val="none"/>
+                                </w:rPr>
                               </w:pPr>
                               <w:r>
-                                <w:t>Text</w:t>
+                                <w:rPr>
+                                  <w:rFonts w:eastAsia="Aptos"/>
+                                  <w:sz w:val="20"/>
+                                  <w:szCs w:val="20"/>
+                                </w:rPr>
+                                <w:t>C++</w:t>
+                              </w:r>
+                              <w:r>
+                                <w:rPr>
+                                  <w:rFonts w:eastAsia="Aptos"/>
+                                  <w:sz w:val="20"/>
+                                  <w:szCs w:val="20"/>
+                                </w:rPr>
+                                <w:t xml:space="preserve"> </w:t>
+                              </w:r>
+                              <w:r>
+                                <w:rPr>
+                                  <w:rFonts w:eastAsia="Aptos"/>
+                                  <w:sz w:val="16"/>
+                                  <w:szCs w:val="16"/>
+                                </w:rPr>
+                                <w:t>Program</w:t>
                               </w:r>
                             </w:p>
                           </w:txbxContent>
                         </wps:txbx>
-                        <wps:bodyPr rot="0" spcFirstLastPara="0" vertOverflow="overflow" horzOverflow="overflow" vert="horz" wrap="square" lIns="91440" tIns="45720" rIns="91440" bIns="45720" numCol="1" spcCol="0" rtlCol="0" fromWordArt="0" anchor="ctr" anchorCtr="0" forceAA="0" compatLnSpc="1">
+                        <wps:bodyPr rot="0" spcFirstLastPara="0" vert="horz" wrap="square" lIns="91440" tIns="45720" rIns="91440" bIns="45720" numCol="1" spcCol="0" rtlCol="0" fromWordArt="0" anchor="ctr" anchorCtr="0" forceAA="0" compatLnSpc="1">
                           <a:prstTxWarp prst="textNoShape">
                             <a:avLst/>
                           </a:prstTxWarp>
@@ -1477,7 +1760,2354 @@
                         </wps:bodyPr>
                       </wps:wsp>
                       <wps:wsp>
-                        <wps:cNvPr id="2104645216" name="Rectangle 2104645216"/>
+                        <wps:cNvPr id="777436601" name="Rectangle 777436601"/>
+                        <wps:cNvSpPr/>
+                        <wps:spPr>
+                          <a:xfrm>
+                            <a:off x="5182033" y="617592"/>
+                            <a:ext cx="759800" cy="324135"/>
+                          </a:xfrm>
+                          <a:prstGeom prst="rect">
+                            <a:avLst/>
+                          </a:prstGeom>
+                        </wps:spPr>
+                        <wps:style>
+                          <a:lnRef idx="2">
+                            <a:schemeClr val="accent1">
+                              <a:shade val="15000"/>
+                            </a:schemeClr>
+                          </a:lnRef>
+                          <a:fillRef idx="1">
+                            <a:schemeClr val="accent1"/>
+                          </a:fillRef>
+                          <a:effectRef idx="0">
+                            <a:schemeClr val="accent1"/>
+                          </a:effectRef>
+                          <a:fontRef idx="minor">
+                            <a:schemeClr val="lt1"/>
+                          </a:fontRef>
+                        </wps:style>
+                        <wps:txbx>
+                          <w:txbxContent>
+                            <w:p>
+                              <w:pPr>
+                                <w:spacing w:line="254" w:lineRule="auto"/>
+                                <w:rPr>
+                                  <w:rFonts w:eastAsia="Aptos"/>
+                                  <w14:ligatures w14:val="none"/>
+                                </w:rPr>
+                              </w:pPr>
+                              <w:r>
+                                <w:rPr>
+                                  <w:rFonts w:eastAsia="Aptos"/>
+                                </w:rPr>
+                                <w:t xml:space="preserve"> Python</w:t>
+                              </w:r>
+                            </w:p>
+                          </w:txbxContent>
+                        </wps:txbx>
+                        <wps:bodyPr rot="0" spcFirstLastPara="0" vert="horz" wrap="square" lIns="91440" tIns="45720" rIns="91440" bIns="45720" numCol="1" spcCol="0" rtlCol="0" fromWordArt="0" anchor="ctr" anchorCtr="0" forceAA="0" compatLnSpc="1">
+                          <a:prstTxWarp prst="textNoShape">
+                            <a:avLst/>
+                          </a:prstTxWarp>
+                          <a:noAutofit/>
+                        </wps:bodyPr>
+                      </wps:wsp>
+                      <wps:wsp>
+                        <wps:cNvPr id="380530610" name="Straight Arrow Connector 380530610"/>
+                        <wps:cNvCnPr>
+                          <a:stCxn id="485852541" idx="3"/>
+                          <a:endCxn id="1029503207" idx="1"/>
+                        </wps:cNvCnPr>
+                        <wps:spPr>
+                          <a:xfrm flipV="1">
+                            <a:off x="1051966" y="779583"/>
+                            <a:ext cx="371913" cy="43"/>
+                          </a:xfrm>
+                          <a:prstGeom prst="straightConnector1">
+                            <a:avLst/>
+                          </a:prstGeom>
+                          <a:ln>
+                            <a:tailEnd type="triangle"/>
+                          </a:ln>
+                        </wps:spPr>
+                        <wps:style>
+                          <a:lnRef idx="1">
+                            <a:schemeClr val="accent1"/>
+                          </a:lnRef>
+                          <a:fillRef idx="0">
+                            <a:schemeClr val="accent1"/>
+                          </a:fillRef>
+                          <a:effectRef idx="0">
+                            <a:schemeClr val="accent1"/>
+                          </a:effectRef>
+                          <a:fontRef idx="minor">
+                            <a:schemeClr val="tx1"/>
+                          </a:fontRef>
+                        </wps:style>
+                        <wps:bodyPr/>
+                      </wps:wsp>
+                      <wps:wsp>
+                        <wps:cNvPr id="289416038" name="Straight Arrow Connector 289416038"/>
+                        <wps:cNvCnPr>
+                          <a:stCxn id="2104645216" idx="3"/>
+                          <a:endCxn id="1188801560" idx="1"/>
+                        </wps:cNvCnPr>
+                        <wps:spPr>
+                          <a:xfrm>
+                            <a:off x="3382387" y="779251"/>
+                            <a:ext cx="373702" cy="43"/>
+                          </a:xfrm>
+                          <a:prstGeom prst="straightConnector1">
+                            <a:avLst/>
+                          </a:prstGeom>
+                          <a:ln>
+                            <a:tailEnd type="triangle"/>
+                          </a:ln>
+                        </wps:spPr>
+                        <wps:style>
+                          <a:lnRef idx="1">
+                            <a:schemeClr val="accent1"/>
+                          </a:lnRef>
+                          <a:fillRef idx="0">
+                            <a:schemeClr val="accent1"/>
+                          </a:fillRef>
+                          <a:effectRef idx="0">
+                            <a:schemeClr val="accent1"/>
+                          </a:effectRef>
+                          <a:fontRef idx="minor">
+                            <a:schemeClr val="tx1"/>
+                          </a:fontRef>
+                        </wps:style>
+                        <wps:bodyPr/>
+                      </wps:wsp>
+                      <wps:wsp>
+                        <wps:cNvPr id="1029503207" name="Text Box 1029503207"/>
+                        <wps:cNvSpPr txBox="1"/>
+                        <wps:spPr>
+                          <a:xfrm>
+                            <a:off x="1423879" y="652887"/>
+                            <a:ext cx="768350" cy="253392"/>
+                          </a:xfrm>
+                          <a:prstGeom prst="rect">
+                            <a:avLst/>
+                          </a:prstGeom>
+                          <a:solidFill>
+                            <a:schemeClr val="tx2">
+                              <a:lumMod val="10000"/>
+                              <a:lumOff val="90000"/>
+                            </a:schemeClr>
+                          </a:solidFill>
+                          <a:ln w="6350">
+                            <a:solidFill>
+                              <a:schemeClr val="tx1"/>
+                            </a:solidFill>
+                            <a:prstDash val="sysDash"/>
+                          </a:ln>
+                        </wps:spPr>
+                        <wps:txbx>
+                          <w:txbxContent>
+                            <w:p>
+                              <w:pPr>
+                                <w:spacing w:after="0"/>
+                                <w:rPr>
+                                  <w:sz w:val="10"/>
+                                  <w:szCs w:val="10"/>
+                                </w:rPr>
+                              </w:pPr>
+                              <w:r>
+                                <w:rPr>
+                                  <w:sz w:val="10"/>
+                                  <w:szCs w:val="10"/>
+                                </w:rPr>
+                                <w:t>Text to Program</w:t>
+                              </w:r>
+                            </w:p>
+                            <w:p>
+                              <w:pPr>
+                                <w:spacing w:after="0"/>
+                                <w:rPr>
+                                  <w:sz w:val="10"/>
+                                  <w:szCs w:val="10"/>
+                                </w:rPr>
+                              </w:pPr>
+                              <w:r>
+                                <w:rPr>
+                                  <w:sz w:val="10"/>
+                                  <w:szCs w:val="10"/>
+                                </w:rPr>
+                                <w:t>codegen-350m-multi</w:t>
+                              </w:r>
+                            </w:p>
+                          </w:txbxContent>
+                        </wps:txbx>
+                        <wps:bodyPr rot="0" spcFirstLastPara="0" vertOverflow="overflow" horzOverflow="overflow" vert="horz" wrap="none" lIns="91440" tIns="45720" rIns="91440" bIns="45720" numCol="1" spcCol="0" rtlCol="0" fromWordArt="0" anchor="t" anchorCtr="0" forceAA="0" compatLnSpc="1">
+                          <a:prstTxWarp prst="textNoShape">
+                            <a:avLst/>
+                          </a:prstTxWarp>
+                          <a:noAutofit/>
+                        </wps:bodyPr>
+                      </wps:wsp>
+                      <wps:wsp>
+                        <wps:cNvPr id="1122098796" name="Text Box 1"/>
+                        <wps:cNvSpPr txBox="1"/>
+                        <wps:spPr>
+                          <a:xfrm>
+                            <a:off x="2415926" y="292066"/>
+                            <a:ext cx="478790" cy="204161"/>
+                          </a:xfrm>
+                          <a:prstGeom prst="rect">
+                            <a:avLst/>
+                          </a:prstGeom>
+                          <a:noFill/>
+                          <a:ln w="6350">
+                            <a:noFill/>
+                          </a:ln>
+                        </wps:spPr>
+                        <wps:txbx>
+                          <w:txbxContent>
+                            <w:p>
+                              <w:pPr>
+                                <w:spacing w:after="0" w:line="256" w:lineRule="auto"/>
+                                <w:rPr>
+                                  <w:rFonts w:eastAsia="Aptos"/>
+                                  <w:sz w:val="10"/>
+                                  <w:szCs w:val="10"/>
+                                  <w14:ligatures w14:val="none"/>
+                                </w:rPr>
+                              </w:pPr>
+                              <w:r>
+                                <w:rPr>
+                                  <w:rFonts w:eastAsia="Aptos"/>
+                                  <w:sz w:val="10"/>
+                                  <w:szCs w:val="10"/>
+                                </w:rPr>
+                                <w:t>MSE Loss</w:t>
+                              </w:r>
+                            </w:p>
+                          </w:txbxContent>
+                        </wps:txbx>
+                        <wps:bodyPr rot="0" spcFirstLastPara="0" vert="horz" wrap="none" lIns="91440" tIns="45720" rIns="91440" bIns="45720" numCol="1" spcCol="0" rtlCol="0" fromWordArt="0" anchor="t" anchorCtr="0" forceAA="0" compatLnSpc="1">
+                          <a:prstTxWarp prst="textNoShape">
+                            <a:avLst/>
+                          </a:prstTxWarp>
+                          <a:noAutofit/>
+                        </wps:bodyPr>
+                      </wps:wsp>
+                      <wps:wsp>
+                        <wps:cNvPr id="269756084" name="Rectangle 269756084"/>
+                        <wps:cNvSpPr/>
+                        <wps:spPr>
+                          <a:xfrm>
+                            <a:off x="2511646" y="1318726"/>
+                            <a:ext cx="865822" cy="274646"/>
+                          </a:xfrm>
+                          <a:prstGeom prst="rect">
+                            <a:avLst/>
+                          </a:prstGeom>
+                        </wps:spPr>
+                        <wps:style>
+                          <a:lnRef idx="2">
+                            <a:schemeClr val="accent1">
+                              <a:shade val="15000"/>
+                            </a:schemeClr>
+                          </a:lnRef>
+                          <a:fillRef idx="1">
+                            <a:schemeClr val="accent1"/>
+                          </a:fillRef>
+                          <a:effectRef idx="0">
+                            <a:schemeClr val="accent1"/>
+                          </a:effectRef>
+                          <a:fontRef idx="minor">
+                            <a:schemeClr val="lt1"/>
+                          </a:fontRef>
+                        </wps:style>
+                        <wps:txbx>
+                          <w:txbxContent>
+                            <w:p>
+                              <w:pPr>
+                                <w:spacing w:line="252" w:lineRule="auto"/>
+                                <w:rPr>
+                                  <w:rFonts w:eastAsia="Aptos"/>
+                                  <w:sz w:val="14"/>
+                                  <w:szCs w:val="14"/>
+                                  <w14:ligatures w14:val="none"/>
+                                </w:rPr>
+                              </w:pPr>
+                              <w:r>
+                                <w:rPr>
+                                  <w:rFonts w:eastAsia="Aptos"/>
+                                  <w:sz w:val="14"/>
+                                  <w:szCs w:val="14"/>
+                                </w:rPr>
+                                <w:t xml:space="preserve"> Python</w:t>
+                              </w:r>
+                              <w:r>
+                                <w:rPr>
+                                  <w:rFonts w:eastAsia="Aptos"/>
+                                  <w:sz w:val="14"/>
+                                  <w:szCs w:val="14"/>
+                                </w:rPr>
+                                <w:t xml:space="preserve"> </w:t>
+                              </w:r>
+                              <w:r>
+                                <w:rPr>
+                                  <w:rFonts w:eastAsia="Aptos"/>
+                                  <w:sz w:val="14"/>
+                                  <w:szCs w:val="14"/>
+                                </w:rPr>
+                                <w:t>Program</w:t>
+                              </w:r>
+                            </w:p>
+                          </w:txbxContent>
+                        </wps:txbx>
+                        <wps:bodyPr rot="0" spcFirstLastPara="0" vert="horz" wrap="square" lIns="91440" tIns="45720" rIns="91440" bIns="45720" numCol="1" spcCol="0" rtlCol="0" fromWordArt="0" anchor="ctr" anchorCtr="0" forceAA="0" compatLnSpc="1">
+                          <a:prstTxWarp prst="textNoShape">
+                            <a:avLst/>
+                          </a:prstTxWarp>
+                          <a:noAutofit/>
+                        </wps:bodyPr>
+                      </wps:wsp>
+                      <wps:wsp>
+                        <wps:cNvPr id="93766177" name="Connector: Elbow 93766177"/>
+                        <wps:cNvCnPr>
+                          <a:stCxn id="485852541" idx="2"/>
+                          <a:endCxn id="1102207432" idx="1"/>
+                        </wps:cNvCnPr>
+                        <wps:spPr>
+                          <a:xfrm rot="16200000" flipH="1">
+                            <a:off x="572093" y="962954"/>
+                            <a:ext cx="536201" cy="452754"/>
+                          </a:xfrm>
+                          <a:prstGeom prst="bentConnector2">
+                            <a:avLst/>
+                          </a:prstGeom>
+                          <a:ln>
+                            <a:tailEnd type="triangle"/>
+                          </a:ln>
+                        </wps:spPr>
+                        <wps:style>
+                          <a:lnRef idx="1">
+                            <a:schemeClr val="accent1"/>
+                          </a:lnRef>
+                          <a:fillRef idx="0">
+                            <a:schemeClr val="accent1"/>
+                          </a:fillRef>
+                          <a:effectRef idx="0">
+                            <a:schemeClr val="accent1"/>
+                          </a:effectRef>
+                          <a:fontRef idx="minor">
+                            <a:schemeClr val="tx1"/>
+                          </a:fontRef>
+                        </wps:style>
+                        <wps:bodyPr/>
+                      </wps:wsp>
+                      <wps:wsp>
+                        <wps:cNvPr id="1188801560" name="Text Box 1"/>
+                        <wps:cNvSpPr txBox="1"/>
+                        <wps:spPr>
+                          <a:xfrm>
+                            <a:off x="3756089" y="652810"/>
+                            <a:ext cx="768350" cy="252730"/>
+                          </a:xfrm>
+                          <a:prstGeom prst="rect">
+                            <a:avLst/>
+                          </a:prstGeom>
+                          <a:solidFill>
+                            <a:schemeClr val="tx2">
+                              <a:lumMod val="10000"/>
+                              <a:lumOff val="90000"/>
+                            </a:schemeClr>
+                          </a:solidFill>
+                          <a:ln w="6350">
+                            <a:solidFill>
+                              <a:schemeClr val="tx1"/>
+                            </a:solidFill>
+                            <a:prstDash val="sysDash"/>
+                          </a:ln>
+                        </wps:spPr>
+                        <wps:txbx>
+                          <w:txbxContent>
+                            <w:p>
+                              <w:pPr>
+                                <w:spacing w:after="0" w:line="256" w:lineRule="auto"/>
+                                <w:rPr>
+                                  <w:rFonts w:eastAsia="Aptos"/>
+                                  <w:sz w:val="10"/>
+                                  <w:szCs w:val="10"/>
+                                  <w14:ligatures w14:val="none"/>
+                                </w:rPr>
+                              </w:pPr>
+                              <w:r>
+                                <w:rPr>
+                                  <w:rFonts w:eastAsia="Aptos"/>
+                                  <w:sz w:val="10"/>
+                                  <w:szCs w:val="10"/>
+                                </w:rPr>
+                                <w:t>Program</w:t>
+                              </w:r>
+                              <w:r>
+                                <w:rPr>
+                                  <w:rFonts w:eastAsia="Aptos"/>
+                                  <w:sz w:val="10"/>
+                                  <w:szCs w:val="10"/>
+                                </w:rPr>
+                                <w:t xml:space="preserve"> to Program</w:t>
+                              </w:r>
+                            </w:p>
+                            <w:p>
+                              <w:pPr>
+                                <w:spacing w:after="0" w:line="256" w:lineRule="auto"/>
+                                <w:rPr>
+                                  <w:rFonts w:eastAsia="Aptos"/>
+                                  <w:sz w:val="10"/>
+                                  <w:szCs w:val="10"/>
+                                </w:rPr>
+                              </w:pPr>
+                              <w:r>
+                                <w:rPr>
+                                  <w:rFonts w:eastAsia="Aptos"/>
+                                  <w:sz w:val="10"/>
+                                  <w:szCs w:val="10"/>
+                                </w:rPr>
+                                <w:t>codegen-350m-multi</w:t>
+                              </w:r>
+                            </w:p>
+                          </w:txbxContent>
+                        </wps:txbx>
+                        <wps:bodyPr rot="0" spcFirstLastPara="0" vert="horz" wrap="none" lIns="91440" tIns="45720" rIns="91440" bIns="45720" numCol="1" spcCol="0" rtlCol="0" fromWordArt="0" anchor="t" anchorCtr="0" forceAA="0" compatLnSpc="1">
+                          <a:prstTxWarp prst="textNoShape">
+                            <a:avLst/>
+                          </a:prstTxWarp>
+                          <a:noAutofit/>
+                        </wps:bodyPr>
+                      </wps:wsp>
+                      <wps:wsp>
+                        <wps:cNvPr id="485852541" name="Rectangle 485852541"/>
+                        <wps:cNvSpPr/>
+                        <wps:spPr>
+                          <a:xfrm>
+                            <a:off x="175666" y="638021"/>
+                            <a:ext cx="876300" cy="283210"/>
+                          </a:xfrm>
+                          <a:prstGeom prst="rect">
+                            <a:avLst/>
+                          </a:prstGeom>
+                        </wps:spPr>
+                        <wps:style>
+                          <a:lnRef idx="2">
+                            <a:schemeClr val="accent1">
+                              <a:shade val="15000"/>
+                            </a:schemeClr>
+                          </a:lnRef>
+                          <a:fillRef idx="1">
+                            <a:schemeClr val="accent1"/>
+                          </a:fillRef>
+                          <a:effectRef idx="0">
+                            <a:schemeClr val="accent1"/>
+                          </a:effectRef>
+                          <a:fontRef idx="minor">
+                            <a:schemeClr val="lt1"/>
+                          </a:fontRef>
+                        </wps:style>
+                        <wps:txbx>
+                          <w:txbxContent>
+                            <w:p>
+                              <w:pPr>
+                                <w:spacing w:line="256" w:lineRule="auto"/>
+                                <w:jc w:val="center"/>
+                                <w:rPr>
+                                  <w:rFonts w:eastAsia="Aptos"/>
+                                  <w:sz w:val="12"/>
+                                  <w:szCs w:val="12"/>
+                                  <w14:ligatures w14:val="none"/>
+                                </w:rPr>
+                              </w:pPr>
+                              <w:r>
+                                <w:rPr>
+                                  <w:rFonts w:eastAsia="Aptos"/>
+                                  <w:sz w:val="12"/>
+                                  <w:szCs w:val="12"/>
+                                </w:rPr>
+                                <w:t xml:space="preserve">Intent of </w:t>
+                              </w:r>
+                              <w:r>
+                                <w:rPr>
+                                  <w:rFonts w:eastAsia="Aptos"/>
+                                  <w:sz w:val="12"/>
+                                  <w:szCs w:val="12"/>
+                                </w:rPr>
+                                <w:t>Data</w:t>
+                              </w:r>
+                              <w:r>
+                                <w:rPr>
+                                  <w:rFonts w:eastAsia="Aptos"/>
+                                  <w:sz w:val="12"/>
+                                  <w:szCs w:val="12"/>
+                                </w:rPr>
+                                <w:t>s</w:t>
+                              </w:r>
+                              <w:r>
+                                <w:rPr>
+                                  <w:rFonts w:eastAsia="Aptos"/>
+                                  <w:sz w:val="12"/>
+                                  <w:szCs w:val="12"/>
+                                </w:rPr>
+                                <w:t>et</w:t>
+                              </w:r>
+                              <w:r>
+                                <w:rPr>
+                                  <w:rFonts w:eastAsia="Aptos"/>
+                                  <w:sz w:val="12"/>
+                                  <w:szCs w:val="12"/>
+                                </w:rPr>
+                                <w:t>’s</w:t>
+                              </w:r>
+                              <w:r>
+                                <w:rPr>
+                                  <w:rFonts w:eastAsia="Aptos"/>
+                                  <w:sz w:val="12"/>
+                                  <w:szCs w:val="12"/>
+                                </w:rPr>
+                                <w:t xml:space="preserve"> program</w:t>
+                              </w:r>
+                            </w:p>
+                          </w:txbxContent>
+                        </wps:txbx>
+                        <wps:bodyPr rot="0" spcFirstLastPara="0" vert="horz" wrap="square" lIns="91440" tIns="45720" rIns="91440" bIns="45720" numCol="1" spcCol="0" rtlCol="0" fromWordArt="0" anchor="ctr" anchorCtr="0" forceAA="0" compatLnSpc="1">
+                          <a:prstTxWarp prst="textNoShape">
+                            <a:avLst/>
+                          </a:prstTxWarp>
+                          <a:noAutofit/>
+                        </wps:bodyPr>
+                      </wps:wsp>
+                      <wps:wsp>
+                        <wps:cNvPr id="1634713712" name="Rectangle 1634713712"/>
+                        <wps:cNvSpPr/>
+                        <wps:spPr>
+                          <a:xfrm>
+                            <a:off x="180000" y="179967"/>
+                            <a:ext cx="876300" cy="197061"/>
+                          </a:xfrm>
+                          <a:prstGeom prst="rect">
+                            <a:avLst/>
+                          </a:prstGeom>
+                        </wps:spPr>
+                        <wps:style>
+                          <a:lnRef idx="2">
+                            <a:schemeClr val="accent1">
+                              <a:shade val="15000"/>
+                            </a:schemeClr>
+                          </a:lnRef>
+                          <a:fillRef idx="1">
+                            <a:schemeClr val="accent1"/>
+                          </a:fillRef>
+                          <a:effectRef idx="0">
+                            <a:schemeClr val="accent1"/>
+                          </a:effectRef>
+                          <a:fontRef idx="minor">
+                            <a:schemeClr val="lt1"/>
+                          </a:fontRef>
+                        </wps:style>
+                        <wps:txbx>
+                          <w:txbxContent>
+                            <w:p>
+                              <w:pPr>
+                                <w:spacing w:line="254" w:lineRule="auto"/>
+                                <w:jc w:val="center"/>
+                                <w:rPr>
+                                  <w:rFonts w:eastAsia="Aptos"/>
+                                  <w:sz w:val="12"/>
+                                  <w:szCs w:val="12"/>
+                                  <w14:ligatures w14:val="none"/>
+                                </w:rPr>
+                              </w:pPr>
+                              <w:r>
+                                <w:rPr>
+                                  <w:rFonts w:eastAsia="Aptos"/>
+                                  <w:color w:val="FFFFFF" w:themeColor="background1"/>
+                                  <w:sz w:val="12"/>
+                                  <w:szCs w:val="12"/>
+                                </w:rPr>
+                                <w:t>Data</w:t>
+                              </w:r>
+                              <w:r>
+                                <w:rPr>
+                                  <w:rFonts w:eastAsia="Aptos"/>
+                                  <w:color w:val="FFFFFF" w:themeColor="background1"/>
+                                  <w:sz w:val="12"/>
+                                  <w:szCs w:val="12"/>
+                                </w:rPr>
+                                <w:t>s</w:t>
+                              </w:r>
+                              <w:r>
+                                <w:rPr>
+                                  <w:rFonts w:eastAsia="Aptos"/>
+                                  <w:color w:val="FFFFFF" w:themeColor="background1"/>
+                                  <w:sz w:val="12"/>
+                                  <w:szCs w:val="12"/>
+                                </w:rPr>
+                                <w:t xml:space="preserve">et </w:t>
+                              </w:r>
+                              <w:r>
+                                <w:rPr>
+                                  <w:rFonts w:eastAsia="Aptos"/>
+                                  <w:sz w:val="12"/>
+                                  <w:szCs w:val="12"/>
+                                </w:rPr>
+                                <w:t xml:space="preserve">program </w:t>
+                              </w:r>
+                            </w:p>
+                          </w:txbxContent>
+                        </wps:txbx>
+                        <wps:bodyPr rot="0" spcFirstLastPara="0" vert="horz" wrap="square" lIns="91440" tIns="45720" rIns="91440" bIns="45720" numCol="1" spcCol="0" rtlCol="0" fromWordArt="0" anchor="ctr" anchorCtr="0" forceAA="0" compatLnSpc="1">
+                          <a:prstTxWarp prst="textNoShape">
+                            <a:avLst/>
+                          </a:prstTxWarp>
+                          <a:noAutofit/>
+                        </wps:bodyPr>
+                      </wps:wsp>
+                      <wps:wsp>
+                        <wps:cNvPr id="497467932" name="Text Box 1"/>
+                        <wps:cNvSpPr txBox="1"/>
+                        <wps:spPr>
+                          <a:xfrm>
+                            <a:off x="570028" y="396251"/>
+                            <a:ext cx="1139190" cy="197485"/>
+                          </a:xfrm>
+                          <a:prstGeom prst="rect">
+                            <a:avLst/>
+                          </a:prstGeom>
+                          <a:noFill/>
+                          <a:ln w="6350">
+                            <a:noFill/>
+                          </a:ln>
+                        </wps:spPr>
+                        <wps:txbx>
+                          <w:txbxContent>
+                            <w:p>
+                              <w:pPr>
+                                <w:spacing w:line="254" w:lineRule="auto"/>
+                                <w:rPr>
+                                  <w:rFonts w:eastAsia="Aptos"/>
+                                  <w:sz w:val="10"/>
+                                  <w:szCs w:val="10"/>
+                                  <w14:ligatures w14:val="none"/>
+                                </w:rPr>
+                              </w:pPr>
+                              <w:r>
+                                <w:rPr>
+                                  <w:rFonts w:eastAsia="Aptos"/>
+                                  <w:sz w:val="10"/>
+                                  <w:szCs w:val="10"/>
+                                </w:rPr>
+                                <w:t>Model to extract intent of program</w:t>
+                              </w:r>
+                            </w:p>
+                            <w:p>
+                              <w:pPr>
+                                <w:spacing w:line="254" w:lineRule="auto"/>
+                                <w:rPr>
+                                  <w:rFonts w:eastAsia="Aptos"/>
+                                  <w:sz w:val="10"/>
+                                  <w:szCs w:val="10"/>
+                                </w:rPr>
+                              </w:pPr>
+                              <w:r>
+                                <w:rPr>
+                                  <w:rFonts w:eastAsia="Aptos"/>
+                                  <w:sz w:val="10"/>
+                                  <w:szCs w:val="10"/>
+                                </w:rPr>
+                                <w:t>codegen-350m-multi/Mono</w:t>
+                              </w:r>
+                            </w:p>
+                          </w:txbxContent>
+                        </wps:txbx>
+                        <wps:bodyPr rot="0" spcFirstLastPara="0" vert="horz" wrap="none" lIns="91440" tIns="45720" rIns="91440" bIns="45720" numCol="1" spcCol="0" rtlCol="0" fromWordArt="0" anchor="t" anchorCtr="0" forceAA="0" compatLnSpc="1">
+                          <a:prstTxWarp prst="textNoShape">
+                            <a:avLst/>
+                          </a:prstTxWarp>
+                          <a:noAutofit/>
+                        </wps:bodyPr>
+                      </wps:wsp>
+                      <wps:wsp>
+                        <wps:cNvPr id="938693063" name="Straight Arrow Connector 938693063"/>
+                        <wps:cNvCnPr>
+                          <a:stCxn id="1634713712" idx="2"/>
+                          <a:endCxn id="485852541" idx="0"/>
+                        </wps:cNvCnPr>
+                        <wps:spPr>
+                          <a:xfrm flipH="1">
+                            <a:off x="613816" y="377028"/>
+                            <a:ext cx="4334" cy="260993"/>
+                          </a:xfrm>
+                          <a:prstGeom prst="straightConnector1">
+                            <a:avLst/>
+                          </a:prstGeom>
+                          <a:ln>
+                            <a:tailEnd type="triangle"/>
+                          </a:ln>
+                        </wps:spPr>
+                        <wps:style>
+                          <a:lnRef idx="1">
+                            <a:schemeClr val="accent1"/>
+                          </a:lnRef>
+                          <a:fillRef idx="0">
+                            <a:schemeClr val="accent1"/>
+                          </a:fillRef>
+                          <a:effectRef idx="0">
+                            <a:schemeClr val="accent1"/>
+                          </a:effectRef>
+                          <a:fontRef idx="minor">
+                            <a:schemeClr val="tx1"/>
+                          </a:fontRef>
+                        </wps:style>
+                        <wps:bodyPr/>
+                      </wps:wsp>
+                      <wps:wsp>
+                        <wps:cNvPr id="1102207432" name="Text Box 1"/>
+                        <wps:cNvSpPr txBox="1"/>
+                        <wps:spPr>
+                          <a:xfrm>
+                            <a:off x="1066570" y="1339273"/>
+                            <a:ext cx="768350" cy="235585"/>
+                          </a:xfrm>
+                          <a:prstGeom prst="rect">
+                            <a:avLst/>
+                          </a:prstGeom>
+                          <a:solidFill>
+                            <a:schemeClr val="tx2">
+                              <a:lumMod val="10000"/>
+                              <a:lumOff val="90000"/>
+                            </a:schemeClr>
+                          </a:solidFill>
+                          <a:ln w="6350">
+                            <a:solidFill>
+                              <a:schemeClr val="tx1"/>
+                            </a:solidFill>
+                            <a:prstDash val="sysDash"/>
+                          </a:ln>
+                        </wps:spPr>
+                        <wps:txbx>
+                          <w:txbxContent>
+                            <w:p>
+                              <w:pPr>
+                                <w:spacing w:after="0" w:line="254" w:lineRule="auto"/>
+                                <w:rPr>
+                                  <w:rFonts w:eastAsia="Aptos"/>
+                                  <w:sz w:val="10"/>
+                                  <w:szCs w:val="10"/>
+                                </w:rPr>
+                              </w:pPr>
+                              <w:r>
+                                <w:rPr>
+                                  <w:rFonts w:eastAsia="Aptos"/>
+                                  <w:sz w:val="10"/>
+                                  <w:szCs w:val="10"/>
+                                </w:rPr>
+                                <w:t>Text to Program</w:t>
+                              </w:r>
+                            </w:p>
+                            <w:p>
+                              <w:pPr>
+                                <w:spacing w:after="0" w:line="254" w:lineRule="auto"/>
+                                <w:rPr>
+                                  <w:rFonts w:eastAsia="Aptos"/>
+                                  <w:sz w:val="10"/>
+                                  <w:szCs w:val="10"/>
+                                </w:rPr>
+                              </w:pPr>
+                              <w:r>
+                                <w:rPr>
+                                  <w:rFonts w:eastAsia="Aptos"/>
+                                  <w:sz w:val="10"/>
+                                  <w:szCs w:val="10"/>
+                                </w:rPr>
+                                <w:t>codegen-350m-multi</w:t>
+                              </w:r>
+                            </w:p>
+                          </w:txbxContent>
+                        </wps:txbx>
+                        <wps:bodyPr rot="0" spcFirstLastPara="0" vert="horz" wrap="none" lIns="91440" tIns="45720" rIns="91440" bIns="45720" numCol="1" spcCol="0" rtlCol="0" fromWordArt="0" anchor="t" anchorCtr="0" forceAA="0" compatLnSpc="1">
+                          <a:prstTxWarp prst="textNoShape">
+                            <a:avLst/>
+                          </a:prstTxWarp>
+                          <a:noAutofit/>
+                        </wps:bodyPr>
+                      </wps:wsp>
+                      <wps:wsp>
+                        <wps:cNvPr id="1481128237" name="Flowchart: Document 1481128237"/>
+                        <wps:cNvSpPr/>
+                        <wps:spPr>
+                          <a:xfrm>
+                            <a:off x="1133060" y="195954"/>
+                            <a:ext cx="345881" cy="173673"/>
+                          </a:xfrm>
+                          <a:prstGeom prst="flowChartDocument">
+                            <a:avLst/>
+                          </a:prstGeom>
+                        </wps:spPr>
+                        <wps:style>
+                          <a:lnRef idx="2">
+                            <a:schemeClr val="accent1">
+                              <a:shade val="15000"/>
+                            </a:schemeClr>
+                          </a:lnRef>
+                          <a:fillRef idx="1">
+                            <a:schemeClr val="accent1"/>
+                          </a:fillRef>
+                          <a:effectRef idx="0">
+                            <a:schemeClr val="accent1"/>
+                          </a:effectRef>
+                          <a:fontRef idx="minor">
+                            <a:schemeClr val="lt1"/>
+                          </a:fontRef>
+                        </wps:style>
+                        <wps:txbx>
+                          <w:txbxContent>
+                            <w:p>
+                              <w:pPr>
+                                <w:spacing w:after="0"/>
+                                <w:jc w:val="center"/>
+                                <w:rPr>
+                                  <w:sz w:val="10"/>
+                                  <w:szCs w:val="10"/>
+                                </w:rPr>
+                              </w:pPr>
+                              <w:r>
+                                <w:rPr>
+                                  <w:sz w:val="10"/>
+                                  <w:szCs w:val="10"/>
+                                </w:rPr>
+                                <w:t>Progra</w:t>
+                              </w:r>
+                              <w:r>
+                                <w:rPr>
+                                  <w:sz w:val="10"/>
+                                  <w:szCs w:val="10"/>
+                                </w:rPr>
+                                <w:t>m</w:t>
+                              </w:r>
+                            </w:p>
+                          </w:txbxContent>
+                        </wps:txbx>
+                        <wps:bodyPr rot="0" spcFirstLastPara="0" vertOverflow="overflow" horzOverflow="overflow" vert="horz" wrap="square" lIns="0" tIns="45720" rIns="0" bIns="0" numCol="1" spcCol="0" rtlCol="0" fromWordArt="0" anchor="ctr" anchorCtr="0" forceAA="0" compatLnSpc="1">
+                          <a:prstTxWarp prst="textNoShape">
+                            <a:avLst/>
+                          </a:prstTxWarp>
+                          <a:noAutofit/>
+                        </wps:bodyPr>
+                      </wps:wsp>
+                      <wps:wsp>
+                        <wps:cNvPr id="1080673420" name="Flowchart: Document 1080673420"/>
+                        <wps:cNvSpPr/>
+                        <wps:spPr>
+                          <a:xfrm>
+                            <a:off x="1078439" y="554078"/>
+                            <a:ext cx="345440" cy="173355"/>
+                          </a:xfrm>
+                          <a:prstGeom prst="flowChartDocument">
+                            <a:avLst/>
+                          </a:prstGeom>
+                        </wps:spPr>
+                        <wps:style>
+                          <a:lnRef idx="2">
+                            <a:schemeClr val="accent1">
+                              <a:shade val="15000"/>
+                            </a:schemeClr>
+                          </a:lnRef>
+                          <a:fillRef idx="1">
+                            <a:schemeClr val="accent1"/>
+                          </a:fillRef>
+                          <a:effectRef idx="0">
+                            <a:schemeClr val="accent1"/>
+                          </a:effectRef>
+                          <a:fontRef idx="minor">
+                            <a:schemeClr val="lt1"/>
+                          </a:fontRef>
+                        </wps:style>
+                        <wps:txbx>
+                          <w:txbxContent>
+                            <w:p>
+                              <w:pPr>
+                                <w:spacing w:line="256" w:lineRule="auto"/>
+                                <w:jc w:val="center"/>
+                                <w:rPr>
+                                  <w:rFonts w:eastAsia="Aptos"/>
+                                  <w:sz w:val="10"/>
+                                  <w:szCs w:val="10"/>
+                                  <w14:ligatures w14:val="none"/>
+                                </w:rPr>
+                              </w:pPr>
+                              <w:r>
+                                <w:rPr>
+                                  <w:rFonts w:eastAsia="Aptos"/>
+                                  <w:sz w:val="10"/>
+                                  <w:szCs w:val="10"/>
+                                </w:rPr>
+                                <w:t>Intent</w:t>
+                              </w:r>
+                            </w:p>
+                          </w:txbxContent>
+                        </wps:txbx>
+                        <wps:bodyPr rot="0" spcFirstLastPara="0" vert="horz" wrap="square" lIns="0" tIns="45720" rIns="0" bIns="0" numCol="1" spcCol="0" rtlCol="0" fromWordArt="0" anchor="ctr" anchorCtr="0" forceAA="0" compatLnSpc="1">
+                          <a:prstTxWarp prst="textNoShape">
+                            <a:avLst/>
+                          </a:prstTxWarp>
+                          <a:noAutofit/>
+                        </wps:bodyPr>
+                      </wps:wsp>
+                      <wps:wsp>
+                        <wps:cNvPr id="3764307" name="Straight Arrow Connector 3764307"/>
+                        <wps:cNvCnPr>
+                          <a:stCxn id="1029503207" idx="3"/>
+                          <a:endCxn id="2104645216" idx="1"/>
+                        </wps:cNvCnPr>
+                        <wps:spPr>
+                          <a:xfrm flipV="1">
+                            <a:off x="2192229" y="779251"/>
+                            <a:ext cx="313858" cy="332"/>
+                          </a:xfrm>
+                          <a:prstGeom prst="straightConnector1">
+                            <a:avLst/>
+                          </a:prstGeom>
+                          <a:ln>
+                            <a:tailEnd type="triangle"/>
+                          </a:ln>
+                        </wps:spPr>
+                        <wps:style>
+                          <a:lnRef idx="1">
+                            <a:schemeClr val="accent1"/>
+                          </a:lnRef>
+                          <a:fillRef idx="0">
+                            <a:schemeClr val="accent1"/>
+                          </a:fillRef>
+                          <a:effectRef idx="0">
+                            <a:schemeClr val="accent1"/>
+                          </a:effectRef>
+                          <a:fontRef idx="minor">
+                            <a:schemeClr val="tx1"/>
+                          </a:fontRef>
+                        </wps:style>
+                        <wps:bodyPr/>
+                      </wps:wsp>
+                      <wps:wsp>
+                        <wps:cNvPr id="1496194609" name="Straight Arrow Connector 1496194609"/>
+                        <wps:cNvCnPr>
+                          <a:stCxn id="1188801560" idx="3"/>
+                          <a:endCxn id="777436601" idx="1"/>
+                        </wps:cNvCnPr>
+                        <wps:spPr>
+                          <a:xfrm>
+                            <a:off x="4524439" y="779033"/>
+                            <a:ext cx="657594" cy="485"/>
+                          </a:xfrm>
+                          <a:prstGeom prst="straightConnector1">
+                            <a:avLst/>
+                          </a:prstGeom>
+                          <a:ln>
+                            <a:tailEnd type="triangle"/>
+                          </a:ln>
+                        </wps:spPr>
+                        <wps:style>
+                          <a:lnRef idx="1">
+                            <a:schemeClr val="accent1"/>
+                          </a:lnRef>
+                          <a:fillRef idx="0">
+                            <a:schemeClr val="accent1"/>
+                          </a:fillRef>
+                          <a:effectRef idx="0">
+                            <a:schemeClr val="accent1"/>
+                          </a:effectRef>
+                          <a:fontRef idx="minor">
+                            <a:schemeClr val="tx1"/>
+                          </a:fontRef>
+                        </wps:style>
+                        <wps:bodyPr/>
+                      </wps:wsp>
+                      <wps:wsp>
+                        <wps:cNvPr id="718847805" name="Connector: Elbow 718847805"/>
+                        <wps:cNvCnPr>
+                          <a:endCxn id="2104645216" idx="0"/>
+                        </wps:cNvCnPr>
+                        <wps:spPr>
+                          <a:xfrm>
+                            <a:off x="1486894" y="270344"/>
+                            <a:ext cx="1457343" cy="367186"/>
+                          </a:xfrm>
+                          <a:prstGeom prst="bentConnector2">
+                            <a:avLst/>
+                          </a:prstGeom>
+                          <a:ln>
+                            <a:solidFill>
+                              <a:srgbClr val="FF0000"/>
+                            </a:solidFill>
+                            <a:prstDash val="sysDash"/>
+                            <a:headEnd type="triangle"/>
+                            <a:tailEnd type="triangle"/>
+                          </a:ln>
+                        </wps:spPr>
+                        <wps:style>
+                          <a:lnRef idx="1">
+                            <a:schemeClr val="accent1"/>
+                          </a:lnRef>
+                          <a:fillRef idx="0">
+                            <a:schemeClr val="accent1"/>
+                          </a:fillRef>
+                          <a:effectRef idx="0">
+                            <a:schemeClr val="accent1"/>
+                          </a:effectRef>
+                          <a:fontRef idx="minor">
+                            <a:schemeClr val="tx1"/>
+                          </a:fontRef>
+                        </wps:style>
+                        <wps:bodyPr/>
+                      </wps:wsp>
+                      <wps:wsp>
+                        <wps:cNvPr id="73027773" name="Connector: Elbow 73027773"/>
+                        <wps:cNvCnPr>
+                          <a:stCxn id="1102207432" idx="3"/>
+                          <a:endCxn id="269756084" idx="1"/>
+                        </wps:cNvCnPr>
+                        <wps:spPr>
+                          <a:xfrm flipV="1">
+                            <a:off x="1834920" y="1455784"/>
+                            <a:ext cx="676726" cy="1017"/>
+                          </a:xfrm>
+                          <a:prstGeom prst="bentConnector3">
+                            <a:avLst>
+                              <a:gd name="adj1" fmla="val 50000"/>
+                            </a:avLst>
+                          </a:prstGeom>
+                          <a:ln>
+                            <a:tailEnd type="triangle"/>
+                          </a:ln>
+                        </wps:spPr>
+                        <wps:style>
+                          <a:lnRef idx="1">
+                            <a:schemeClr val="accent1"/>
+                          </a:lnRef>
+                          <a:fillRef idx="0">
+                            <a:schemeClr val="accent1"/>
+                          </a:fillRef>
+                          <a:effectRef idx="0">
+                            <a:schemeClr val="accent1"/>
+                          </a:effectRef>
+                          <a:fontRef idx="minor">
+                            <a:schemeClr val="tx1"/>
+                          </a:fontRef>
+                        </wps:style>
+                        <wps:bodyPr/>
+                      </wps:wsp>
+                      <wps:wsp>
+                        <wps:cNvPr id="120882666" name="Flowchart: Document 120882666"/>
+                        <wps:cNvSpPr/>
+                        <wps:spPr>
+                          <a:xfrm>
+                            <a:off x="629248" y="987057"/>
+                            <a:ext cx="345440" cy="172720"/>
+                          </a:xfrm>
+                          <a:prstGeom prst="flowChartDocument">
+                            <a:avLst/>
+                          </a:prstGeom>
+                        </wps:spPr>
+                        <wps:style>
+                          <a:lnRef idx="2">
+                            <a:schemeClr val="accent1">
+                              <a:shade val="15000"/>
+                            </a:schemeClr>
+                          </a:lnRef>
+                          <a:fillRef idx="1">
+                            <a:schemeClr val="accent1"/>
+                          </a:fillRef>
+                          <a:effectRef idx="0">
+                            <a:schemeClr val="accent1"/>
+                          </a:effectRef>
+                          <a:fontRef idx="minor">
+                            <a:schemeClr val="lt1"/>
+                          </a:fontRef>
+                        </wps:style>
+                        <wps:txbx>
+                          <w:txbxContent>
+                            <w:p>
+                              <w:pPr>
+                                <w:spacing w:line="254" w:lineRule="auto"/>
+                                <w:jc w:val="center"/>
+                                <w:rPr>
+                                  <w:rFonts w:eastAsia="Aptos"/>
+                                  <w:sz w:val="10"/>
+                                  <w:szCs w:val="10"/>
+                                  <w14:ligatures w14:val="none"/>
+                                </w:rPr>
+                              </w:pPr>
+                              <w:r>
+                                <w:rPr>
+                                  <w:rFonts w:eastAsia="Aptos"/>
+                                  <w:sz w:val="10"/>
+                                  <w:szCs w:val="10"/>
+                                </w:rPr>
+                                <w:t>Intent</w:t>
+                              </w:r>
+                            </w:p>
+                          </w:txbxContent>
+                        </wps:txbx>
+                        <wps:bodyPr rot="0" spcFirstLastPara="0" vert="horz" wrap="square" lIns="0" tIns="45720" rIns="0" bIns="0" numCol="1" spcCol="0" rtlCol="0" fromWordArt="0" anchor="ctr" anchorCtr="0" forceAA="0" compatLnSpc="1">
+                          <a:prstTxWarp prst="textNoShape">
+                            <a:avLst/>
+                          </a:prstTxWarp>
+                          <a:noAutofit/>
+                        </wps:bodyPr>
+                      </wps:wsp>
+                      <wps:wsp>
+                        <wps:cNvPr id="662410426" name="Connector: Elbow 662410426"/>
+                        <wps:cNvCnPr>
+                          <a:stCxn id="1481128237" idx="3"/>
+                          <a:endCxn id="269756084" idx="0"/>
+                        </wps:cNvCnPr>
+                        <wps:spPr>
+                          <a:xfrm>
+                            <a:off x="1478941" y="282791"/>
+                            <a:ext cx="1465616" cy="1035935"/>
+                          </a:xfrm>
+                          <a:prstGeom prst="curvedConnector2">
+                            <a:avLst/>
+                          </a:prstGeom>
+                          <a:ln>
+                            <a:solidFill>
+                              <a:srgbClr val="FF0000"/>
+                            </a:solidFill>
+                            <a:prstDash val="sysDash"/>
+                            <a:headEnd type="triangle"/>
+                            <a:tailEnd type="triangle"/>
+                          </a:ln>
+                        </wps:spPr>
+                        <wps:style>
+                          <a:lnRef idx="1">
+                            <a:schemeClr val="accent1"/>
+                          </a:lnRef>
+                          <a:fillRef idx="0">
+                            <a:schemeClr val="accent1"/>
+                          </a:fillRef>
+                          <a:effectRef idx="0">
+                            <a:schemeClr val="accent1"/>
+                          </a:effectRef>
+                          <a:fontRef idx="minor">
+                            <a:schemeClr val="tx1"/>
+                          </a:fontRef>
+                        </wps:style>
+                        <wps:bodyPr/>
+                      </wps:wsp>
+                      <wps:wsp>
+                        <wps:cNvPr id="852954902" name="Connector: Elbow 662410426"/>
+                        <wps:cNvCnPr>
+                          <a:stCxn id="777436601" idx="2"/>
+                          <a:endCxn id="269756084" idx="3"/>
+                        </wps:cNvCnPr>
+                        <wps:spPr>
+                          <a:xfrm rot="5400000">
+                            <a:off x="4212587" y="106438"/>
+                            <a:ext cx="514228" cy="2184465"/>
+                          </a:xfrm>
+                          <a:prstGeom prst="curvedConnector2">
+                            <a:avLst/>
+                          </a:prstGeom>
+                          <a:ln>
+                            <a:solidFill>
+                              <a:srgbClr val="FF0000"/>
+                            </a:solidFill>
+                            <a:prstDash val="sysDash"/>
+                            <a:headEnd type="triangle"/>
+                            <a:tailEnd type="triangle"/>
+                          </a:ln>
+                        </wps:spPr>
+                        <wps:style>
+                          <a:lnRef idx="1">
+                            <a:schemeClr val="accent1"/>
+                          </a:lnRef>
+                          <a:fillRef idx="0">
+                            <a:schemeClr val="accent1"/>
+                          </a:fillRef>
+                          <a:effectRef idx="0">
+                            <a:schemeClr val="accent1"/>
+                          </a:effectRef>
+                          <a:fontRef idx="minor">
+                            <a:schemeClr val="tx1"/>
+                          </a:fontRef>
+                        </wps:style>
+                        <wps:bodyPr/>
+                      </wps:wsp>
+                      <wps:wsp>
+                        <wps:cNvPr id="1424898934" name="Text Box 1"/>
+                        <wps:cNvSpPr txBox="1"/>
+                        <wps:spPr>
+                          <a:xfrm>
+                            <a:off x="4592973" y="1356301"/>
+                            <a:ext cx="478790" cy="203835"/>
+                          </a:xfrm>
+                          <a:prstGeom prst="rect">
+                            <a:avLst/>
+                          </a:prstGeom>
+                          <a:noFill/>
+                          <a:ln w="6350">
+                            <a:noFill/>
+                          </a:ln>
+                        </wps:spPr>
+                        <wps:txbx>
+                          <w:txbxContent>
+                            <w:p>
+                              <w:pPr>
+                                <w:spacing w:line="254" w:lineRule="auto"/>
+                                <w:rPr>
+                                  <w:rFonts w:eastAsia="Aptos"/>
+                                  <w:sz w:val="10"/>
+                                  <w:szCs w:val="10"/>
+                                  <w14:ligatures w14:val="none"/>
+                                </w:rPr>
+                              </w:pPr>
+                              <w:r>
+                                <w:rPr>
+                                  <w:rFonts w:eastAsia="Aptos"/>
+                                  <w:sz w:val="10"/>
+                                  <w:szCs w:val="10"/>
+                                </w:rPr>
+                                <w:t>MSE Loss</w:t>
+                              </w:r>
+                            </w:p>
+                          </w:txbxContent>
+                        </wps:txbx>
+                        <wps:bodyPr rot="0" spcFirstLastPara="0" vert="horz" wrap="none" lIns="91440" tIns="45720" rIns="91440" bIns="45720" numCol="1" spcCol="0" rtlCol="0" fromWordArt="0" anchor="t" anchorCtr="0" forceAA="0" compatLnSpc="1">
+                          <a:prstTxWarp prst="textNoShape">
+                            <a:avLst/>
+                          </a:prstTxWarp>
+                          <a:noAutofit/>
+                        </wps:bodyPr>
+                      </wps:wsp>
+                      <wps:wsp>
+                        <wps:cNvPr id="954300063" name="Oval 954300063"/>
+                        <wps:cNvSpPr/>
+                        <wps:spPr>
+                          <a:xfrm>
+                            <a:off x="2055412" y="870667"/>
+                            <a:ext cx="210709" cy="190831"/>
+                          </a:xfrm>
+                          <a:prstGeom prst="ellipse">
+                            <a:avLst/>
+                          </a:prstGeom>
+                          <a:solidFill>
+                            <a:schemeClr val="accent6">
+                              <a:lumMod val="75000"/>
+                            </a:schemeClr>
+                          </a:solidFill>
+                        </wps:spPr>
+                        <wps:style>
+                          <a:lnRef idx="2">
+                            <a:schemeClr val="accent1">
+                              <a:shade val="15000"/>
+                            </a:schemeClr>
+                          </a:lnRef>
+                          <a:fillRef idx="1">
+                            <a:schemeClr val="accent1"/>
+                          </a:fillRef>
+                          <a:effectRef idx="0">
+                            <a:schemeClr val="accent1"/>
+                          </a:effectRef>
+                          <a:fontRef idx="minor">
+                            <a:schemeClr val="lt1"/>
+                          </a:fontRef>
+                        </wps:style>
+                        <wps:txbx>
+                          <w:txbxContent>
+                            <w:p>
+                              <w:pPr>
+                                <w:jc w:val="center"/>
+                                <w:rPr>
+                                  <w:color w:val="FFFFFF" w:themeColor="background1"/>
+                                  <w:sz w:val="14"/>
+                                  <w:szCs w:val="14"/>
+                                </w:rPr>
+                              </w:pPr>
+                              <w:r>
+                                <w:rPr>
+                                  <w:color w:val="FFFFFF" w:themeColor="background1"/>
+                                  <w:sz w:val="14"/>
+                                  <w:szCs w:val="14"/>
+                                </w:rPr>
+                                <w:t>1</w:t>
+                              </w:r>
+                            </w:p>
+                          </w:txbxContent>
+                        </wps:txbx>
+                        <wps:bodyPr rot="0" spcFirstLastPara="0" vertOverflow="overflow" horzOverflow="overflow" vert="horz" wrap="square" lIns="0" tIns="0" rIns="0" bIns="0" numCol="1" spcCol="0" rtlCol="0" fromWordArt="0" anchor="ctr" anchorCtr="0" forceAA="0" compatLnSpc="1">
+                          <a:prstTxWarp prst="textNoShape">
+                            <a:avLst/>
+                          </a:prstTxWarp>
+                          <a:noAutofit/>
+                        </wps:bodyPr>
+                      </wps:wsp>
+                      <wps:wsp>
+                        <wps:cNvPr id="206903482" name="Oval 206903482"/>
+                        <wps:cNvSpPr/>
+                        <wps:spPr>
+                          <a:xfrm>
+                            <a:off x="1770261" y="1527469"/>
+                            <a:ext cx="210185" cy="166159"/>
+                          </a:xfrm>
+                          <a:prstGeom prst="ellipse">
+                            <a:avLst/>
+                          </a:prstGeom>
+                          <a:solidFill>
+                            <a:schemeClr val="accent6">
+                              <a:lumMod val="75000"/>
+                            </a:schemeClr>
+                          </a:solidFill>
+                        </wps:spPr>
+                        <wps:style>
+                          <a:lnRef idx="2">
+                            <a:schemeClr val="accent1">
+                              <a:shade val="15000"/>
+                            </a:schemeClr>
+                          </a:lnRef>
+                          <a:fillRef idx="1">
+                            <a:schemeClr val="accent1"/>
+                          </a:fillRef>
+                          <a:effectRef idx="0">
+                            <a:schemeClr val="accent1"/>
+                          </a:effectRef>
+                          <a:fontRef idx="minor">
+                            <a:schemeClr val="lt1"/>
+                          </a:fontRef>
+                        </wps:style>
+                        <wps:txbx>
+                          <w:txbxContent>
+                            <w:p>
+                              <w:pPr>
+                                <w:spacing w:line="256" w:lineRule="auto"/>
+                                <w:jc w:val="center"/>
+                                <w:rPr>
+                                  <w:rFonts w:eastAsia="Aptos"/>
+                                  <w:color w:val="FFFFFF"/>
+                                  <w:sz w:val="14"/>
+                                  <w:szCs w:val="14"/>
+                                  <w14:ligatures w14:val="none"/>
+                                </w:rPr>
+                              </w:pPr>
+                              <w:r>
+                                <w:rPr>
+                                  <w:rFonts w:eastAsia="Aptos"/>
+                                  <w:color w:val="FFFFFF"/>
+                                  <w:sz w:val="14"/>
+                                  <w:szCs w:val="14"/>
+                                </w:rPr>
+                                <w:t>2</w:t>
+                              </w:r>
+                            </w:p>
+                          </w:txbxContent>
+                        </wps:txbx>
+                        <wps:bodyPr rot="0" spcFirstLastPara="0" vert="horz" wrap="square" lIns="0" tIns="0" rIns="0" bIns="0" numCol="1" spcCol="0" rtlCol="0" fromWordArt="0" anchor="ctr" anchorCtr="0" forceAA="0" compatLnSpc="1">
+                          <a:prstTxWarp prst="textNoShape">
+                            <a:avLst/>
+                          </a:prstTxWarp>
+                          <a:noAutofit/>
+                        </wps:bodyPr>
+                      </wps:wsp>
+                      <wps:wsp>
+                        <wps:cNvPr id="436715212" name="Oval 436715212"/>
+                        <wps:cNvSpPr/>
+                        <wps:spPr>
+                          <a:xfrm>
+                            <a:off x="4461777" y="831951"/>
+                            <a:ext cx="210185" cy="189865"/>
+                          </a:xfrm>
+                          <a:prstGeom prst="ellipse">
+                            <a:avLst/>
+                          </a:prstGeom>
+                          <a:solidFill>
+                            <a:schemeClr val="accent6">
+                              <a:lumMod val="75000"/>
+                            </a:schemeClr>
+                          </a:solidFill>
+                        </wps:spPr>
+                        <wps:style>
+                          <a:lnRef idx="2">
+                            <a:schemeClr val="accent1">
+                              <a:shade val="15000"/>
+                            </a:schemeClr>
+                          </a:lnRef>
+                          <a:fillRef idx="1">
+                            <a:schemeClr val="accent1"/>
+                          </a:fillRef>
+                          <a:effectRef idx="0">
+                            <a:schemeClr val="accent1"/>
+                          </a:effectRef>
+                          <a:fontRef idx="minor">
+                            <a:schemeClr val="lt1"/>
+                          </a:fontRef>
+                        </wps:style>
+                        <wps:txbx>
+                          <w:txbxContent>
+                            <w:p>
+                              <w:pPr>
+                                <w:spacing w:line="254" w:lineRule="auto"/>
+                                <w:jc w:val="center"/>
+                                <w:rPr>
+                                  <w:rFonts w:eastAsia="Aptos"/>
+                                  <w:color w:val="FFFFFF"/>
+                                  <w:sz w:val="14"/>
+                                  <w:szCs w:val="14"/>
+                                  <w14:ligatures w14:val="none"/>
+                                </w:rPr>
+                              </w:pPr>
+                              <w:r>
+                                <w:rPr>
+                                  <w:rFonts w:eastAsia="Aptos"/>
+                                  <w:color w:val="FFFFFF"/>
+                                  <w:sz w:val="14"/>
+                                  <w:szCs w:val="14"/>
+                                </w:rPr>
+                                <w:t>3</w:t>
+                              </w:r>
+                            </w:p>
+                          </w:txbxContent>
+                        </wps:txbx>
+                        <wps:bodyPr rot="0" spcFirstLastPara="0" vert="horz" wrap="square" lIns="0" tIns="0" rIns="0" bIns="0" numCol="1" spcCol="0" rtlCol="0" fromWordArt="0" anchor="ctr" anchorCtr="0" forceAA="0" compatLnSpc="1">
+                          <a:prstTxWarp prst="textNoShape">
+                            <a:avLst/>
+                          </a:prstTxWarp>
+                          <a:noAutofit/>
+                        </wps:bodyPr>
+                      </wps:wsp>
+                      <wps:wsp>
+                        <wps:cNvPr id="1168979579" name="Text Box 1168979579"/>
+                        <wps:cNvSpPr txBox="1"/>
+                        <wps:spPr>
+                          <a:xfrm>
+                            <a:off x="4408998" y="1559853"/>
+                            <a:ext cx="1745311" cy="403763"/>
+                          </a:xfrm>
+                          <a:prstGeom prst="rect">
+                            <a:avLst/>
+                          </a:prstGeom>
+                          <a:solidFill>
+                            <a:schemeClr val="lt1"/>
+                          </a:solidFill>
+                          <a:ln w="6350">
+                            <a:noFill/>
+                          </a:ln>
+                        </wps:spPr>
+                        <wps:txbx>
+                          <w:txbxContent>
+                            <w:p>
+                              <w:pPr>
+                                <w:rPr>
+                                  <w:sz w:val="10"/>
+                                  <w:szCs w:val="10"/>
+                                </w:rPr>
+                              </w:pPr>
+                              <w:r>
+                                <w:rPr>
+                                  <w:sz w:val="10"/>
+                                  <w:szCs w:val="10"/>
+                                </w:rPr>
+                                <w:t>Give intent, generate C++ Program instead of python, convert to python and compare with the python code that the model would have generated given the same prompt</w:t>
+                              </w:r>
+                            </w:p>
+                          </w:txbxContent>
+                        </wps:txbx>
+                        <wps:bodyPr rot="0" spcFirstLastPara="0" vertOverflow="overflow" horzOverflow="overflow" vert="horz" wrap="square" lIns="91440" tIns="45720" rIns="91440" bIns="45720" numCol="1" spcCol="0" rtlCol="0" fromWordArt="0" anchor="t" anchorCtr="0" forceAA="0" compatLnSpc="1">
+                          <a:prstTxWarp prst="textNoShape">
+                            <a:avLst/>
+                          </a:prstTxWarp>
+                          <a:noAutofit/>
+                        </wps:bodyPr>
+                      </wps:wsp>
+                      <wps:wsp>
+                        <wps:cNvPr id="1776238469" name="Text Box 1"/>
+                        <wps:cNvSpPr txBox="1"/>
+                        <wps:spPr>
+                          <a:xfrm>
+                            <a:off x="3571231" y="1806042"/>
+                            <a:ext cx="768350" cy="187960"/>
+                          </a:xfrm>
+                          <a:prstGeom prst="rect">
+                            <a:avLst/>
+                          </a:prstGeom>
+                          <a:solidFill>
+                            <a:schemeClr val="tx2">
+                              <a:lumMod val="10000"/>
+                              <a:lumOff val="90000"/>
+                            </a:schemeClr>
+                          </a:solidFill>
+                          <a:ln w="6350">
+                            <a:solidFill>
+                              <a:schemeClr val="tx1"/>
+                            </a:solidFill>
+                            <a:prstDash val="sysDash"/>
+                          </a:ln>
+                        </wps:spPr>
+                        <wps:txbx>
+                          <w:txbxContent>
+                            <w:p>
+                              <w:pPr>
+                                <w:spacing w:line="254" w:lineRule="auto"/>
+                                <w:rPr>
+                                  <w:rFonts w:eastAsia="Aptos"/>
+                                  <w:sz w:val="10"/>
+                                  <w:szCs w:val="10"/>
+                                  <w14:ligatures w14:val="none"/>
+                                </w:rPr>
+                              </w:pPr>
+                              <w:r>
+                                <w:rPr>
+                                  <w:rFonts w:eastAsia="Aptos"/>
+                                  <w:sz w:val="10"/>
+                                  <w:szCs w:val="10"/>
+                                </w:rPr>
+                                <w:t>Model Training</w:t>
+                              </w:r>
+                            </w:p>
+                            <w:p>
+                              <w:pPr>
+                                <w:spacing w:line="254" w:lineRule="auto"/>
+                                <w:rPr>
+                                  <w:rFonts w:eastAsia="Aptos"/>
+                                  <w:sz w:val="10"/>
+                                  <w:szCs w:val="10"/>
+                                </w:rPr>
+                              </w:pPr>
+                              <w:r>
+                                <w:rPr>
+                                  <w:rFonts w:eastAsia="Aptos"/>
+                                  <w:sz w:val="10"/>
+                                  <w:szCs w:val="10"/>
+                                </w:rPr>
+                                <w:t>codegen-350m-multi</w:t>
+                              </w:r>
+                            </w:p>
+                          </w:txbxContent>
+                        </wps:txbx>
+                        <wps:bodyPr rot="0" spcFirstLastPara="0" vert="horz" wrap="none" lIns="91440" tIns="45720" rIns="91440" bIns="45720" numCol="1" spcCol="0" rtlCol="0" fromWordArt="0" anchor="t" anchorCtr="0" forceAA="0" compatLnSpc="1">
+                          <a:prstTxWarp prst="textNoShape">
+                            <a:avLst/>
+                          </a:prstTxWarp>
+                          <a:noAutofit/>
+                        </wps:bodyPr>
+                      </wps:wsp>
+                    </wpc:wpc>
+                  </a:graphicData>
+                </a:graphic>
+              </wp:inline>
+            </w:drawing>
+          </mc:Choice>
+          <mc:Fallback>
+            <w:pict>
+              <v:group w14:anchorId="3AE30227" id="Canvas 3" o:spid="_x0000_s1026" editas="canvas" style="width:527pt;height:160.4pt;mso-position-horizontal-relative:char;mso-position-vertical-relative:line" coordsize="66929,20364" o:gfxdata="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">
+                <v:shapetype id="_x0000_t75" coordsize="21600,21600" o:spt="75" o:preferrelative="t" path="m@4@5l@4@11@9@11@9@5xe" filled="f" stroked="f">
+                  <v:stroke joinstyle="miter"/>
+                  <v:formulas>
+                    <v:f eqn="if lineDrawn pixelLineWidth 0"/>
+                    <v:f eqn="sum @0 1 0"/>
+                    <v:f eqn="sum 0 0 @1"/>
+                    <v:f eqn="prod @2 1 2"/>
+                    <v:f eqn="prod @3 21600 pixelWidth"/>
+                    <v:f eqn="prod @3 21600 pixelHeight"/>
+                    <v:f eqn="sum @0 0 1"/>
+                    <v:f eqn="prod @6 1 2"/>
+                    <v:f eqn="prod @7 21600 pixelWidth"/>
+                    <v:f eqn="sum @8 21600 0"/>
+                    <v:f eqn="prod @7 21600 pixelHeight"/>
+                    <v:f eqn="sum @10 21600 0"/>
+                  </v:formulas>
+                  <v:path o:extrusionok="f" gradientshapeok="t" o:connecttype="rect"/>
+                  <o:lock v:ext="edit" aspectratio="t"/>
+                </v:shapetype>
+                <v:shape id="_x0000_s1027" type="#_x0000_t75" style="position:absolute;width:66929;height:20364;visibility:visible;mso-wrap-style:square" filled="t">
+                  <v:fill o:detectmouseclick="t"/>
+                  <v:path o:connecttype="none"/>
+                </v:shape>
+                <v:rect id="Rectangle 2104645216" o:spid="_x0000_s1028" style="position:absolute;left:25060;top:6376;width:8763;height:2832;visibility:visible;mso-wrap-style:square;v-text-anchor:middle" o:gfxdata="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" fillcolor="#156082 [3204]" strokecolor="#030e13 [484]" strokeweight="1pt">
+                  <v:textbox>
+                    <w:txbxContent>
+                      <w:p>
+                        <w:pPr>
+                          <w:spacing w:line="256" w:lineRule="auto"/>
+                          <w:jc w:val="center"/>
+                          <w:rPr>
+                            <w:rFonts w:eastAsia="Aptos"/>
+                            <w:sz w:val="20"/>
+                            <w:szCs w:val="20"/>
+                            <w14:ligatures w14:val="none"/>
+                          </w:rPr>
+                        </w:pPr>
+                        <w:r>
+                          <w:rPr>
+                            <w:rFonts w:eastAsia="Aptos"/>
+                            <w:sz w:val="20"/>
+                            <w:szCs w:val="20"/>
+                          </w:rPr>
+                          <w:t>C++</w:t>
+                        </w:r>
+                        <w:r>
+                          <w:rPr>
+                            <w:rFonts w:eastAsia="Aptos"/>
+                            <w:sz w:val="20"/>
+                            <w:szCs w:val="20"/>
+                          </w:rPr>
+                          <w:t xml:space="preserve"> </w:t>
+                        </w:r>
+                        <w:r>
+                          <w:rPr>
+                            <w:rFonts w:eastAsia="Aptos"/>
+                            <w:sz w:val="16"/>
+                            <w:szCs w:val="16"/>
+                          </w:rPr>
+                          <w:t>Program</w:t>
+                        </w:r>
+                      </w:p>
+                    </w:txbxContent>
+                  </v:textbox>
+                </v:rect>
+                <v:rect id="Rectangle 777436601" o:spid="_x0000_s1029" style="position:absolute;left:51820;top:6175;width:7598;height:3242;visibility:visible;mso-wrap-style:square;v-text-anchor:middle" o:gfxdata="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" fillcolor="#156082 [3204]" strokecolor="#030e13 [484]" strokeweight="1pt">
+                  <v:textbox>
+                    <w:txbxContent>
+                      <w:p>
+                        <w:pPr>
+                          <w:spacing w:line="254" w:lineRule="auto"/>
+                          <w:rPr>
+                            <w:rFonts w:eastAsia="Aptos"/>
+                            <w14:ligatures w14:val="none"/>
+                          </w:rPr>
+                        </w:pPr>
+                        <w:r>
+                          <w:rPr>
+                            <w:rFonts w:eastAsia="Aptos"/>
+                          </w:rPr>
+                          <w:t xml:space="preserve"> Python</w:t>
+                        </w:r>
+                      </w:p>
+                    </w:txbxContent>
+                  </v:textbox>
+                </v:rect>
+                <v:shapetype id="_x0000_t32" coordsize="21600,21600" o:spt="32" o:oned="t" path="m,l21600,21600e" filled="f">
+                  <v:path arrowok="t" fillok="f" o:connecttype="none"/>
+                  <o:lock v:ext="edit" shapetype="t"/>
+                </v:shapetype>
+                <v:shape id="Straight Arrow Connector 380530610" o:spid="_x0000_s1030" type="#_x0000_t32" style="position:absolute;left:10519;top:7795;width:3719;height:1;flip:y;visibility:visible;mso-wrap-style:square" o:connectortype="straight" o:gfxdata="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" strokecolor="#156082 [3204]" strokeweight=".5pt">
+                  <v:stroke endarrow="block" joinstyle="miter"/>
+                </v:shape>
+                <v:shape id="Straight Arrow Connector 289416038" o:spid="_x0000_s1031" type="#_x0000_t32" style="position:absolute;left:33823;top:7792;width:3737;height:0;visibility:visible;mso-wrap-style:square" o:connectortype="straight" o:gfxdata="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" strokecolor="#156082 [3204]" strokeweight=".5pt">
+                  <v:stroke endarrow="block" joinstyle="miter"/>
+                </v:shape>
+                <v:shapetype id="_x0000_t202" coordsize="21600,21600" o:spt="202" path="m,l,21600r21600,l21600,xe">
+                  <v:stroke joinstyle="miter"/>
+                  <v:path gradientshapeok="t" o:connecttype="rect"/>
+                </v:shapetype>
+                <v:shape id="Text Box 1029503207" o:spid="_x0000_s1032" type="#_x0000_t202" style="position:absolute;left:14238;top:6528;width:7684;height:2534;visibility:visible;mso-wrap-style:none;v-text-anchor:top" o:gfxdata="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" fillcolor="#dceaf7 [351]" strokecolor="black [3213]" strokeweight=".5pt">
+                  <v:stroke dashstyle="3 1"/>
+                  <v:textbox>
+                    <w:txbxContent>
+                      <w:p>
+                        <w:pPr>
+                          <w:spacing w:after="0"/>
+                          <w:rPr>
+                            <w:sz w:val="10"/>
+                            <w:szCs w:val="10"/>
+                          </w:rPr>
+                        </w:pPr>
+                        <w:r>
+                          <w:rPr>
+                            <w:sz w:val="10"/>
+                            <w:szCs w:val="10"/>
+                          </w:rPr>
+                          <w:t>Text to Program</w:t>
+                        </w:r>
+                      </w:p>
+                      <w:p>
+                        <w:pPr>
+                          <w:spacing w:after="0"/>
+                          <w:rPr>
+                            <w:sz w:val="10"/>
+                            <w:szCs w:val="10"/>
+                          </w:rPr>
+                        </w:pPr>
+                        <w:r>
+                          <w:rPr>
+                            <w:sz w:val="10"/>
+                            <w:szCs w:val="10"/>
+                          </w:rPr>
+                          <w:t>codegen-350m-multi</w:t>
+                        </w:r>
+                      </w:p>
+                    </w:txbxContent>
+                  </v:textbox>
+                </v:shape>
+                <v:shape id="Text Box 1" o:spid="_x0000_s1033" type="#_x0000_t202" style="position:absolute;left:24159;top:2920;width:4788;height:2042;visibility:visible;mso-wrap-style:none;v-text-anchor:top" o:gfxdata="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" filled="f" stroked="f" strokeweight=".5pt">
+                  <v:textbox>
+                    <w:txbxContent>
+                      <w:p>
+                        <w:pPr>
+                          <w:spacing w:after="0" w:line="256" w:lineRule="auto"/>
+                          <w:rPr>
+                            <w:rFonts w:eastAsia="Aptos"/>
+                            <w:sz w:val="10"/>
+                            <w:szCs w:val="10"/>
+                            <w14:ligatures w14:val="none"/>
+                          </w:rPr>
+                        </w:pPr>
+                        <w:r>
+                          <w:rPr>
+                            <w:rFonts w:eastAsia="Aptos"/>
+                            <w:sz w:val="10"/>
+                            <w:szCs w:val="10"/>
+                          </w:rPr>
+                          <w:t>MSE Loss</w:t>
+                        </w:r>
+                      </w:p>
+                    </w:txbxContent>
+                  </v:textbox>
+                </v:shape>
+                <v:rect id="Rectangle 269756084" o:spid="_x0000_s1034" style="position:absolute;left:25116;top:13187;width:8658;height:2746;visibility:visible;mso-wrap-style:square;v-text-anchor:middle" o:gfxdata="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" fillcolor="#156082 [3204]" strokecolor="#030e13 [484]" strokeweight="1pt">
+                  <v:textbox>
+                    <w:txbxContent>
+                      <w:p>
+                        <w:pPr>
+                          <w:spacing w:line="252" w:lineRule="auto"/>
+                          <w:rPr>
+                            <w:rFonts w:eastAsia="Aptos"/>
+                            <w:sz w:val="14"/>
+                            <w:szCs w:val="14"/>
+                            <w14:ligatures w14:val="none"/>
+                          </w:rPr>
+                        </w:pPr>
+                        <w:r>
+                          <w:rPr>
+                            <w:rFonts w:eastAsia="Aptos"/>
+                            <w:sz w:val="14"/>
+                            <w:szCs w:val="14"/>
+                          </w:rPr>
+                          <w:t xml:space="preserve"> Python</w:t>
+                        </w:r>
+                        <w:r>
+                          <w:rPr>
+                            <w:rFonts w:eastAsia="Aptos"/>
+                            <w:sz w:val="14"/>
+                            <w:szCs w:val="14"/>
+                          </w:rPr>
+                          <w:t xml:space="preserve"> </w:t>
+                        </w:r>
+                        <w:r>
+                          <w:rPr>
+                            <w:rFonts w:eastAsia="Aptos"/>
+                            <w:sz w:val="14"/>
+                            <w:szCs w:val="14"/>
+                          </w:rPr>
+                          <w:t>Program</w:t>
+                        </w:r>
+                      </w:p>
+                    </w:txbxContent>
+                  </v:textbox>
+                </v:rect>
+                <v:shapetype id="_x0000_t33" coordsize="21600,21600" o:spt="33" o:oned="t" path="m,l21600,r,21600e" filled="f">
+                  <v:stroke joinstyle="miter"/>
+                  <v:path arrowok="t" fillok="f" o:connecttype="none"/>
+                  <o:lock v:ext="edit" shapetype="t"/>
+                </v:shapetype>
+                <v:shape id="Connector: Elbow 93766177" o:spid="_x0000_s1035" type="#_x0000_t33" style="position:absolute;left:5721;top:9629;width:5362;height:4527;rotation:90;flip:x;visibility:visible;mso-wrap-style:square" o:connectortype="elbow" o:gfxdata="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" strokecolor="#156082 [3204]" strokeweight=".5pt">
+                  <v:stroke endarrow="block"/>
+                </v:shape>
+                <v:shape id="Text Box 1" o:spid="_x0000_s1036" type="#_x0000_t202" style="position:absolute;left:37560;top:6528;width:7684;height:2527;visibility:visible;mso-wrap-style:none;v-text-anchor:top" o:gfxdata="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" fillcolor="#dceaf7 [351]" strokecolor="black [3213]" strokeweight=".5pt">
+                  <v:stroke dashstyle="3 1"/>
+                  <v:textbox>
+                    <w:txbxContent>
+                      <w:p>
+                        <w:pPr>
+                          <w:spacing w:after="0" w:line="256" w:lineRule="auto"/>
+                          <w:rPr>
+                            <w:rFonts w:eastAsia="Aptos"/>
+                            <w:sz w:val="10"/>
+                            <w:szCs w:val="10"/>
+                            <w14:ligatures w14:val="none"/>
+                          </w:rPr>
+                        </w:pPr>
+                        <w:r>
+                          <w:rPr>
+                            <w:rFonts w:eastAsia="Aptos"/>
+                            <w:sz w:val="10"/>
+                            <w:szCs w:val="10"/>
+                          </w:rPr>
+                          <w:t>Program</w:t>
+                        </w:r>
+                        <w:r>
+                          <w:rPr>
+                            <w:rFonts w:eastAsia="Aptos"/>
+                            <w:sz w:val="10"/>
+                            <w:szCs w:val="10"/>
+                          </w:rPr>
+                          <w:t xml:space="preserve"> to Program</w:t>
+                        </w:r>
+                      </w:p>
+                      <w:p>
+                        <w:pPr>
+                          <w:spacing w:after="0" w:line="256" w:lineRule="auto"/>
+                          <w:rPr>
+                            <w:rFonts w:eastAsia="Aptos"/>
+                            <w:sz w:val="10"/>
+                            <w:szCs w:val="10"/>
+                          </w:rPr>
+                        </w:pPr>
+                        <w:r>
+                          <w:rPr>
+                            <w:rFonts w:eastAsia="Aptos"/>
+                            <w:sz w:val="10"/>
+                            <w:szCs w:val="10"/>
+                          </w:rPr>
+                          <w:t>codegen-350m-multi</w:t>
+                        </w:r>
+                      </w:p>
+                    </w:txbxContent>
+                  </v:textbox>
+                </v:shape>
+                <v:rect id="Rectangle 485852541" o:spid="_x0000_s1037" style="position:absolute;left:1756;top:6380;width:8763;height:2832;visibility:visible;mso-wrap-style:square;v-text-anchor:middle" o:gfxdata="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" fillcolor="#156082 [3204]" strokecolor="#030e13 [484]" strokeweight="1pt">
+                  <v:textbox>
+                    <w:txbxContent>
+                      <w:p>
+                        <w:pPr>
+                          <w:spacing w:line="256" w:lineRule="auto"/>
+                          <w:jc w:val="center"/>
+                          <w:rPr>
+                            <w:rFonts w:eastAsia="Aptos"/>
+                            <w:sz w:val="12"/>
+                            <w:szCs w:val="12"/>
+                            <w14:ligatures w14:val="none"/>
+                          </w:rPr>
+                        </w:pPr>
+                        <w:r>
+                          <w:rPr>
+                            <w:rFonts w:eastAsia="Aptos"/>
+                            <w:sz w:val="12"/>
+                            <w:szCs w:val="12"/>
+                          </w:rPr>
+                          <w:t xml:space="preserve">Intent of </w:t>
+                        </w:r>
+                        <w:r>
+                          <w:rPr>
+                            <w:rFonts w:eastAsia="Aptos"/>
+                            <w:sz w:val="12"/>
+                            <w:szCs w:val="12"/>
+                          </w:rPr>
+                          <w:t>Data</w:t>
+                        </w:r>
+                        <w:r>
+                          <w:rPr>
+                            <w:rFonts w:eastAsia="Aptos"/>
+                            <w:sz w:val="12"/>
+                            <w:szCs w:val="12"/>
+                          </w:rPr>
+                          <w:t>s</w:t>
+                        </w:r>
+                        <w:r>
+                          <w:rPr>
+                            <w:rFonts w:eastAsia="Aptos"/>
+                            <w:sz w:val="12"/>
+                            <w:szCs w:val="12"/>
+                          </w:rPr>
+                          <w:t>et</w:t>
+                        </w:r>
+                        <w:r>
+                          <w:rPr>
+                            <w:rFonts w:eastAsia="Aptos"/>
+                            <w:sz w:val="12"/>
+                            <w:szCs w:val="12"/>
+                          </w:rPr>
+                          <w:t>’s</w:t>
+                        </w:r>
+                        <w:r>
+                          <w:rPr>
+                            <w:rFonts w:eastAsia="Aptos"/>
+                            <w:sz w:val="12"/>
+                            <w:szCs w:val="12"/>
+                          </w:rPr>
+                          <w:t xml:space="preserve"> program</w:t>
+                        </w:r>
+                      </w:p>
+                    </w:txbxContent>
+                  </v:textbox>
+                </v:rect>
+                <v:rect id="Rectangle 1634713712" o:spid="_x0000_s1038" style="position:absolute;left:1800;top:1799;width:8763;height:1971;visibility:visible;mso-wrap-style:square;v-text-anchor:middle" o:gfxdata="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" fillcolor="#156082 [3204]" strokecolor="#030e13 [484]" strokeweight="1pt">
+                  <v:textbox>
+                    <w:txbxContent>
+                      <w:p>
+                        <w:pPr>
+                          <w:spacing w:line="254" w:lineRule="auto"/>
+                          <w:jc w:val="center"/>
+                          <w:rPr>
+                            <w:rFonts w:eastAsia="Aptos"/>
+                            <w:sz w:val="12"/>
+                            <w:szCs w:val="12"/>
+                            <w14:ligatures w14:val="none"/>
+                          </w:rPr>
+                        </w:pPr>
+                        <w:r>
+                          <w:rPr>
+                            <w:rFonts w:eastAsia="Aptos"/>
+                            <w:color w:val="FFFFFF" w:themeColor="background1"/>
+                            <w:sz w:val="12"/>
+                            <w:szCs w:val="12"/>
+                          </w:rPr>
+                          <w:t>Data</w:t>
+                        </w:r>
+                        <w:r>
+                          <w:rPr>
+                            <w:rFonts w:eastAsia="Aptos"/>
+                            <w:color w:val="FFFFFF" w:themeColor="background1"/>
+                            <w:sz w:val="12"/>
+                            <w:szCs w:val="12"/>
+                          </w:rPr>
+                          <w:t>s</w:t>
+                        </w:r>
+                        <w:r>
+                          <w:rPr>
+                            <w:rFonts w:eastAsia="Aptos"/>
+                            <w:color w:val="FFFFFF" w:themeColor="background1"/>
+                            <w:sz w:val="12"/>
+                            <w:szCs w:val="12"/>
+                          </w:rPr>
+                          <w:t xml:space="preserve">et </w:t>
+                        </w:r>
+                        <w:r>
+                          <w:rPr>
+                            <w:rFonts w:eastAsia="Aptos"/>
+                            <w:sz w:val="12"/>
+                            <w:szCs w:val="12"/>
+                          </w:rPr>
+                          <w:t xml:space="preserve">program </w:t>
+                        </w:r>
+                      </w:p>
+                    </w:txbxContent>
+                  </v:textbox>
+                </v:rect>
+                <v:shape id="Text Box 1" o:spid="_x0000_s1039" type="#_x0000_t202" style="position:absolute;left:5700;top:3962;width:11392;height:1975;visibility:visible;mso-wrap-style:none;v-text-anchor:top" o:gfxdata="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" filled="f" stroked="f" strokeweight=".5pt">
+                  <v:textbox>
+                    <w:txbxContent>
+                      <w:p>
+                        <w:pPr>
+                          <w:spacing w:line="254" w:lineRule="auto"/>
+                          <w:rPr>
+                            <w:rFonts w:eastAsia="Aptos"/>
+                            <w:sz w:val="10"/>
+                            <w:szCs w:val="10"/>
+                            <w14:ligatures w14:val="none"/>
+                          </w:rPr>
+                        </w:pPr>
+                        <w:r>
+                          <w:rPr>
+                            <w:rFonts w:eastAsia="Aptos"/>
+                            <w:sz w:val="10"/>
+                            <w:szCs w:val="10"/>
+                          </w:rPr>
+                          <w:t>Model to extract intent of program</w:t>
+                        </w:r>
+                      </w:p>
+                      <w:p>
+                        <w:pPr>
+                          <w:spacing w:line="254" w:lineRule="auto"/>
+                          <w:rPr>
+                            <w:rFonts w:eastAsia="Aptos"/>
+                            <w:sz w:val="10"/>
+                            <w:szCs w:val="10"/>
+                          </w:rPr>
+                        </w:pPr>
+                        <w:r>
+                          <w:rPr>
+                            <w:rFonts w:eastAsia="Aptos"/>
+                            <w:sz w:val="10"/>
+                            <w:szCs w:val="10"/>
+                          </w:rPr>
+                          <w:t>codegen-350m-multi/Mono</w:t>
+                        </w:r>
+                      </w:p>
+                    </w:txbxContent>
+                  </v:textbox>
+                </v:shape>
+                <v:shape id="Straight Arrow Connector 938693063" o:spid="_x0000_s1040" type="#_x0000_t32" style="position:absolute;left:6138;top:3770;width:43;height:2610;flip:x;visibility:visible;mso-wrap-style:square" o:connectortype="straight" o:gfxdata="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" strokecolor="#156082 [3204]" strokeweight=".5pt">
+                  <v:stroke endarrow="block" joinstyle="miter"/>
+                </v:shape>
+                <v:shape id="Text Box 1" o:spid="_x0000_s1041" type="#_x0000_t202" style="position:absolute;left:10665;top:13392;width:7684;height:2356;visibility:visible;mso-wrap-style:none;v-text-anchor:top" o:gfxdata="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" fillcolor="#dceaf7 [351]" strokecolor="black [3213]" strokeweight=".5pt">
+                  <v:stroke dashstyle="3 1"/>
+                  <v:textbox>
+                    <w:txbxContent>
+                      <w:p>
+                        <w:pPr>
+                          <w:spacing w:after="0" w:line="254" w:lineRule="auto"/>
+                          <w:rPr>
+                            <w:rFonts w:eastAsia="Aptos"/>
+                            <w:sz w:val="10"/>
+                            <w:szCs w:val="10"/>
+                          </w:rPr>
+                        </w:pPr>
+                        <w:r>
+                          <w:rPr>
+                            <w:rFonts w:eastAsia="Aptos"/>
+                            <w:sz w:val="10"/>
+                            <w:szCs w:val="10"/>
+                          </w:rPr>
+                          <w:t>Text to Program</w:t>
+                        </w:r>
+                      </w:p>
+                      <w:p>
+                        <w:pPr>
+                          <w:spacing w:after="0" w:line="254" w:lineRule="auto"/>
+                          <w:rPr>
+                            <w:rFonts w:eastAsia="Aptos"/>
+                            <w:sz w:val="10"/>
+                            <w:szCs w:val="10"/>
+                          </w:rPr>
+                        </w:pPr>
+                        <w:r>
+                          <w:rPr>
+                            <w:rFonts w:eastAsia="Aptos"/>
+                            <w:sz w:val="10"/>
+                            <w:szCs w:val="10"/>
+                          </w:rPr>
+                          <w:t>codegen-350m-multi</w:t>
+                        </w:r>
+                      </w:p>
+                    </w:txbxContent>
+                  </v:textbox>
+                </v:shape>
+                <v:shapetype id="_x0000_t114" coordsize="21600,21600" o:spt="114" path="m,20172v945,400,1887,628,2795,913c3587,21312,4342,21370,5060,21597v2037,,2567,-227,3095,-285c8722,21197,9325,20970,9855,20800v490,-228,945,-400,1472,-740c11817,19887,12347,19660,12875,19375v567,-228,1095,-513,1700,-740c15177,18462,15782,18122,16537,17950v718,-113,1398,-398,2228,-513c19635,17437,20577,17322,21597,17322l21597,,,xe">
+                  <v:stroke joinstyle="miter"/>
+                  <v:path o:connecttype="custom" o:connectlocs="10800,0;0,10800;10800,20400;21600,10800" textboxrect="0,0,21600,17322"/>
+                </v:shapetype>
+                <v:shape id="Flowchart: Document 1481128237" o:spid="_x0000_s1042" type="#_x0000_t114" style="position:absolute;left:11330;top:1959;width:3459;height:1737;visibility:visible;mso-wrap-style:square;v-text-anchor:middle" o:gfxdata="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" fillcolor="#156082 [3204]" strokecolor="#030e13 [484]" strokeweight="1pt">
+                  <v:textbox inset="0,,0,0">
+                    <w:txbxContent>
+                      <w:p>
+                        <w:pPr>
+                          <w:spacing w:after="0"/>
+                          <w:jc w:val="center"/>
+                          <w:rPr>
+                            <w:sz w:val="10"/>
+                            <w:szCs w:val="10"/>
+                          </w:rPr>
+                        </w:pPr>
+                        <w:r>
+                          <w:rPr>
+                            <w:sz w:val="10"/>
+                            <w:szCs w:val="10"/>
+                          </w:rPr>
+                          <w:t>Progra</w:t>
+                        </w:r>
+                        <w:r>
+                          <w:rPr>
+                            <w:sz w:val="10"/>
+                            <w:szCs w:val="10"/>
+                          </w:rPr>
+                          <w:t>m</w:t>
+                        </w:r>
+                      </w:p>
+                    </w:txbxContent>
+                  </v:textbox>
+                </v:shape>
+                <v:shape id="Flowchart: Document 1080673420" o:spid="_x0000_s1043" type="#_x0000_t114" style="position:absolute;left:10784;top:5540;width:3454;height:1734;visibility:visible;mso-wrap-style:square;v-text-anchor:middle" o:gfxdata="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" fillcolor="#156082 [3204]" strokecolor="#030e13 [484]" strokeweight="1pt">
+                  <v:textbox inset="0,,0,0">
+                    <w:txbxContent>
+                      <w:p>
+                        <w:pPr>
+                          <w:spacing w:line="256" w:lineRule="auto"/>
+                          <w:jc w:val="center"/>
+                          <w:rPr>
+                            <w:rFonts w:eastAsia="Aptos"/>
+                            <w:sz w:val="10"/>
+                            <w:szCs w:val="10"/>
+                            <w14:ligatures w14:val="none"/>
+                          </w:rPr>
+                        </w:pPr>
+                        <w:r>
+                          <w:rPr>
+                            <w:rFonts w:eastAsia="Aptos"/>
+                            <w:sz w:val="10"/>
+                            <w:szCs w:val="10"/>
+                          </w:rPr>
+                          <w:t>Intent</w:t>
+                        </w:r>
+                      </w:p>
+                    </w:txbxContent>
+                  </v:textbox>
+                </v:shape>
+                <v:shape id="Straight Arrow Connector 3764307" o:spid="_x0000_s1044" type="#_x0000_t32" style="position:absolute;left:21922;top:7792;width:3138;height:3;flip:y;visibility:visible;mso-wrap-style:square" o:connectortype="straight" o:gfxdata="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" strokecolor="#156082 [3204]" strokeweight=".5pt">
+                  <v:stroke endarrow="block" joinstyle="miter"/>
+                </v:shape>
+                <v:shape id="Straight Arrow Connector 1496194609" o:spid="_x0000_s1045" type="#_x0000_t32" style="position:absolute;left:45244;top:7790;width:6576;height:5;visibility:visible;mso-wrap-style:square" o:connectortype="straight" o:gfxdata="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" strokecolor="#156082 [3204]" strokeweight=".5pt">
+                  <v:stroke endarrow="block" joinstyle="miter"/>
+                </v:shape>
+                <v:shape id="Connector: Elbow 718847805" o:spid="_x0000_s1046" type="#_x0000_t33" style="position:absolute;left:14868;top:2703;width:14574;height:3672;visibility:visible;mso-wrap-style:square" o:connectortype="elbow" o:gfxdata="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" strokecolor="red" strokeweight=".5pt">
+                  <v:stroke dashstyle="3 1" startarrow="block" endarrow="block"/>
+                </v:shape>
+                <v:shapetype id="_x0000_t34" coordsize="21600,21600" o:spt="34" o:oned="t" adj="10800" path="m,l@0,0@0,21600,21600,21600e" filled="f">
+                  <v:stroke joinstyle="miter"/>
+                  <v:formulas>
+                    <v:f eqn="val #0"/>
+                  </v:formulas>
+                  <v:path arrowok="t" fillok="f" o:connecttype="none"/>
+                  <v:handles>
+                    <v:h position="#0,center"/>
+                  </v:handles>
+                  <o:lock v:ext="edit" shapetype="t"/>
+                </v:shapetype>
+                <v:shape id="Connector: Elbow 73027773" o:spid="_x0000_s1047" type="#_x0000_t34" style="position:absolute;left:18349;top:14557;width:6767;height:11;flip:y;visibility:visible;mso-wrap-style:square" o:connectortype="elbow" o:gfxdata="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" strokecolor="#156082 [3204]" strokeweight=".5pt">
+                  <v:stroke endarrow="block"/>
+                </v:shape>
+                <v:shape id="Flowchart: Document 120882666" o:spid="_x0000_s1048" type="#_x0000_t114" style="position:absolute;left:6292;top:9870;width:3454;height:1727;visibility:visible;mso-wrap-style:square;v-text-anchor:middle" o:gfxdata="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" fillcolor="#156082 [3204]" strokecolor="#030e13 [484]" strokeweight="1pt">
+                  <v:textbox inset="0,,0,0">
+                    <w:txbxContent>
+                      <w:p>
+                        <w:pPr>
+                          <w:spacing w:line="254" w:lineRule="auto"/>
+                          <w:jc w:val="center"/>
+                          <w:rPr>
+                            <w:rFonts w:eastAsia="Aptos"/>
+                            <w:sz w:val="10"/>
+                            <w:szCs w:val="10"/>
+                            <w14:ligatures w14:val="none"/>
+                          </w:rPr>
+                        </w:pPr>
+                        <w:r>
+                          <w:rPr>
+                            <w:rFonts w:eastAsia="Aptos"/>
+                            <w:sz w:val="10"/>
+                            <w:szCs w:val="10"/>
+                          </w:rPr>
+                          <w:t>Intent</w:t>
+                        </w:r>
+                      </w:p>
+                    </w:txbxContent>
+                  </v:textbox>
+                </v:shape>
+                <v:shapetype id="_x0000_t37" coordsize="21600,21600" o:spt="37" o:oned="t" path="m,c10800,,21600,10800,21600,21600e" filled="f">
+                  <v:path arrowok="t" fillok="f" o:connecttype="none"/>
+                  <o:lock v:ext="edit" shapetype="t"/>
+                </v:shapetype>
+                <v:shape id="Connector: Elbow 662410426" o:spid="_x0000_s1049" type="#_x0000_t37" style="position:absolute;left:14789;top:2827;width:14656;height:10360;visibility:visible;mso-wrap-style:square" o:connectortype="curved" o:gfxdata="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" strokecolor="red" strokeweight=".5pt">
+                  <v:stroke dashstyle="3 1" startarrow="block" endarrow="block" joinstyle="miter"/>
+                </v:shape>
+                <v:shape id="Connector: Elbow 662410426" o:spid="_x0000_s1050" type="#_x0000_t37" style="position:absolute;left:42126;top:1063;width:5142;height:21845;rotation:90;visibility:visible;mso-wrap-style:square" o:connectortype="curved" o:gfxdata="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" strokecolor="red" strokeweight=".5pt">
+                  <v:stroke dashstyle="3 1" startarrow="block" endarrow="block" joinstyle="miter"/>
+                </v:shape>
+                <v:shape id="Text Box 1" o:spid="_x0000_s1051" type="#_x0000_t202" style="position:absolute;left:45929;top:13563;width:4788;height:2038;visibility:visible;mso-wrap-style:none;v-text-anchor:top" o:gfxdata="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" filled="f" stroked="f" strokeweight=".5pt">
+                  <v:textbox>
+                    <w:txbxContent>
+                      <w:p>
+                        <w:pPr>
+                          <w:spacing w:line="254" w:lineRule="auto"/>
+                          <w:rPr>
+                            <w:rFonts w:eastAsia="Aptos"/>
+                            <w:sz w:val="10"/>
+                            <w:szCs w:val="10"/>
+                            <w14:ligatures w14:val="none"/>
+                          </w:rPr>
+                        </w:pPr>
+                        <w:r>
+                          <w:rPr>
+                            <w:rFonts w:eastAsia="Aptos"/>
+                            <w:sz w:val="10"/>
+                            <w:szCs w:val="10"/>
+                          </w:rPr>
+                          <w:t>MSE Loss</w:t>
+                        </w:r>
+                      </w:p>
+                    </w:txbxContent>
+                  </v:textbox>
+                </v:shape>
+                <v:oval id="Oval 954300063" o:spid="_x0000_s1052" style="position:absolute;left:20554;top:8706;width:2107;height:1908;visibility:visible;mso-wrap-style:square;v-text-anchor:middle" o:gfxdata="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" fillcolor="#3a7c22 [2409]" strokecolor="#030e13 [484]" strokeweight="1pt">
+                  <v:stroke joinstyle="miter"/>
+                  <v:textbox inset="0,0,0,0">
+                    <w:txbxContent>
+                      <w:p>
+                        <w:pPr>
+                          <w:jc w:val="center"/>
+                          <w:rPr>
+                            <w:color w:val="FFFFFF" w:themeColor="background1"/>
+                            <w:sz w:val="14"/>
+                            <w:szCs w:val="14"/>
+                          </w:rPr>
+                        </w:pPr>
+                        <w:r>
+                          <w:rPr>
+                            <w:color w:val="FFFFFF" w:themeColor="background1"/>
+                            <w:sz w:val="14"/>
+                            <w:szCs w:val="14"/>
+                          </w:rPr>
+                          <w:t>1</w:t>
+                        </w:r>
+                      </w:p>
+                    </w:txbxContent>
+                  </v:textbox>
+                </v:oval>
+                <v:oval id="Oval 206903482" o:spid="_x0000_s1053" style="position:absolute;left:17702;top:15274;width:2102;height:1662;visibility:visible;mso-wrap-style:square;v-text-anchor:middle" o:gfxdata="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" fillcolor="#3a7c22 [2409]" strokecolor="#030e13 [484]" strokeweight="1pt">
+                  <v:stroke joinstyle="miter"/>
+                  <v:textbox inset="0,0,0,0">
+                    <w:txbxContent>
+                      <w:p>
+                        <w:pPr>
+                          <w:spacing w:line="256" w:lineRule="auto"/>
+                          <w:jc w:val="center"/>
+                          <w:rPr>
+                            <w:rFonts w:eastAsia="Aptos"/>
+                            <w:color w:val="FFFFFF"/>
+                            <w:sz w:val="14"/>
+                            <w:szCs w:val="14"/>
+                            <w14:ligatures w14:val="none"/>
+                          </w:rPr>
+                        </w:pPr>
+                        <w:r>
+                          <w:rPr>
+                            <w:rFonts w:eastAsia="Aptos"/>
+                            <w:color w:val="FFFFFF"/>
+                            <w:sz w:val="14"/>
+                            <w:szCs w:val="14"/>
+                          </w:rPr>
+                          <w:t>2</w:t>
+                        </w:r>
+                      </w:p>
+                    </w:txbxContent>
+                  </v:textbox>
+                </v:oval>
+                <v:oval id="Oval 436715212" o:spid="_x0000_s1054" style="position:absolute;left:44617;top:8319;width:2102;height:1899;visibility:visible;mso-wrap-style:square;v-text-anchor:middle" o:gfxdata="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" fillcolor="#3a7c22 [2409]" strokecolor="#030e13 [484]" strokeweight="1pt">
+                  <v:stroke joinstyle="miter"/>
+                  <v:textbox inset="0,0,0,0">
+                    <w:txbxContent>
+                      <w:p>
+                        <w:pPr>
+                          <w:spacing w:line="254" w:lineRule="auto"/>
+                          <w:jc w:val="center"/>
+                          <w:rPr>
+                            <w:rFonts w:eastAsia="Aptos"/>
+                            <w:color w:val="FFFFFF"/>
+                            <w:sz w:val="14"/>
+                            <w:szCs w:val="14"/>
+                            <w14:ligatures w14:val="none"/>
+                          </w:rPr>
+                        </w:pPr>
+                        <w:r>
+                          <w:rPr>
+                            <w:rFonts w:eastAsia="Aptos"/>
+                            <w:color w:val="FFFFFF"/>
+                            <w:sz w:val="14"/>
+                            <w:szCs w:val="14"/>
+                          </w:rPr>
+                          <w:t>3</w:t>
+                        </w:r>
+                      </w:p>
+                    </w:txbxContent>
+                  </v:textbox>
+                </v:oval>
+                <v:shape id="Text Box 1168979579" o:spid="_x0000_s1055" type="#_x0000_t202" style="position:absolute;left:44089;top:15598;width:17454;height:4038;visibility:visible;mso-wrap-style:square;v-text-anchor:top" o:gfxdata="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" fillcolor="white [3201]" stroked="f" strokeweight=".5pt">
+                  <v:textbox>
+                    <w:txbxContent>
+                      <w:p>
+                        <w:pPr>
+                          <w:rPr>
+                            <w:sz w:val="10"/>
+                            <w:szCs w:val="10"/>
+                          </w:rPr>
+                        </w:pPr>
+                        <w:r>
+                          <w:rPr>
+                            <w:sz w:val="10"/>
+                            <w:szCs w:val="10"/>
+                          </w:rPr>
+                          <w:t>Give intent, generate C++ Program instead of python, convert to python and compare with the python code that the model would have generated given the same prompt</w:t>
+                        </w:r>
+                      </w:p>
+                    </w:txbxContent>
+                  </v:textbox>
+                </v:shape>
+                <v:shape id="Text Box 1" o:spid="_x0000_s1056" type="#_x0000_t202" style="position:absolute;left:35712;top:18060;width:7683;height:1880;visibility:visible;mso-wrap-style:none;v-text-anchor:top" o:gfxdata="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" fillcolor="#dceaf7 [351]" strokecolor="black [3213]" strokeweight=".5pt">
+                  <v:stroke dashstyle="3 1"/>
+                  <v:textbox>
+                    <w:txbxContent>
+                      <w:p>
+                        <w:pPr>
+                          <w:spacing w:line="254" w:lineRule="auto"/>
+                          <w:rPr>
+                            <w:rFonts w:eastAsia="Aptos"/>
+                            <w:sz w:val="10"/>
+                            <w:szCs w:val="10"/>
+                            <w14:ligatures w14:val="none"/>
+                          </w:rPr>
+                        </w:pPr>
+                        <w:r>
+                          <w:rPr>
+                            <w:rFonts w:eastAsia="Aptos"/>
+                            <w:sz w:val="10"/>
+                            <w:szCs w:val="10"/>
+                          </w:rPr>
+                          <w:t>Model Training</w:t>
+                        </w:r>
+                      </w:p>
+                      <w:p>
+                        <w:pPr>
+                          <w:spacing w:line="254" w:lineRule="auto"/>
+                          <w:rPr>
+                            <w:rFonts w:eastAsia="Aptos"/>
+                            <w:sz w:val="10"/>
+                            <w:szCs w:val="10"/>
+                          </w:rPr>
+                        </w:pPr>
+                        <w:r>
+                          <w:rPr>
+                            <w:rFonts w:eastAsia="Aptos"/>
+                            <w:sz w:val="10"/>
+                            <w:szCs w:val="10"/>
+                          </w:rPr>
+                          <w:t>codegen-350m-multi</w:t>
+                        </w:r>
+                      </w:p>
+                    </w:txbxContent>
+                  </v:textbox>
+                </v:shape>
+                <w10:anchorlock/>
+              </v:group>
+            </w:pict>
+          </mc:Fallback>
+        </mc:AlternateContent>
+      </w:r>
+    </w:p>
+    <w:p>
+      <w:pPr>
+        <w:rPr>
+          <w:sz w:val="20"/>
+          <w:szCs w:val="20"/>
+        </w:rPr>
+      </w:pPr>
+      <w:r>
+        <w:rPr>
+          <w:noProof/>
+          <w:sz w:val="20"/>
+          <w:szCs w:val="20"/>
+        </w:rPr>
+        <mc:AlternateContent>
+          <mc:Choice Requires="wpc">
+            <w:drawing>
+              <wp:inline distT="0" distB="0" distL="0" distR="0" wp14:anchorId="7BE0170C" wp14:editId="606505C9">
+                <wp:extent cx="6286500" cy="1912790"/>
+                <wp:effectExtent l="0" t="0" r="114300" b="0"/>
+                <wp:docPr id="345855352" name="Canvas 3"/>
+                <wp:cNvGraphicFramePr>
+                  <a:graphicFrameLocks xmlns:a="http://schemas.openxmlformats.org/drawingml/2006/main" noChangeAspect="1"/>
+                </wp:cNvGraphicFramePr>
+                <a:graphic xmlns:a="http://schemas.openxmlformats.org/drawingml/2006/main">
+                  <a:graphicData uri="http://schemas.microsoft.com/office/word/2010/wordprocessingCanvas">
+                    <wpc:wpc>
+                      <wpc:bg>
+                        <a:solidFill>
+                          <a:prstClr val="white"/>
+                        </a:solidFill>
+                      </wpc:bg>
+                      <wpc:whole/>
+                      <wps:wsp>
+                        <wps:cNvPr id="1527105218" name="Rectangle 1527105218"/>
                         <wps:cNvSpPr/>
                         <wps:spPr>
                           <a:xfrm>
@@ -1532,7 +4162,7 @@
                         </wps:bodyPr>
                       </wps:wsp>
                       <wps:wsp>
-                        <wps:cNvPr id="777436601" name="Rectangle 777436601"/>
+                        <wps:cNvPr id="1010279994" name="Rectangle 1010279994"/>
                         <wps:cNvSpPr/>
                         <wps:spPr>
                           <a:xfrm>
@@ -1586,12 +4216,12 @@
                         </wps:bodyPr>
                       </wps:wsp>
                       <wps:wsp>
-                        <wps:cNvPr id="380530610" name="Straight Arrow Connector 380530610"/>
+                        <wps:cNvPr id="1599916843" name="Straight Arrow Connector 1599916843"/>
                         <wps:cNvCnPr/>
                         <wps:spPr>
-                          <a:xfrm>
-                            <a:off x="1075267" y="757486"/>
-                            <a:ext cx="285833" cy="3046"/>
+                          <a:xfrm flipV="1">
+                            <a:off x="1051966" y="757357"/>
+                            <a:ext cx="309134" cy="1949"/>
                           </a:xfrm>
                           <a:prstGeom prst="straightConnector1">
                             <a:avLst/>
@@ -1617,10 +4247,8 @@
                         <wps:bodyPr/>
                       </wps:wsp>
                       <wps:wsp>
-                        <wps:cNvPr id="289416038" name="Straight Arrow Connector 289416038"/>
-                        <wps:cNvCnPr>
-                          <a:endCxn id="777436601" idx="1"/>
-                        </wps:cNvCnPr>
+                        <wps:cNvPr id="517220312" name="Straight Arrow Connector 517220312"/>
+                        <wps:cNvCnPr/>
                         <wps:spPr>
                           <a:xfrm>
                             <a:off x="2237400" y="762437"/>
@@ -1650,7 +4278,7 @@
                         <wps:bodyPr/>
                       </wps:wsp>
                       <wps:wsp>
-                        <wps:cNvPr id="512443187" name="Rectangle 512443187"/>
+                        <wps:cNvPr id="1867295961" name="Rectangle 1867295961"/>
                         <wps:cNvSpPr/>
                         <wps:spPr>
                           <a:xfrm>
@@ -1697,7 +4325,7 @@
                         </wps:bodyPr>
                       </wps:wsp>
                       <wps:wsp>
-                        <wps:cNvPr id="521635500" name="Rectangle 521635500"/>
+                        <wps:cNvPr id="2008872792" name="Rectangle 2008872792"/>
                         <wps:cNvSpPr/>
                         <wps:spPr>
                           <a:xfrm>
@@ -1758,11 +4386,8 @@
                         </wps:bodyPr>
                       </wps:wsp>
                       <wps:wsp>
-                        <wps:cNvPr id="13960634" name="Connector: Elbow 13960634"/>
-                        <wps:cNvCnPr>
-                          <a:stCxn id="777436601" idx="3"/>
-                          <a:endCxn id="521635500" idx="1"/>
-                        </wps:cNvCnPr>
+                        <wps:cNvPr id="1074910941" name="Connector: Elbow 1074910941"/>
+                        <wps:cNvCnPr/>
                         <wps:spPr>
                           <a:xfrm>
                             <a:off x="3302000" y="764061"/>
@@ -1792,11 +4417,8 @@
                         <wps:bodyPr/>
                       </wps:wsp>
                       <wps:wsp>
-                        <wps:cNvPr id="1178406862" name="Connector: Elbow 1178406862"/>
-                        <wps:cNvCnPr>
-                          <a:stCxn id="777436601" idx="3"/>
-                          <a:endCxn id="512443187" idx="1"/>
-                        </wps:cNvCnPr>
+                        <wps:cNvPr id="1722890112" name="Connector: Elbow 1722890112"/>
+                        <wps:cNvCnPr/>
                         <wps:spPr>
                           <a:xfrm flipV="1">
                             <a:off x="3302000" y="505372"/>
@@ -1828,27 +4450,34 @@
                         <wps:bodyPr/>
                       </wps:wsp>
                       <wps:wsp>
-                        <wps:cNvPr id="1029503207" name="Text Box 1029503207"/>
+                        <wps:cNvPr id="927947421" name="Text Box 927947421"/>
                         <wps:cNvSpPr txBox="1"/>
                         <wps:spPr>
                           <a:xfrm>
-                            <a:off x="824948" y="936068"/>
-                            <a:ext cx="637540" cy="175895"/>
+                            <a:off x="759943" y="926130"/>
+                            <a:ext cx="768350" cy="253392"/>
                           </a:xfrm>
                           <a:prstGeom prst="rect">
                             <a:avLst/>
                           </a:prstGeom>
                           <a:solidFill>
-                            <a:schemeClr val="lt1"/>
+                            <a:schemeClr val="tx2">
+                              <a:lumMod val="10000"/>
+                              <a:lumOff val="90000"/>
+                            </a:schemeClr>
                           </a:solidFill>
                           <a:ln w="6350">
-                            <a:noFill/>
+                            <a:solidFill>
+                              <a:schemeClr val="tx1"/>
+                            </a:solidFill>
+                            <a:prstDash val="sysDash"/>
                           </a:ln>
                         </wps:spPr>
                         <wps:txbx>
                           <w:txbxContent>
                             <w:p>
                               <w:pPr>
+                                <w:spacing w:after="0"/>
                                 <w:rPr>
                                   <w:sz w:val="10"/>
                                   <w:szCs w:val="10"/>
@@ -1860,6 +4489,22 @@
                                   <w:szCs w:val="10"/>
                                 </w:rPr>
                                 <w:t>Text to Program</w:t>
+                              </w:r>
+                            </w:p>
+                            <w:p>
+                              <w:pPr>
+                                <w:spacing w:after="0"/>
+                                <w:rPr>
+                                  <w:sz w:val="10"/>
+                                  <w:szCs w:val="10"/>
+                                </w:rPr>
+                              </w:pPr>
+                              <w:r>
+                                <w:rPr>
+                                  <w:sz w:val="10"/>
+                                  <w:szCs w:val="10"/>
+                                </w:rPr>
+                                <w:t>codegen-350m-multi</w:t>
                               </w:r>
                             </w:p>
                           </w:txbxContent>
@@ -1872,19 +4517,17 @@
                         </wps:bodyPr>
                       </wps:wsp>
                       <wps:wsp>
-                        <wps:cNvPr id="1122098796" name="Text Box 1"/>
+                        <wps:cNvPr id="688120164" name="Text Box 1"/>
                         <wps:cNvSpPr txBox="1"/>
                         <wps:spPr>
                           <a:xfrm>
-                            <a:off x="1959104" y="953729"/>
+                            <a:off x="1521405" y="888725"/>
                             <a:ext cx="1209675" cy="287138"/>
                           </a:xfrm>
                           <a:prstGeom prst="rect">
                             <a:avLst/>
                           </a:prstGeom>
-                          <a:solidFill>
-                            <a:schemeClr val="lt1"/>
-                          </a:solidFill>
+                          <a:noFill/>
                           <a:ln w="6350">
                             <a:noFill/>
                           </a:ln>
@@ -1938,7 +4581,7 @@
                         </wps:bodyPr>
                       </wps:wsp>
                       <wps:wsp>
-                        <wps:cNvPr id="248094984" name="Rectangle 248094984"/>
+                        <wps:cNvPr id="1561586379" name="Rectangle 1561586379"/>
                         <wps:cNvSpPr/>
                         <wps:spPr>
                           <a:xfrm>
@@ -1993,11 +4636,8 @@
                         </wps:bodyPr>
                       </wps:wsp>
                       <wps:wsp>
-                        <wps:cNvPr id="1340400493" name="Connector: Elbow 1340400493"/>
-                        <wps:cNvCnPr>
-                          <a:stCxn id="2104645216" idx="3"/>
-                          <a:endCxn id="248094984" idx="1"/>
-                        </wps:cNvCnPr>
+                        <wps:cNvPr id="1585099770" name="Connector: Elbow 1585099770"/>
+                        <wps:cNvCnPr/>
                         <wps:spPr>
                           <a:xfrm flipV="1">
                             <a:off x="2237400" y="187868"/>
@@ -2029,11 +4669,8 @@
                         <wps:bodyPr/>
                       </wps:wsp>
                       <wps:wsp>
-                        <wps:cNvPr id="815096742" name="Connector: Elbow 815096742"/>
-                        <wps:cNvCnPr>
-                          <a:stCxn id="248094984" idx="3"/>
-                          <a:endCxn id="512443187" idx="0"/>
-                        </wps:cNvCnPr>
+                        <wps:cNvPr id="545781254" name="Connector: Elbow 545781254"/>
+                        <wps:cNvCnPr/>
                         <wps:spPr>
                           <a:xfrm>
                             <a:off x="3667539" y="187806"/>
@@ -2065,12 +4702,12 @@
                         <wps:bodyPr/>
                       </wps:wsp>
                       <wps:wsp>
-                        <wps:cNvPr id="595296725" name="Text Box 1"/>
+                        <wps:cNvPr id="1923858566" name="Text Box 1"/>
                         <wps:cNvSpPr txBox="1"/>
                         <wps:spPr>
                           <a:xfrm>
                             <a:off x="3781278" y="59"/>
-                            <a:ext cx="815340" cy="168906"/>
+                            <a:ext cx="1327150" cy="168910"/>
                           </a:xfrm>
                           <a:prstGeom prst="rect">
                             <a:avLst/>
@@ -2087,17 +4724,776 @@
                                 <w:spacing w:line="254" w:lineRule="auto"/>
                                 <w:rPr>
                                   <w:rFonts w:eastAsia="Aptos"/>
+                                  <w:color w:val="275317" w:themeColor="accent6" w:themeShade="80"/>
                                   <w:sz w:val="10"/>
                                   <w:szCs w:val="10"/>
                                 </w:rPr>
                               </w:pPr>
                               <w:r>
+                                <w:rPr>
+                                  <w:rFonts w:eastAsia="Aptos"/>
+                                  <w:color w:val="275317" w:themeColor="accent6" w:themeShade="80"/>
+                                  <w:sz w:val="10"/>
+                                  <w:szCs w:val="10"/>
+                                </w:rPr>
+                                <w:t>Extract intent and BERT Similarity Score</w:t>
+                              </w:r>
+                            </w:p>
+                          </w:txbxContent>
+                        </wps:txbx>
+                        <wps:bodyPr rot="0" spcFirstLastPara="0" vert="horz" wrap="none" lIns="91440" tIns="45720" rIns="91440" bIns="45720" numCol="1" spcCol="0" rtlCol="0" fromWordArt="0" anchor="t" anchorCtr="0" forceAA="0" compatLnSpc="1">
+                          <a:prstTxWarp prst="textNoShape">
+                            <a:avLst/>
+                          </a:prstTxWarp>
+                          <a:noAutofit/>
+                        </wps:bodyPr>
+                      </wps:wsp>
+                      <wps:wsp>
+                        <wps:cNvPr id="1635022049" name="Rectangle 1635022049"/>
+                        <wps:cNvSpPr/>
+                        <wps:spPr>
+                          <a:xfrm>
+                            <a:off x="2320815" y="1276413"/>
+                            <a:ext cx="759460" cy="323850"/>
+                          </a:xfrm>
+                          <a:prstGeom prst="rect">
+                            <a:avLst/>
+                          </a:prstGeom>
+                        </wps:spPr>
+                        <wps:style>
+                          <a:lnRef idx="2">
+                            <a:schemeClr val="accent1">
+                              <a:shade val="15000"/>
+                            </a:schemeClr>
+                          </a:lnRef>
+                          <a:fillRef idx="1">
+                            <a:schemeClr val="accent1"/>
+                          </a:fillRef>
+                          <a:effectRef idx="0">
+                            <a:schemeClr val="accent1"/>
+                          </a:effectRef>
+                          <a:fontRef idx="minor">
+                            <a:schemeClr val="lt1"/>
+                          </a:fontRef>
+                        </wps:style>
+                        <wps:txbx>
+                          <w:txbxContent>
+                            <w:p>
+                              <w:pPr>
+                                <w:spacing w:line="252" w:lineRule="auto"/>
+                                <w:rPr>
+                                  <w:rFonts w:eastAsia="Aptos"/>
+                                  <w14:ligatures w14:val="none"/>
+                                </w:rPr>
+                              </w:pPr>
+                              <w:r>
+                                <w:rPr>
+                                  <w:rFonts w:eastAsia="Aptos"/>
+                                </w:rPr>
+                                <w:t xml:space="preserve"> Python</w:t>
+                              </w:r>
+                            </w:p>
+                          </w:txbxContent>
+                        </wps:txbx>
+                        <wps:bodyPr rot="0" spcFirstLastPara="0" vert="horz" wrap="square" lIns="91440" tIns="45720" rIns="91440" bIns="45720" numCol="1" spcCol="0" rtlCol="0" fromWordArt="0" anchor="ctr" anchorCtr="0" forceAA="0" compatLnSpc="1">
+                          <a:prstTxWarp prst="textNoShape">
+                            <a:avLst/>
+                          </a:prstTxWarp>
+                          <a:noAutofit/>
+                        </wps:bodyPr>
+                      </wps:wsp>
+                      <wps:wsp>
+                        <wps:cNvPr id="623691958" name="Connector: Elbow 623691958"/>
+                        <wps:cNvCnPr/>
+                        <wps:spPr>
+                          <a:xfrm rot="16200000" flipH="1">
+                            <a:off x="1198602" y="316124"/>
+                            <a:ext cx="537427" cy="1706999"/>
+                          </a:xfrm>
+                          <a:prstGeom prst="bentConnector2">
+                            <a:avLst/>
+                          </a:prstGeom>
+                          <a:ln>
+                            <a:tailEnd type="triangle"/>
+                          </a:ln>
+                        </wps:spPr>
+                        <wps:style>
+                          <a:lnRef idx="1">
+                            <a:schemeClr val="accent1"/>
+                          </a:lnRef>
+                          <a:fillRef idx="0">
+                            <a:schemeClr val="accent1"/>
+                          </a:fillRef>
+                          <a:effectRef idx="0">
+                            <a:schemeClr val="accent1"/>
+                          </a:effectRef>
+                          <a:fontRef idx="minor">
+                            <a:schemeClr val="tx1"/>
+                          </a:fontRef>
+                        </wps:style>
+                        <wps:bodyPr/>
+                      </wps:wsp>
+                      <wps:wsp>
+                        <wps:cNvPr id="90147320" name="Connector: Elbow 90147320"/>
+                        <wps:cNvCnPr/>
+                        <wps:spPr>
+                          <a:xfrm rot="5400000">
+                            <a:off x="2636181" y="990493"/>
+                            <a:ext cx="350285" cy="221555"/>
+                          </a:xfrm>
+                          <a:prstGeom prst="bentConnector3">
+                            <a:avLst>
+                              <a:gd name="adj1" fmla="val 50000"/>
+                            </a:avLst>
+                          </a:prstGeom>
+                          <a:ln>
+                            <a:prstDash val="dash"/>
+                            <a:headEnd type="triangle"/>
+                            <a:tailEnd type="triangle"/>
+                          </a:ln>
+                        </wps:spPr>
+                        <wps:style>
+                          <a:lnRef idx="1">
+                            <a:schemeClr val="accent1"/>
+                          </a:lnRef>
+                          <a:fillRef idx="0">
+                            <a:schemeClr val="accent1"/>
+                          </a:fillRef>
+                          <a:effectRef idx="0">
+                            <a:schemeClr val="accent1"/>
+                          </a:effectRef>
+                          <a:fontRef idx="minor">
+                            <a:schemeClr val="tx1"/>
+                          </a:fontRef>
+                        </wps:style>
+                        <wps:bodyPr/>
+                      </wps:wsp>
+                      <wps:wsp>
+                        <wps:cNvPr id="1787717569" name="Text Box 1"/>
+                        <wps:cNvSpPr txBox="1"/>
+                        <wps:spPr>
+                          <a:xfrm>
+                            <a:off x="2846184" y="1088184"/>
+                            <a:ext cx="675640" cy="168275"/>
+                          </a:xfrm>
+                          <a:prstGeom prst="rect">
+                            <a:avLst/>
+                          </a:prstGeom>
+                          <a:noFill/>
+                          <a:ln w="6350">
+                            <a:noFill/>
+                          </a:ln>
+                        </wps:spPr>
+                        <wps:txbx>
+                          <w:txbxContent>
+                            <w:p>
+                              <w:pPr>
+                                <w:spacing w:line="252" w:lineRule="auto"/>
+                                <w:rPr>
+                                  <w:rFonts w:eastAsia="Aptos"/>
+                                  <w:color w:val="275317" w:themeColor="accent6" w:themeShade="80"/>
+                                  <w:sz w:val="10"/>
+                                  <w:szCs w:val="10"/>
+                                  <w14:ligatures w14:val="none"/>
+                                </w:rPr>
+                              </w:pPr>
+                              <w:proofErr w:type="spellStart"/>
+                              <w:r>
+                                <w:rPr>
+                                  <w:rFonts w:eastAsia="Aptos"/>
+                                  <w:color w:val="275317" w:themeColor="accent6" w:themeShade="80"/>
+                                  <w:sz w:val="10"/>
+                                  <w:szCs w:val="10"/>
+                                </w:rPr>
+                                <w:t>CodeBERTScore</w:t>
+                              </w:r>
+                              <w:proofErr w:type="spellEnd"/>
+                            </w:p>
+                          </w:txbxContent>
+                        </wps:txbx>
+                        <wps:bodyPr rot="0" spcFirstLastPara="0" vert="horz" wrap="none" lIns="91440" tIns="45720" rIns="91440" bIns="45720" numCol="1" spcCol="0" rtlCol="0" fromWordArt="0" anchor="t" anchorCtr="0" forceAA="0" compatLnSpc="1">
+                          <a:prstTxWarp prst="textNoShape">
+                            <a:avLst/>
+                          </a:prstTxWarp>
+                          <a:noAutofit/>
+                        </wps:bodyPr>
+                      </wps:wsp>
+                      <wps:wsp>
+                        <wps:cNvPr id="2066885175" name="Rectangle 2066885175"/>
+                        <wps:cNvSpPr/>
+                        <wps:spPr>
+                          <a:xfrm>
+                            <a:off x="5623064" y="812713"/>
+                            <a:ext cx="759460" cy="323215"/>
+                          </a:xfrm>
+                          <a:prstGeom prst="rect">
+                            <a:avLst/>
+                          </a:prstGeom>
+                        </wps:spPr>
+                        <wps:style>
+                          <a:lnRef idx="2">
+                            <a:schemeClr val="accent1">
+                              <a:shade val="15000"/>
+                            </a:schemeClr>
+                          </a:lnRef>
+                          <a:fillRef idx="1">
+                            <a:schemeClr val="accent1"/>
+                          </a:fillRef>
+                          <a:effectRef idx="0">
+                            <a:schemeClr val="accent1"/>
+                          </a:effectRef>
+                          <a:fontRef idx="minor">
+                            <a:schemeClr val="lt1"/>
+                          </a:fontRef>
+                        </wps:style>
+                        <wps:txbx>
+                          <w:txbxContent>
+                            <w:p>
+                              <w:pPr>
+                                <w:spacing w:line="252" w:lineRule="auto"/>
+                                <w:rPr>
+                                  <w:rFonts w:eastAsia="Aptos"/>
+                                  <w14:ligatures w14:val="none"/>
+                                </w:rPr>
+                              </w:pPr>
+                              <w:r>
+                                <w:rPr>
+                                  <w:rFonts w:eastAsia="Aptos"/>
+                                </w:rPr>
+                                <w:t>Metrics</w:t>
+                              </w:r>
+                            </w:p>
+                          </w:txbxContent>
+                        </wps:txbx>
+                        <wps:bodyPr rot="0" spcFirstLastPara="0" vert="horz" wrap="square" lIns="91440" tIns="45720" rIns="91440" bIns="45720" numCol="1" spcCol="0" rtlCol="0" fromWordArt="0" anchor="ctr" anchorCtr="0" forceAA="0" compatLnSpc="1">
+                          <a:prstTxWarp prst="textNoShape">
+                            <a:avLst/>
+                          </a:prstTxWarp>
+                          <a:noAutofit/>
+                        </wps:bodyPr>
+                      </wps:wsp>
+                      <wps:wsp>
+                        <wps:cNvPr id="757041393" name="Connector: Elbow 757041393"/>
+                        <wps:cNvCnPr/>
+                        <wps:spPr>
+                          <a:xfrm>
+                            <a:off x="5108428" y="84499"/>
+                            <a:ext cx="514636" cy="889644"/>
+                          </a:xfrm>
+                          <a:prstGeom prst="bentConnector3">
+                            <a:avLst>
+                              <a:gd name="adj1" fmla="val 50000"/>
+                            </a:avLst>
+                          </a:prstGeom>
+                          <a:ln>
+                            <a:solidFill>
+                              <a:srgbClr val="FF0000"/>
+                            </a:solidFill>
+                            <a:tailEnd type="triangle"/>
+                          </a:ln>
+                        </wps:spPr>
+                        <wps:style>
+                          <a:lnRef idx="1">
+                            <a:schemeClr val="accent1"/>
+                          </a:lnRef>
+                          <a:fillRef idx="0">
+                            <a:schemeClr val="accent1"/>
+                          </a:fillRef>
+                          <a:effectRef idx="0">
+                            <a:schemeClr val="accent1"/>
+                          </a:effectRef>
+                          <a:fontRef idx="minor">
+                            <a:schemeClr val="tx1"/>
+                          </a:fontRef>
+                        </wps:style>
+                        <wps:bodyPr/>
+                      </wps:wsp>
+                      <wps:wsp>
+                        <wps:cNvPr id="1410675923" name="Connector: Elbow 1410675923"/>
+                        <wps:cNvCnPr/>
+                        <wps:spPr>
+                          <a:xfrm flipV="1">
+                            <a:off x="5125277" y="974143"/>
+                            <a:ext cx="497787" cy="8811"/>
+                          </a:xfrm>
+                          <a:prstGeom prst="bentConnector3">
+                            <a:avLst>
+                              <a:gd name="adj1" fmla="val 50000"/>
+                            </a:avLst>
+                          </a:prstGeom>
+                          <a:ln>
+                            <a:solidFill>
+                              <a:srgbClr val="FF0000"/>
+                            </a:solidFill>
+                            <a:tailEnd type="triangle"/>
+                          </a:ln>
+                        </wps:spPr>
+                        <wps:style>
+                          <a:lnRef idx="1">
+                            <a:schemeClr val="accent1"/>
+                          </a:lnRef>
+                          <a:fillRef idx="0">
+                            <a:schemeClr val="accent1"/>
+                          </a:fillRef>
+                          <a:effectRef idx="0">
+                            <a:schemeClr val="accent1"/>
+                          </a:effectRef>
+                          <a:fontRef idx="minor">
+                            <a:schemeClr val="tx1"/>
+                          </a:fontRef>
+                        </wps:style>
+                        <wps:bodyPr/>
+                      </wps:wsp>
+                      <wps:wsp>
+                        <wps:cNvPr id="1498527737" name="Connector: Elbow 1498527737"/>
+                        <wps:cNvCnPr/>
+                        <wps:spPr>
+                          <a:xfrm rot="5400000" flipH="1" flipV="1">
+                            <a:off x="4262465" y="-104140"/>
+                            <a:ext cx="282138" cy="2439060"/>
+                          </a:xfrm>
+                          <a:prstGeom prst="bentConnector4">
+                            <a:avLst>
+                              <a:gd name="adj1" fmla="val -81024"/>
+                              <a:gd name="adj2" fmla="val 89457"/>
+                            </a:avLst>
+                          </a:prstGeom>
+                          <a:ln>
+                            <a:solidFill>
+                              <a:srgbClr val="FF0000"/>
+                            </a:solidFill>
+                            <a:tailEnd type="triangle"/>
+                          </a:ln>
+                        </wps:spPr>
+                        <wps:style>
+                          <a:lnRef idx="1">
+                            <a:schemeClr val="accent1"/>
+                          </a:lnRef>
+                          <a:fillRef idx="0">
+                            <a:schemeClr val="accent1"/>
+                          </a:fillRef>
+                          <a:effectRef idx="0">
+                            <a:schemeClr val="accent1"/>
+                          </a:effectRef>
+                          <a:fontRef idx="minor">
+                            <a:schemeClr val="tx1"/>
+                          </a:fontRef>
+                        </wps:style>
+                        <wps:bodyPr/>
+                      </wps:wsp>
+                      <wps:wsp>
+                        <wps:cNvPr id="88520192" name="Text Box 1"/>
+                        <wps:cNvSpPr txBox="1"/>
+                        <wps:spPr>
+                          <a:xfrm>
+                            <a:off x="877716" y="1457087"/>
+                            <a:ext cx="944880" cy="252730"/>
+                          </a:xfrm>
+                          <a:prstGeom prst="rect">
+                            <a:avLst/>
+                          </a:prstGeom>
+                          <a:solidFill>
+                            <a:schemeClr val="tx2">
+                              <a:lumMod val="10000"/>
+                              <a:lumOff val="90000"/>
+                            </a:schemeClr>
+                          </a:solidFill>
+                          <a:ln w="6350">
+                            <a:solidFill>
+                              <a:schemeClr val="tx1"/>
+                            </a:solidFill>
+                            <a:prstDash val="sysDash"/>
+                          </a:ln>
+                        </wps:spPr>
+                        <wps:txbx>
+                          <w:txbxContent>
+                            <w:p>
+                              <w:pPr>
+                                <w:spacing w:after="0" w:line="256" w:lineRule="auto"/>
                                 <w:rPr>
                                   <w:rFonts w:eastAsia="Aptos"/>
                                   <w:sz w:val="10"/>
                                   <w:szCs w:val="10"/>
-                                </w:rPr>
-                                <w:t>BERT Similarity Score</w:t>
+                                  <w14:ligatures w14:val="none"/>
+                                </w:rPr>
+                              </w:pPr>
+                              <w:r>
+                                <w:rPr>
+                                  <w:rFonts w:eastAsia="Aptos"/>
+                                  <w:sz w:val="10"/>
+                                  <w:szCs w:val="10"/>
+                                </w:rPr>
+                                <w:t>Text to Program</w:t>
+                              </w:r>
+                            </w:p>
+                            <w:p>
+                              <w:pPr>
+                                <w:spacing w:after="0" w:line="256" w:lineRule="auto"/>
+                                <w:rPr>
+                                  <w:rFonts w:eastAsia="Aptos"/>
+                                  <w:sz w:val="10"/>
+                                  <w:szCs w:val="10"/>
+                                </w:rPr>
+                              </w:pPr>
+                              <w:r>
+                                <w:rPr>
+                                  <w:rFonts w:eastAsia="Aptos"/>
+                                  <w:sz w:val="10"/>
+                                  <w:szCs w:val="10"/>
+                                </w:rPr>
+                                <w:t>codegen-350m-multi/Mono</w:t>
+                              </w:r>
+                            </w:p>
+                          </w:txbxContent>
+                        </wps:txbx>
+                        <wps:bodyPr rot="0" spcFirstLastPara="0" vert="horz" wrap="none" lIns="91440" tIns="45720" rIns="91440" bIns="45720" numCol="1" spcCol="0" rtlCol="0" fromWordArt="0" anchor="t" anchorCtr="0" forceAA="0" compatLnSpc="1">
+                          <a:prstTxWarp prst="textNoShape">
+                            <a:avLst/>
+                          </a:prstTxWarp>
+                          <a:noAutofit/>
+                        </wps:bodyPr>
+                      </wps:wsp>
+                      <wps:wsp>
+                        <wps:cNvPr id="1833602912" name="Rectangle 1833602912"/>
+                        <wps:cNvSpPr/>
+                        <wps:spPr>
+                          <a:xfrm>
+                            <a:off x="175666" y="617701"/>
+                            <a:ext cx="876300" cy="283210"/>
+                          </a:xfrm>
+                          <a:prstGeom prst="rect">
+                            <a:avLst/>
+                          </a:prstGeom>
+                        </wps:spPr>
+                        <wps:style>
+                          <a:lnRef idx="2">
+                            <a:schemeClr val="accent1">
+                              <a:shade val="15000"/>
+                            </a:schemeClr>
+                          </a:lnRef>
+                          <a:fillRef idx="1">
+                            <a:schemeClr val="accent1"/>
+                          </a:fillRef>
+                          <a:effectRef idx="0">
+                            <a:schemeClr val="accent1"/>
+                          </a:effectRef>
+                          <a:fontRef idx="minor">
+                            <a:schemeClr val="lt1"/>
+                          </a:fontRef>
+                        </wps:style>
+                        <wps:txbx>
+                          <w:txbxContent>
+                            <w:p>
+                              <w:pPr>
+                                <w:spacing w:line="256" w:lineRule="auto"/>
+                                <w:jc w:val="center"/>
+                                <w:rPr>
+                                  <w:rFonts w:eastAsia="Aptos"/>
+                                  <w:sz w:val="12"/>
+                                  <w:szCs w:val="12"/>
+                                  <w14:ligatures w14:val="none"/>
+                                </w:rPr>
+                              </w:pPr>
+                              <w:r>
+                                <w:rPr>
+                                  <w:rFonts w:eastAsia="Aptos"/>
+                                  <w:sz w:val="12"/>
+                                  <w:szCs w:val="12"/>
+                                </w:rPr>
+                                <w:t xml:space="preserve">Intent of </w:t>
+                              </w:r>
+                              <w:r>
+                                <w:rPr>
+                                  <w:rFonts w:eastAsia="Aptos"/>
+                                  <w:sz w:val="12"/>
+                                  <w:szCs w:val="12"/>
+                                </w:rPr>
+                                <w:t>Data</w:t>
+                              </w:r>
+                              <w:r>
+                                <w:rPr>
+                                  <w:rFonts w:eastAsia="Aptos"/>
+                                  <w:sz w:val="12"/>
+                                  <w:szCs w:val="12"/>
+                                </w:rPr>
+                                <w:t>s</w:t>
+                              </w:r>
+                              <w:r>
+                                <w:rPr>
+                                  <w:rFonts w:eastAsia="Aptos"/>
+                                  <w:sz w:val="12"/>
+                                  <w:szCs w:val="12"/>
+                                </w:rPr>
+                                <w:t>et</w:t>
+                              </w:r>
+                              <w:r>
+                                <w:rPr>
+                                  <w:rFonts w:eastAsia="Aptos"/>
+                                  <w:sz w:val="12"/>
+                                  <w:szCs w:val="12"/>
+                                </w:rPr>
+                                <w:t>’s</w:t>
+                              </w:r>
+                              <w:r>
+                                <w:rPr>
+                                  <w:rFonts w:eastAsia="Aptos"/>
+                                  <w:sz w:val="12"/>
+                                  <w:szCs w:val="12"/>
+                                </w:rPr>
+                                <w:t xml:space="preserve"> program</w:t>
+                              </w:r>
+                            </w:p>
+                          </w:txbxContent>
+                        </wps:txbx>
+                        <wps:bodyPr rot="0" spcFirstLastPara="0" vert="horz" wrap="square" lIns="91440" tIns="45720" rIns="91440" bIns="45720" numCol="1" spcCol="0" rtlCol="0" fromWordArt="0" anchor="ctr" anchorCtr="0" forceAA="0" compatLnSpc="1">
+                          <a:prstTxWarp prst="textNoShape">
+                            <a:avLst/>
+                          </a:prstTxWarp>
+                          <a:noAutofit/>
+                        </wps:bodyPr>
+                      </wps:wsp>
+                      <wps:wsp>
+                        <wps:cNvPr id="1101482486" name="Rectangle 1101482486"/>
+                        <wps:cNvSpPr/>
+                        <wps:spPr>
+                          <a:xfrm>
+                            <a:off x="180000" y="179967"/>
+                            <a:ext cx="876300" cy="197061"/>
+                          </a:xfrm>
+                          <a:prstGeom prst="rect">
+                            <a:avLst/>
+                          </a:prstGeom>
+                        </wps:spPr>
+                        <wps:style>
+                          <a:lnRef idx="2">
+                            <a:schemeClr val="accent1">
+                              <a:shade val="15000"/>
+                            </a:schemeClr>
+                          </a:lnRef>
+                          <a:fillRef idx="1">
+                            <a:schemeClr val="accent1"/>
+                          </a:fillRef>
+                          <a:effectRef idx="0">
+                            <a:schemeClr val="accent1"/>
+                          </a:effectRef>
+                          <a:fontRef idx="minor">
+                            <a:schemeClr val="lt1"/>
+                          </a:fontRef>
+                        </wps:style>
+                        <wps:txbx>
+                          <w:txbxContent>
+                            <w:p>
+                              <w:pPr>
+                                <w:spacing w:line="254" w:lineRule="auto"/>
+                                <w:jc w:val="center"/>
+                                <w:rPr>
+                                  <w:rFonts w:eastAsia="Aptos"/>
+                                  <w:sz w:val="12"/>
+                                  <w:szCs w:val="12"/>
+                                  <w14:ligatures w14:val="none"/>
+                                </w:rPr>
+                              </w:pPr>
+                              <w:r>
+                                <w:rPr>
+                                  <w:rFonts w:eastAsia="Aptos"/>
+                                  <w:color w:val="FFFFFF" w:themeColor="background1"/>
+                                  <w:sz w:val="12"/>
+                                  <w:szCs w:val="12"/>
+                                </w:rPr>
+                                <w:t>Data</w:t>
+                              </w:r>
+                              <w:r>
+                                <w:rPr>
+                                  <w:rFonts w:eastAsia="Aptos"/>
+                                  <w:color w:val="FFFFFF" w:themeColor="background1"/>
+                                  <w:sz w:val="12"/>
+                                  <w:szCs w:val="12"/>
+                                </w:rPr>
+                                <w:t>s</w:t>
+                              </w:r>
+                              <w:r>
+                                <w:rPr>
+                                  <w:rFonts w:eastAsia="Aptos"/>
+                                  <w:color w:val="FFFFFF" w:themeColor="background1"/>
+                                  <w:sz w:val="12"/>
+                                  <w:szCs w:val="12"/>
+                                </w:rPr>
+                                <w:t xml:space="preserve">et </w:t>
+                              </w:r>
+                              <w:r>
+                                <w:rPr>
+                                  <w:rFonts w:eastAsia="Aptos"/>
+                                  <w:sz w:val="12"/>
+                                  <w:szCs w:val="12"/>
+                                </w:rPr>
+                                <w:t xml:space="preserve">program </w:t>
+                              </w:r>
+                            </w:p>
+                          </w:txbxContent>
+                        </wps:txbx>
+                        <wps:bodyPr rot="0" spcFirstLastPara="0" vert="horz" wrap="square" lIns="91440" tIns="45720" rIns="91440" bIns="45720" numCol="1" spcCol="0" rtlCol="0" fromWordArt="0" anchor="ctr" anchorCtr="0" forceAA="0" compatLnSpc="1">
+                          <a:prstTxWarp prst="textNoShape">
+                            <a:avLst/>
+                          </a:prstTxWarp>
+                          <a:noAutofit/>
+                        </wps:bodyPr>
+                      </wps:wsp>
+                      <wps:wsp>
+                        <wps:cNvPr id="1581687405" name="Text Box 1"/>
+                        <wps:cNvSpPr txBox="1"/>
+                        <wps:spPr>
+                          <a:xfrm>
+                            <a:off x="570028" y="396251"/>
+                            <a:ext cx="1139190" cy="197485"/>
+                          </a:xfrm>
+                          <a:prstGeom prst="rect">
+                            <a:avLst/>
+                          </a:prstGeom>
+                          <a:noFill/>
+                          <a:ln w="6350">
+                            <a:noFill/>
+                          </a:ln>
+                        </wps:spPr>
+                        <wps:txbx>
+                          <w:txbxContent>
+                            <w:p>
+                              <w:pPr>
+                                <w:spacing w:line="254" w:lineRule="auto"/>
+                                <w:rPr>
+                                  <w:rFonts w:eastAsia="Aptos"/>
+                                  <w:sz w:val="10"/>
+                                  <w:szCs w:val="10"/>
+                                  <w14:ligatures w14:val="none"/>
+                                </w:rPr>
+                              </w:pPr>
+                              <w:r>
+                                <w:rPr>
+                                  <w:rFonts w:eastAsia="Aptos"/>
+                                  <w:sz w:val="10"/>
+                                  <w:szCs w:val="10"/>
+                                </w:rPr>
+                                <w:t>Model to extract intent of program</w:t>
+                              </w:r>
+                            </w:p>
+                            <w:p>
+                              <w:pPr>
+                                <w:spacing w:line="254" w:lineRule="auto"/>
+                                <w:rPr>
+                                  <w:rFonts w:eastAsia="Aptos"/>
+                                  <w:sz w:val="10"/>
+                                  <w:szCs w:val="10"/>
+                                </w:rPr>
+                              </w:pPr>
+                              <w:r>
+                                <w:rPr>
+                                  <w:rFonts w:eastAsia="Aptos"/>
+                                  <w:sz w:val="10"/>
+                                  <w:szCs w:val="10"/>
+                                </w:rPr>
+                                <w:t>codegen-350m-multi/Mono</w:t>
+                              </w:r>
+                            </w:p>
+                          </w:txbxContent>
+                        </wps:txbx>
+                        <wps:bodyPr rot="0" spcFirstLastPara="0" vert="horz" wrap="none" lIns="91440" tIns="45720" rIns="91440" bIns="45720" numCol="1" spcCol="0" rtlCol="0" fromWordArt="0" anchor="t" anchorCtr="0" forceAA="0" compatLnSpc="1">
+                          <a:prstTxWarp prst="textNoShape">
+                            <a:avLst/>
+                          </a:prstTxWarp>
+                          <a:noAutofit/>
+                        </wps:bodyPr>
+                      </wps:wsp>
+                      <wps:wsp>
+                        <wps:cNvPr id="1113509600" name="Straight Arrow Connector 1113509600"/>
+                        <wps:cNvCnPr/>
+                        <wps:spPr>
+                          <a:xfrm flipH="1">
+                            <a:off x="613816" y="376959"/>
+                            <a:ext cx="4334" cy="240630"/>
+                          </a:xfrm>
+                          <a:prstGeom prst="straightConnector1">
+                            <a:avLst/>
+                          </a:prstGeom>
+                          <a:ln>
+                            <a:tailEnd type="triangle"/>
+                          </a:ln>
+                        </wps:spPr>
+                        <wps:style>
+                          <a:lnRef idx="1">
+                            <a:schemeClr val="accent1"/>
+                          </a:lnRef>
+                          <a:fillRef idx="0">
+                            <a:schemeClr val="accent1"/>
+                          </a:fillRef>
+                          <a:effectRef idx="0">
+                            <a:schemeClr val="accent1"/>
+                          </a:effectRef>
+                          <a:fontRef idx="minor">
+                            <a:schemeClr val="tx1"/>
+                          </a:fontRef>
+                        </wps:style>
+                        <wps:bodyPr/>
+                      </wps:wsp>
+                      <wps:wsp>
+                        <wps:cNvPr id="1410956606" name="Text Box 1"/>
+                        <wps:cNvSpPr txBox="1"/>
+                        <wps:spPr>
+                          <a:xfrm>
+                            <a:off x="5614174" y="1565913"/>
+                            <a:ext cx="768350" cy="188595"/>
+                          </a:xfrm>
+                          <a:prstGeom prst="rect">
+                            <a:avLst/>
+                          </a:prstGeom>
+                          <a:solidFill>
+                            <a:schemeClr val="tx2">
+                              <a:lumMod val="10000"/>
+                              <a:lumOff val="90000"/>
+                            </a:schemeClr>
+                          </a:solidFill>
+                          <a:ln w="6350">
+                            <a:solidFill>
+                              <a:schemeClr val="tx1"/>
+                            </a:solidFill>
+                            <a:prstDash val="sysDash"/>
+                          </a:ln>
+                        </wps:spPr>
+                        <wps:txbx>
+                          <w:txbxContent>
+                            <w:p>
+                              <w:pPr>
+                                <w:spacing w:line="256" w:lineRule="auto"/>
+                                <w:rPr>
+                                  <w:rFonts w:eastAsia="Aptos"/>
+                                  <w:sz w:val="10"/>
+                                  <w:szCs w:val="10"/>
+                                  <w14:ligatures w14:val="none"/>
+                                </w:rPr>
+                              </w:pPr>
+                              <w:r>
+                                <w:rPr>
+                                  <w:rFonts w:eastAsia="Aptos"/>
+                                  <w:sz w:val="10"/>
+                                  <w:szCs w:val="10"/>
+                                </w:rPr>
+                                <w:t>Model Training</w:t>
+                              </w:r>
+                            </w:p>
+                            <w:p>
+                              <w:pPr>
+                                <w:spacing w:line="256" w:lineRule="auto"/>
+                                <w:rPr>
+                                  <w:rFonts w:eastAsia="Aptos"/>
+                                  <w:sz w:val="10"/>
+                                  <w:szCs w:val="10"/>
+                                </w:rPr>
+                              </w:pPr>
+                              <w:r>
+                                <w:rPr>
+                                  <w:rFonts w:eastAsia="Aptos"/>
+                                  <w:sz w:val="10"/>
+                                  <w:szCs w:val="10"/>
+                                </w:rPr>
+                                <w:t>codegen-350m-multi</w:t>
                               </w:r>
                             </w:p>
                           </w:txbxContent>
@@ -2117,45 +5513,12 @@
           </mc:Choice>
           <mc:Fallback>
             <w:pict>
-              <v:group w14:anchorId="3AE30227" id="Canvas 3" o:spid="_x0000_s1026" editas="canvas" style="width:6in;height:108.65pt;mso-position-horizontal-relative:char;mso-position-vertical-relative:line" coordsize="54864,13792" o:gfxdata="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">
-                <v:shapetype id="_x0000_t75" coordsize="21600,21600" o:spt="75" o:preferrelative="t" path="m@4@5l@4@11@9@11@9@5xe" filled="f" stroked="f">
-                  <v:stroke joinstyle="miter"/>
-                  <v:formulas>
-                    <v:f eqn="if lineDrawn pixelLineWidth 0"/>
-                    <v:f eqn="sum @0 1 0"/>
-                    <v:f eqn="sum 0 0 @1"/>
-                    <v:f eqn="prod @2 1 2"/>
-                    <v:f eqn="prod @3 21600 pixelWidth"/>
-                    <v:f eqn="prod @3 21600 pixelHeight"/>
-                    <v:f eqn="sum @0 0 1"/>
-                    <v:f eqn="prod @6 1 2"/>
-                    <v:f eqn="prod @7 21600 pixelWidth"/>
-                    <v:f eqn="sum @8 21600 0"/>
-                    <v:f eqn="prod @7 21600 pixelHeight"/>
-                    <v:f eqn="sum @10 21600 0"/>
-                  </v:formulas>
-                  <v:path o:extrusionok="f" gradientshapeok="t" o:connecttype="rect"/>
-                  <o:lock v:ext="edit" aspectratio="t"/>
-                </v:shapetype>
-                <v:shape id="_x0000_s1027" type="#_x0000_t75" style="position:absolute;width:54864;height:13792;visibility:visible;mso-wrap-style:square" filled="t">
+              <v:group w14:anchorId="7BE0170C" id="_x0000_s1057" editas="canvas" style="width:495pt;height:150.6pt;mso-position-horizontal-relative:char;mso-position-vertical-relative:line" coordsize="62865,19126" o:gfxdata="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">
+                <v:shape id="_x0000_s1058" type="#_x0000_t75" style="position:absolute;width:62865;height:19126;visibility:visible;mso-wrap-style:square" filled="t">
                   <v:fill o:detectmouseclick="t"/>
                   <v:path o:connecttype="none"/>
                 </v:shape>
-                <v:rect id="Rectangle 2110782315" o:spid="_x0000_s1028" style="position:absolute;left:1989;top:6156;width:8763;height:2837;visibility:visible;mso-wrap-style:square;v-text-anchor:middle" o:gfxdata="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" fillcolor="#156082 [3204]" strokecolor="#030e13 [484]" strokeweight="1pt">
-                  <v:textbox>
-                    <w:txbxContent>
-                      <w:p>
-                        <w:pPr>
-                          <w:jc w:val="center"/>
-                        </w:pPr>
-                        <w:r>
-                          <w:t>Text</w:t>
-                        </w:r>
-                      </w:p>
-                    </w:txbxContent>
-                  </v:textbox>
-                </v:rect>
-                <v:rect id="Rectangle 2104645216" o:spid="_x0000_s1029" style="position:absolute;left:13611;top:6157;width:8763;height:2832;visibility:visible;mso-wrap-style:square;v-text-anchor:middle" o:gfxdata="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" fillcolor="#156082 [3204]" strokecolor="#030e13 [484]" strokeweight="1pt">
+                <v:rect id="Rectangle 1527105218" o:spid="_x0000_s1059" style="position:absolute;left:13611;top:6157;width:8763;height:2832;visibility:visible;mso-wrap-style:square;v-text-anchor:middle" o:gfxdata="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" fillcolor="#156082 [3204]" strokecolor="#030e13 [484]" strokeweight="1pt">
                   <v:textbox>
                     <w:txbxContent>
                       <w:p>
@@ -2177,7 +5540,7 @@
                     </w:txbxContent>
                   </v:textbox>
                 </v:rect>
-                <v:rect id="Rectangle 777436601" o:spid="_x0000_s1030" style="position:absolute;left:25422;top:6019;width:7598;height:3242;visibility:visible;mso-wrap-style:square;v-text-anchor:middle" o:gfxdata="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" fillcolor="#156082 [3204]" strokecolor="#030e13 [484]" strokeweight="1pt">
+                <v:rect id="Rectangle 1010279994" o:spid="_x0000_s1060" style="position:absolute;left:25422;top:6019;width:7598;height:3242;visibility:visible;mso-wrap-style:square;v-text-anchor:middle" o:gfxdata="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" fillcolor="#156082 [3204]" strokecolor="#030e13 [484]" strokeweight="1pt">
                   <v:textbox>
                     <w:txbxContent>
                       <w:p>
@@ -2198,17 +5561,13 @@
                     </w:txbxContent>
                   </v:textbox>
                 </v:rect>
-                <v:shapetype id="_x0000_t32" coordsize="21600,21600" o:spt="32" o:oned="t" path="m,l21600,21600e" filled="f">
-                  <v:path arrowok="t" fillok="f" o:connecttype="none"/>
-                  <o:lock v:ext="edit" shapetype="t"/>
-                </v:shapetype>
-                <v:shape id="Straight Arrow Connector 380530610" o:spid="_x0000_s1031" type="#_x0000_t32" style="position:absolute;left:10752;top:7574;width:2859;height:31;visibility:visible;mso-wrap-style:square" o:connectortype="straight" o:gfxdata="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" strokecolor="#156082 [3204]" strokeweight=".5pt">
+                <v:shape id="Straight Arrow Connector 1599916843" o:spid="_x0000_s1061" type="#_x0000_t32" style="position:absolute;left:10519;top:7573;width:3092;height:20;flip:y;visibility:visible;mso-wrap-style:square" o:connectortype="straight" o:gfxdata="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" strokecolor="#156082 [3204]" strokeweight=".5pt">
                   <v:stroke endarrow="block" joinstyle="miter"/>
                 </v:shape>
-                <v:shape id="Straight Arrow Connector 289416038" o:spid="_x0000_s1032" type="#_x0000_t32" style="position:absolute;left:22374;top:7624;width:3048;height:16;visibility:visible;mso-wrap-style:square" o:connectortype="straight" o:gfxdata="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" strokecolor="#156082 [3204]" strokeweight=".5pt">
+                <v:shape id="Straight Arrow Connector 517220312" o:spid="_x0000_s1062" type="#_x0000_t32" style="position:absolute;left:22374;top:7624;width:3048;height:16;visibility:visible;mso-wrap-style:square" o:connectortype="straight" o:gfxdata="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" strokecolor="#156082 [3204]" strokeweight=".5pt">
                   <v:stroke endarrow="block" joinstyle="miter"/>
                 </v:shape>
-                <v:rect id="Rectangle 512443187" o:spid="_x0000_s1033" style="position:absolute;left:37150;top:3397;width:11982;height:3313;visibility:visible;mso-wrap-style:square;v-text-anchor:middle" o:gfxdata="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" fillcolor="#156082 [3204]" strokecolor="#030e13 [484]" strokeweight="1pt">
+                <v:rect id="Rectangle 1867295961" o:spid="_x0000_s1063" style="position:absolute;left:37150;top:3397;width:11982;height:3313;visibility:visible;mso-wrap-style:square;v-text-anchor:middle" o:gfxdata="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" fillcolor="#156082 [3204]" strokecolor="#030e13 [484]" strokeweight="1pt">
                   <v:textbox>
                     <w:txbxContent>
                       <w:p>
@@ -2222,7 +5581,7 @@
                     </w:txbxContent>
                   </v:textbox>
                 </v:rect>
-                <v:rect id="Rectangle 521635500" o:spid="_x0000_s1034" style="position:absolute;left:37150;top:8212;width:14102;height:3238;visibility:visible;mso-wrap-style:square;v-text-anchor:middle" o:gfxdata="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" fillcolor="#156082 [3204]" strokecolor="#030e13 [484]" strokeweight="1pt">
+                <v:rect id="Rectangle 2008872792" o:spid="_x0000_s1064" style="position:absolute;left:37150;top:8212;width:14102;height:3238;visibility:visible;mso-wrap-style:square;v-text-anchor:middle" o:gfxdata="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" fillcolor="#156082 [3204]" strokecolor="#030e13 [484]" strokeweight="1pt">
                   <v:textbox>
                     <w:txbxContent>
                       <w:p>
@@ -2250,32 +5609,19 @@
                     </w:txbxContent>
                   </v:textbox>
                 </v:rect>
-                <v:shapetype id="_x0000_t34" coordsize="21600,21600" o:spt="34" o:oned="t" adj="10800" path="m,l@0,0@0,21600,21600,21600e" filled="f">
-                  <v:stroke joinstyle="miter"/>
-                  <v:formulas>
-                    <v:f eqn="val #0"/>
-                  </v:formulas>
-                  <v:path arrowok="t" fillok="f" o:connecttype="none"/>
-                  <v:handles>
-                    <v:h position="#0,center"/>
-                  </v:handles>
-                  <o:lock v:ext="edit" shapetype="t"/>
-                </v:shapetype>
-                <v:shape id="Connector: Elbow 13960634" o:spid="_x0000_s1035" type="#_x0000_t34" style="position:absolute;left:33020;top:7640;width:4130;height:2191;visibility:visible;mso-wrap-style:square" o:connectortype="elbow" o:gfxdata="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" strokecolor="#156082 [3204]" strokeweight=".5pt">
+                <v:shape id="Connector: Elbow 1074910941" o:spid="_x0000_s1065" type="#_x0000_t34" style="position:absolute;left:33020;top:7640;width:4130;height:2191;visibility:visible;mso-wrap-style:square" o:connectortype="elbow" o:gfxdata="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" strokecolor="#156082 [3204]" strokeweight=".5pt">
                   <v:stroke endarrow="block"/>
                 </v:shape>
-                <v:shape id="Connector: Elbow 1178406862" o:spid="_x0000_s1036" type="#_x0000_t34" style="position:absolute;left:33020;top:5053;width:4130;height:2587;flip:y;visibility:visible;mso-wrap-style:square" o:connectortype="elbow" o:gfxdata="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" strokecolor="#156082 [3204]" strokeweight=".5pt">
+                <v:shape id="Connector: Elbow 1722890112" o:spid="_x0000_s1066" type="#_x0000_t34" style="position:absolute;left:33020;top:5053;width:4130;height:2587;flip:y;visibility:visible;mso-wrap-style:square" o:connectortype="elbow" o:gfxdata="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" strokecolor="#156082 [3204]" strokeweight=".5pt">
                   <v:stroke endarrow="block"/>
                 </v:shape>
-                <v:shapetype id="_x0000_t202" coordsize="21600,21600" o:spt="202" path="m,l,21600r21600,l21600,xe">
-                  <v:stroke joinstyle="miter"/>
-                  <v:path gradientshapeok="t" o:connecttype="rect"/>
-                </v:shapetype>
-                <v:shape id="Text Box 1029503207" o:spid="_x0000_s1037" type="#_x0000_t202" style="position:absolute;left:8249;top:9360;width:6375;height:1759;visibility:visible;mso-wrap-style:none;v-text-anchor:top" o:gfxdata="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" fillcolor="white [3201]" stroked="f" strokeweight=".5pt">
+                <v:shape id="Text Box 927947421" o:spid="_x0000_s1067" type="#_x0000_t202" style="position:absolute;left:7599;top:9261;width:7683;height:2534;visibility:visible;mso-wrap-style:none;v-text-anchor:top" o:gfxdata="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" fillcolor="#dceaf7 [351]" strokecolor="black [3213]" strokeweight=".5pt">
+                  <v:stroke dashstyle="3 1"/>
                   <v:textbox>
                     <w:txbxContent>
                       <w:p>
                         <w:pPr>
+                          <w:spacing w:after="0"/>
                           <w:rPr>
                             <w:sz w:val="10"/>
                             <w:szCs w:val="10"/>
@@ -2287,12 +5633,28 @@
                             <w:szCs w:val="10"/>
                           </w:rPr>
                           <w:t>Text to Program</w:t>
+                        </w:r>
+                      </w:p>
+                      <w:p>
+                        <w:pPr>
+                          <w:spacing w:after="0"/>
+                          <w:rPr>
+                            <w:sz w:val="10"/>
+                            <w:szCs w:val="10"/>
+                          </w:rPr>
+                        </w:pPr>
+                        <w:r>
+                          <w:rPr>
+                            <w:sz w:val="10"/>
+                            <w:szCs w:val="10"/>
+                          </w:rPr>
+                          <w:t>codegen-350m-multi</w:t>
                         </w:r>
                       </w:p>
                     </w:txbxContent>
                   </v:textbox>
                 </v:shape>
-                <v:shape id="Text Box 1" o:spid="_x0000_s1038" type="#_x0000_t202" style="position:absolute;left:19591;top:9537;width:12096;height:2871;visibility:visible;mso-wrap-style:none;v-text-anchor:top" o:gfxdata="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" fillcolor="white [3201]" stroked="f" strokeweight=".5pt">
+                <v:shape id="Text Box 1" o:spid="_x0000_s1068" type="#_x0000_t202" style="position:absolute;left:15214;top:8887;width:12096;height:2871;visibility:visible;mso-wrap-style:none;v-text-anchor:top" o:gfxdata="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" filled="f" stroked="f" strokeweight=".5pt">
                   <v:textbox>
                     <w:txbxContent>
                       <w:p>
@@ -2335,7 +5697,7 @@
                     </w:txbxContent>
                   </v:textbox>
                 </v:shape>
-                <v:rect id="Rectangle 248094984" o:spid="_x0000_s1039" style="position:absolute;left:25278;top:360;width:11397;height:3037;visibility:visible;mso-wrap-style:square;v-text-anchor:middle" o:gfxdata="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" fillcolor="#156082 [3204]" strokecolor="#030e13 [484]" strokeweight="1pt">
+                <v:rect id="Rectangle 1561586379" o:spid="_x0000_s1069" style="position:absolute;left:25278;top:360;width:11397;height:3037;visibility:visible;mso-wrap-style:square;v-text-anchor:middle" o:gfxdata="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" fillcolor="#156082 [3204]" strokecolor="#030e13 [484]" strokeweight="1pt">
                   <v:textbox>
                     <w:txbxContent>
                       <w:p>
@@ -2357,18 +5719,13 @@
                     </w:txbxContent>
                   </v:textbox>
                 </v:rect>
-                <v:shape id="Connector: Elbow 1340400493" o:spid="_x0000_s1040" type="#_x0000_t34" style="position:absolute;left:22374;top:1878;width:2904;height:5695;flip:y;visibility:visible;mso-wrap-style:square" o:connectortype="elbow" o:gfxdata="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" strokecolor="#156082 [3204]" strokeweight=".5pt">
+                <v:shape id="Connector: Elbow 1585099770" o:spid="_x0000_s1070" type="#_x0000_t34" style="position:absolute;left:22374;top:1878;width:2904;height:5695;flip:y;visibility:visible;mso-wrap-style:square" o:connectortype="elbow" o:gfxdata="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" strokecolor="#156082 [3204]" strokeweight=".5pt">
                   <v:stroke endarrow="block"/>
                 </v:shape>
-                <v:shapetype id="_x0000_t33" coordsize="21600,21600" o:spt="33" o:oned="t" path="m,l21600,r,21600e" filled="f">
-                  <v:stroke joinstyle="miter"/>
-                  <v:path arrowok="t" fillok="f" o:connecttype="none"/>
-                  <o:lock v:ext="edit" shapetype="t"/>
-                </v:shapetype>
-                <v:shape id="Connector: Elbow 815096742" o:spid="_x0000_s1041" type="#_x0000_t33" style="position:absolute;left:36675;top:1878;width:6466;height:1518;visibility:visible;mso-wrap-style:square" o:connectortype="elbow" o:gfxdata="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" strokecolor="#156082 [3204]" strokeweight=".5pt">
+                <v:shape id="Connector: Elbow 545781254" o:spid="_x0000_s1071" type="#_x0000_t33" style="position:absolute;left:36675;top:1878;width:6466;height:1518;visibility:visible;mso-wrap-style:square" o:connectortype="elbow" o:gfxdata="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" strokecolor="#156082 [3204]" strokeweight=".5pt">
                   <v:stroke dashstyle="dash" startarrow="block" endarrow="block"/>
                 </v:shape>
-                <v:shape id="Text Box 1" o:spid="_x0000_s1042" type="#_x0000_t202" style="position:absolute;left:37812;width:8154;height:1689;visibility:visible;mso-wrap-style:none;v-text-anchor:top" o:gfxdata="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" filled="f" stroked="f" strokeweight=".5pt">
+                <v:shape id="Text Box 1" o:spid="_x0000_s1072" type="#_x0000_t202" style="position:absolute;left:37812;width:13272;height:1689;visibility:visible;mso-wrap-style:none;v-text-anchor:top" o:gfxdata="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" filled="f" stroked="f" strokeweight=".5pt">
                   <v:textbox>
                     <w:txbxContent>
                       <w:p>
@@ -2376,17 +5733,373 @@
                           <w:spacing w:line="254" w:lineRule="auto"/>
                           <w:rPr>
                             <w:rFonts w:eastAsia="Aptos"/>
+                            <w:color w:val="275317" w:themeColor="accent6" w:themeShade="80"/>
                             <w:sz w:val="10"/>
                             <w:szCs w:val="10"/>
                           </w:rPr>
                         </w:pPr>
                         <w:r>
+                          <w:rPr>
+                            <w:rFonts w:eastAsia="Aptos"/>
+                            <w:color w:val="275317" w:themeColor="accent6" w:themeShade="80"/>
+                            <w:sz w:val="10"/>
+                            <w:szCs w:val="10"/>
+                          </w:rPr>
+                          <w:t>Extract intent and BERT Similarity Score</w:t>
+                        </w:r>
+                      </w:p>
+                    </w:txbxContent>
+                  </v:textbox>
+                </v:shape>
+                <v:rect id="Rectangle 1635022049" o:spid="_x0000_s1073" style="position:absolute;left:23208;top:12764;width:7594;height:3238;visibility:visible;mso-wrap-style:square;v-text-anchor:middle" o:gfxdata="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" fillcolor="#156082 [3204]" strokecolor="#030e13 [484]" strokeweight="1pt">
+                  <v:textbox>
+                    <w:txbxContent>
+                      <w:p>
+                        <w:pPr>
+                          <w:spacing w:line="252" w:lineRule="auto"/>
+                          <w:rPr>
+                            <w:rFonts w:eastAsia="Aptos"/>
+                            <w14:ligatures w14:val="none"/>
+                          </w:rPr>
+                        </w:pPr>
+                        <w:r>
+                          <w:rPr>
+                            <w:rFonts w:eastAsia="Aptos"/>
+                          </w:rPr>
+                          <w:t xml:space="preserve"> Python</w:t>
+                        </w:r>
+                      </w:p>
+                    </w:txbxContent>
+                  </v:textbox>
+                </v:rect>
+                <v:shape id="Connector: Elbow 623691958" o:spid="_x0000_s1074" type="#_x0000_t33" style="position:absolute;left:11986;top:3161;width:5374;height:17070;rotation:90;flip:x;visibility:visible;mso-wrap-style:square" o:connectortype="elbow" o:gfxdata="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" strokecolor="#156082 [3204]" strokeweight=".5pt">
+                  <v:stroke endarrow="block"/>
+                </v:shape>
+                <v:shape id="Connector: Elbow 90147320" o:spid="_x0000_s1075" type="#_x0000_t34" style="position:absolute;left:26361;top:9905;width:3503;height:2216;rotation:90;visibility:visible;mso-wrap-style:square" o:connectortype="elbow" o:gfxdata="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" strokecolor="#156082 [3204]" strokeweight=".5pt">
+                  <v:stroke dashstyle="dash" startarrow="block" endarrow="block"/>
+                </v:shape>
+                <v:shape id="Text Box 1" o:spid="_x0000_s1076" type="#_x0000_t202" style="position:absolute;left:28461;top:10881;width:6757;height:1683;visibility:visible;mso-wrap-style:none;v-text-anchor:top" o:gfxdata="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" filled="f" stroked="f" strokeweight=".5pt">
+                  <v:textbox>
+                    <w:txbxContent>
+                      <w:p>
+                        <w:pPr>
+                          <w:spacing w:line="252" w:lineRule="auto"/>
+                          <w:rPr>
+                            <w:rFonts w:eastAsia="Aptos"/>
+                            <w:color w:val="275317" w:themeColor="accent6" w:themeShade="80"/>
+                            <w:sz w:val="10"/>
+                            <w:szCs w:val="10"/>
+                            <w14:ligatures w14:val="none"/>
+                          </w:rPr>
+                        </w:pPr>
+                        <w:proofErr w:type="spellStart"/>
+                        <w:r>
+                          <w:rPr>
+                            <w:rFonts w:eastAsia="Aptos"/>
+                            <w:color w:val="275317" w:themeColor="accent6" w:themeShade="80"/>
+                            <w:sz w:val="10"/>
+                            <w:szCs w:val="10"/>
+                          </w:rPr>
+                          <w:t>CodeBERTScore</w:t>
+                        </w:r>
+                        <w:proofErr w:type="spellEnd"/>
+                      </w:p>
+                    </w:txbxContent>
+                  </v:textbox>
+                </v:shape>
+                <v:rect id="Rectangle 2066885175" o:spid="_x0000_s1077" style="position:absolute;left:56230;top:8127;width:7595;height:3232;visibility:visible;mso-wrap-style:square;v-text-anchor:middle" o:gfxdata="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" fillcolor="#156082 [3204]" strokecolor="#030e13 [484]" strokeweight="1pt">
+                  <v:textbox>
+                    <w:txbxContent>
+                      <w:p>
+                        <w:pPr>
+                          <w:spacing w:line="252" w:lineRule="auto"/>
+                          <w:rPr>
+                            <w:rFonts w:eastAsia="Aptos"/>
+                            <w14:ligatures w14:val="none"/>
+                          </w:rPr>
+                        </w:pPr>
+                        <w:r>
+                          <w:rPr>
+                            <w:rFonts w:eastAsia="Aptos"/>
+                          </w:rPr>
+                          <w:t>Metrics</w:t>
+                        </w:r>
+                      </w:p>
+                    </w:txbxContent>
+                  </v:textbox>
+                </v:rect>
+                <v:shape id="Connector: Elbow 757041393" o:spid="_x0000_s1078" type="#_x0000_t34" style="position:absolute;left:51084;top:844;width:5146;height:8897;visibility:visible;mso-wrap-style:square" o:connectortype="elbow" o:gfxdata="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" strokecolor="red" strokeweight=".5pt">
+                  <v:stroke endarrow="block"/>
+                </v:shape>
+                <v:shape id="Connector: Elbow 1410675923" o:spid="_x0000_s1079" type="#_x0000_t34" style="position:absolute;left:51252;top:9741;width:4978;height:88;flip:y;visibility:visible;mso-wrap-style:square" o:connectortype="elbow" o:gfxdata="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" strokecolor="red" strokeweight=".5pt">
+                  <v:stroke endarrow="block"/>
+                </v:shape>
+                <v:shapetype id="_x0000_t35" coordsize="21600,21600" o:spt="35" o:oned="t" adj="10800,10800" path="m,l@0,0@0@1,21600@1,21600,21600e" filled="f">
+                  <v:stroke joinstyle="miter"/>
+                  <v:formulas>
+                    <v:f eqn="val #0"/>
+                    <v:f eqn="val #1"/>
+                    <v:f eqn="mid #0 width"/>
+                    <v:f eqn="prod #1 1 2"/>
+                  </v:formulas>
+                  <v:path arrowok="t" fillok="f" o:connecttype="none"/>
+                  <v:handles>
+                    <v:h position="#0,@3"/>
+                    <v:h position="@2,#1"/>
+                  </v:handles>
+                  <o:lock v:ext="edit" shapetype="t"/>
+                </v:shapetype>
+                <v:shape id="Connector: Elbow 1498527737" o:spid="_x0000_s1080" type="#_x0000_t35" style="position:absolute;left:42624;top:-1041;width:2821;height:24390;rotation:90;flip:x y;visibility:visible;mso-wrap-style:square" o:connectortype="elbow" o:gfxdata="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" adj="-17501,19323" strokecolor="red" strokeweight=".5pt">
+                  <v:stroke endarrow="block"/>
+                </v:shape>
+                <v:shape id="Text Box 1" o:spid="_x0000_s1081" type="#_x0000_t202" style="position:absolute;left:8777;top:14570;width:9448;height:2528;visibility:visible;mso-wrap-style:none;v-text-anchor:top" o:gfxdata="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" fillcolor="#dceaf7 [351]" strokecolor="black [3213]" strokeweight=".5pt">
+                  <v:stroke dashstyle="3 1"/>
+                  <v:textbox>
+                    <w:txbxContent>
+                      <w:p>
+                        <w:pPr>
+                          <w:spacing w:after="0" w:line="256" w:lineRule="auto"/>
                           <w:rPr>
                             <w:rFonts w:eastAsia="Aptos"/>
                             <w:sz w:val="10"/>
                             <w:szCs w:val="10"/>
-                          </w:rPr>
-                          <w:t>BERT Similarity Score</w:t>
+                            <w14:ligatures w14:val="none"/>
+                          </w:rPr>
+                        </w:pPr>
+                        <w:r>
+                          <w:rPr>
+                            <w:rFonts w:eastAsia="Aptos"/>
+                            <w:sz w:val="10"/>
+                            <w:szCs w:val="10"/>
+                          </w:rPr>
+                          <w:t>Text to Program</w:t>
+                        </w:r>
+                      </w:p>
+                      <w:p>
+                        <w:pPr>
+                          <w:spacing w:after="0" w:line="256" w:lineRule="auto"/>
+                          <w:rPr>
+                            <w:rFonts w:eastAsia="Aptos"/>
+                            <w:sz w:val="10"/>
+                            <w:szCs w:val="10"/>
+                          </w:rPr>
+                        </w:pPr>
+                        <w:r>
+                          <w:rPr>
+                            <w:rFonts w:eastAsia="Aptos"/>
+                            <w:sz w:val="10"/>
+                            <w:szCs w:val="10"/>
+                          </w:rPr>
+                          <w:t>codegen-350m-multi/Mono</w:t>
+                        </w:r>
+                      </w:p>
+                    </w:txbxContent>
+                  </v:textbox>
+                </v:shape>
+                <v:rect id="Rectangle 1833602912" o:spid="_x0000_s1082" style="position:absolute;left:1756;top:6177;width:8763;height:2832;visibility:visible;mso-wrap-style:square;v-text-anchor:middle" o:gfxdata="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" fillcolor="#156082 [3204]" strokecolor="#030e13 [484]" strokeweight="1pt">
+                  <v:textbox>
+                    <w:txbxContent>
+                      <w:p>
+                        <w:pPr>
+                          <w:spacing w:line="256" w:lineRule="auto"/>
+                          <w:jc w:val="center"/>
+                          <w:rPr>
+                            <w:rFonts w:eastAsia="Aptos"/>
+                            <w:sz w:val="12"/>
+                            <w:szCs w:val="12"/>
+                            <w14:ligatures w14:val="none"/>
+                          </w:rPr>
+                        </w:pPr>
+                        <w:r>
+                          <w:rPr>
+                            <w:rFonts w:eastAsia="Aptos"/>
+                            <w:sz w:val="12"/>
+                            <w:szCs w:val="12"/>
+                          </w:rPr>
+                          <w:t xml:space="preserve">Intent of </w:t>
+                        </w:r>
+                        <w:r>
+                          <w:rPr>
+                            <w:rFonts w:eastAsia="Aptos"/>
+                            <w:sz w:val="12"/>
+                            <w:szCs w:val="12"/>
+                          </w:rPr>
+                          <w:t>Data</w:t>
+                        </w:r>
+                        <w:r>
+                          <w:rPr>
+                            <w:rFonts w:eastAsia="Aptos"/>
+                            <w:sz w:val="12"/>
+                            <w:szCs w:val="12"/>
+                          </w:rPr>
+                          <w:t>s</w:t>
+                        </w:r>
+                        <w:r>
+                          <w:rPr>
+                            <w:rFonts w:eastAsia="Aptos"/>
+                            <w:sz w:val="12"/>
+                            <w:szCs w:val="12"/>
+                          </w:rPr>
+                          <w:t>et</w:t>
+                        </w:r>
+                        <w:r>
+                          <w:rPr>
+                            <w:rFonts w:eastAsia="Aptos"/>
+                            <w:sz w:val="12"/>
+                            <w:szCs w:val="12"/>
+                          </w:rPr>
+                          <w:t>’s</w:t>
+                        </w:r>
+                        <w:r>
+                          <w:rPr>
+                            <w:rFonts w:eastAsia="Aptos"/>
+                            <w:sz w:val="12"/>
+                            <w:szCs w:val="12"/>
+                          </w:rPr>
+                          <w:t xml:space="preserve"> program</w:t>
+                        </w:r>
+                      </w:p>
+                    </w:txbxContent>
+                  </v:textbox>
+                </v:rect>
+                <v:rect id="Rectangle 1101482486" o:spid="_x0000_s1083" style="position:absolute;left:1800;top:1799;width:8763;height:1971;visibility:visible;mso-wrap-style:square;v-text-anchor:middle" o:gfxdata="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" fillcolor="#156082 [3204]" strokecolor="#030e13 [484]" strokeweight="1pt">
+                  <v:textbox>
+                    <w:txbxContent>
+                      <w:p>
+                        <w:pPr>
+                          <w:spacing w:line="254" w:lineRule="auto"/>
+                          <w:jc w:val="center"/>
+                          <w:rPr>
+                            <w:rFonts w:eastAsia="Aptos"/>
+                            <w:sz w:val="12"/>
+                            <w:szCs w:val="12"/>
+                            <w14:ligatures w14:val="none"/>
+                          </w:rPr>
+                        </w:pPr>
+                        <w:r>
+                          <w:rPr>
+                            <w:rFonts w:eastAsia="Aptos"/>
+                            <w:color w:val="FFFFFF" w:themeColor="background1"/>
+                            <w:sz w:val="12"/>
+                            <w:szCs w:val="12"/>
+                          </w:rPr>
+                          <w:t>Data</w:t>
+                        </w:r>
+                        <w:r>
+                          <w:rPr>
+                            <w:rFonts w:eastAsia="Aptos"/>
+                            <w:color w:val="FFFFFF" w:themeColor="background1"/>
+                            <w:sz w:val="12"/>
+                            <w:szCs w:val="12"/>
+                          </w:rPr>
+                          <w:t>s</w:t>
+                        </w:r>
+                        <w:r>
+                          <w:rPr>
+                            <w:rFonts w:eastAsia="Aptos"/>
+                            <w:color w:val="FFFFFF" w:themeColor="background1"/>
+                            <w:sz w:val="12"/>
+                            <w:szCs w:val="12"/>
+                          </w:rPr>
+                          <w:t xml:space="preserve">et </w:t>
+                        </w:r>
+                        <w:r>
+                          <w:rPr>
+                            <w:rFonts w:eastAsia="Aptos"/>
+                            <w:sz w:val="12"/>
+                            <w:szCs w:val="12"/>
+                          </w:rPr>
+                          <w:t xml:space="preserve">program </w:t>
+                        </w:r>
+                      </w:p>
+                    </w:txbxContent>
+                  </v:textbox>
+                </v:rect>
+                <v:shape id="Text Box 1" o:spid="_x0000_s1084" type="#_x0000_t202" style="position:absolute;left:5700;top:3962;width:11392;height:1975;visibility:visible;mso-wrap-style:none;v-text-anchor:top" o:gfxdata="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" filled="f" stroked="f" strokeweight=".5pt">
+                  <v:textbox>
+                    <w:txbxContent>
+                      <w:p>
+                        <w:pPr>
+                          <w:spacing w:line="254" w:lineRule="auto"/>
+                          <w:rPr>
+                            <w:rFonts w:eastAsia="Aptos"/>
+                            <w:sz w:val="10"/>
+                            <w:szCs w:val="10"/>
+                            <w14:ligatures w14:val="none"/>
+                          </w:rPr>
+                        </w:pPr>
+                        <w:r>
+                          <w:rPr>
+                            <w:rFonts w:eastAsia="Aptos"/>
+                            <w:sz w:val="10"/>
+                            <w:szCs w:val="10"/>
+                          </w:rPr>
+                          <w:t>Model to extract intent of program</w:t>
+                        </w:r>
+                      </w:p>
+                      <w:p>
+                        <w:pPr>
+                          <w:spacing w:line="254" w:lineRule="auto"/>
+                          <w:rPr>
+                            <w:rFonts w:eastAsia="Aptos"/>
+                            <w:sz w:val="10"/>
+                            <w:szCs w:val="10"/>
+                          </w:rPr>
+                        </w:pPr>
+                        <w:r>
+                          <w:rPr>
+                            <w:rFonts w:eastAsia="Aptos"/>
+                            <w:sz w:val="10"/>
+                            <w:szCs w:val="10"/>
+                          </w:rPr>
+                          <w:t>codegen-350m-multi/Mono</w:t>
+                        </w:r>
+                      </w:p>
+                    </w:txbxContent>
+                  </v:textbox>
+                </v:shape>
+                <v:shape id="Straight Arrow Connector 1113509600" o:spid="_x0000_s1085" type="#_x0000_t32" style="position:absolute;left:6138;top:3769;width:43;height:2406;flip:x;visibility:visible;mso-wrap-style:square" o:connectortype="straight" o:gfxdata="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" strokecolor="#156082 [3204]" strokeweight=".5pt">
+                  <v:stroke endarrow="block" joinstyle="miter"/>
+                </v:shape>
+                <v:shape id="Text Box 1" o:spid="_x0000_s1086" type="#_x0000_t202" style="position:absolute;left:56141;top:15659;width:7684;height:1886;visibility:visible;mso-wrap-style:none;v-text-anchor:top" o:gfxdata="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" fillcolor="#dceaf7 [351]" strokecolor="black [3213]" strokeweight=".5pt">
+                  <v:stroke dashstyle="3 1"/>
+                  <v:textbox>
+                    <w:txbxContent>
+                      <w:p>
+                        <w:pPr>
+                          <w:spacing w:line="256" w:lineRule="auto"/>
+                          <w:rPr>
+                            <w:rFonts w:eastAsia="Aptos"/>
+                            <w:sz w:val="10"/>
+                            <w:szCs w:val="10"/>
+                            <w14:ligatures w14:val="none"/>
+                          </w:rPr>
+                        </w:pPr>
+                        <w:r>
+                          <w:rPr>
+                            <w:rFonts w:eastAsia="Aptos"/>
+                            <w:sz w:val="10"/>
+                            <w:szCs w:val="10"/>
+                          </w:rPr>
+                          <w:t>Model Training</w:t>
+                        </w:r>
+                      </w:p>
+                      <w:p>
+                        <w:pPr>
+                          <w:spacing w:line="256" w:lineRule="auto"/>
+                          <w:rPr>
+                            <w:rFonts w:eastAsia="Aptos"/>
+                            <w:sz w:val="10"/>
+                            <w:szCs w:val="10"/>
+                          </w:rPr>
+                        </w:pPr>
+                        <w:r>
+                          <w:rPr>
+                            <w:rFonts w:eastAsia="Aptos"/>
+                            <w:sz w:val="10"/>
+                            <w:szCs w:val="10"/>
+                          </w:rPr>
+                          <w:t>codegen-350m-multi</w:t>
                         </w:r>
                       </w:p>
                     </w:txbxContent>
@@ -2419,14 +6132,7 @@
           <w:sz w:val="20"/>
           <w:szCs w:val="20"/>
         </w:rPr>
-        <w:t xml:space="preserve">Text -&gt; C++: </w:t>
-      </w:r>
-      <w:r>
-        <w:rPr>
-          <w:sz w:val="20"/>
-          <w:szCs w:val="20"/>
-        </w:rPr>
-        <w:t>codegen-350M-multi</w:t>
+        <w:t>Text -&gt; C++: codegen-350M-multi</w:t>
       </w:r>
       <w:r>
         <w:rPr>
@@ -2448,21 +6154,7 @@
           <w:sz w:val="20"/>
           <w:szCs w:val="20"/>
         </w:rPr>
-        <w:t>C++</w:t>
-      </w:r>
-      <w:r>
-        <w:rPr>
-          <w:sz w:val="20"/>
-          <w:szCs w:val="20"/>
-        </w:rPr>
-        <w:t xml:space="preserve"> -&gt; Python</w:t>
-      </w:r>
-      <w:r>
-        <w:rPr>
-          <w:sz w:val="20"/>
-          <w:szCs w:val="20"/>
-        </w:rPr>
-        <w:t>: codegen-350M-multi</w:t>
+        <w:t>C++ -&gt; Python: codegen-350M-multi</w:t>
       </w:r>
       <w:r>
         <w:rPr>
@@ -2484,6 +6176,36 @@
           <w:sz w:val="20"/>
           <w:szCs w:val="20"/>
         </w:rPr>
+        <w:lastRenderedPageBreak/>
+        <w:t>Text</w:t>
+      </w:r>
+      <w:r>
+        <w:rPr>
+          <w:sz w:val="20"/>
+          <w:szCs w:val="20"/>
+        </w:rPr>
+        <w:t xml:space="preserve"> -&gt; Python: codegen-350M-multi</w:t>
+      </w:r>
+      <w:r>
+        <w:rPr>
+          <w:sz w:val="20"/>
+          <w:szCs w:val="20"/>
+        </w:rPr>
+        <w:t xml:space="preserve"> (hugging face)</w:t>
+      </w:r>
+    </w:p>
+    <w:p>
+      <w:pPr>
+        <w:rPr>
+          <w:sz w:val="20"/>
+          <w:szCs w:val="20"/>
+        </w:rPr>
+      </w:pPr>
+      <w:r>
+        <w:rPr>
+          <w:sz w:val="20"/>
+          <w:szCs w:val="20"/>
+        </w:rPr>
         <w:t xml:space="preserve">Code to Documentation: </w:t>
       </w:r>
       <w:r>
@@ -2498,7 +6220,23 @@
           <w:sz w:val="20"/>
           <w:szCs w:val="20"/>
         </w:rPr>
-        <w:t xml:space="preserve"> (groq) </w:t>
+        <w:t xml:space="preserve"> (</w:t>
+      </w:r>
+      <w:proofErr w:type="spellStart"/>
+      <w:r>
+        <w:rPr>
+          <w:sz w:val="20"/>
+          <w:szCs w:val="20"/>
+        </w:rPr>
+        <w:t>groq</w:t>
+      </w:r>
+      <w:proofErr w:type="spellEnd"/>
+      <w:r>
+        <w:rPr>
+          <w:sz w:val="20"/>
+          <w:szCs w:val="20"/>
+        </w:rPr>
+        <w:t xml:space="preserve">) </w:t>
       </w:r>
       <w:r>
         <w:rPr>
@@ -2578,6 +6316,7 @@
         </w:rPr>
         <w:t xml:space="preserve">: </w:t>
       </w:r>
+      <w:proofErr w:type="spellStart"/>
       <w:r>
         <w:rPr>
           <w:sz w:val="20"/>
@@ -2585,6 +6324,7 @@
         </w:rPr>
         <w:t>CodeBERTScore</w:t>
       </w:r>
+      <w:proofErr w:type="spellEnd"/>
       <w:r>
         <w:rPr>
           <w:sz w:val="20"/>
@@ -2598,22 +6338,32 @@
           <w:sz w:val="20"/>
           <w:szCs w:val="20"/>
         </w:rPr>
-        <w:t>[</w:t>
-      </w:r>
+        <w:t xml:space="preserve">[The </w:t>
+      </w:r>
+      <w:proofErr w:type="spellStart"/>
       <w:r>
         <w:rPr>
           <w:color w:val="FF0000"/>
           <w:sz w:val="20"/>
           <w:szCs w:val="20"/>
         </w:rPr>
-        <w:t>The CodeGen model already does this</w:t>
-      </w:r>
+        <w:t>CodeGen</w:t>
+      </w:r>
+      <w:proofErr w:type="spellEnd"/>
       <w:r>
         <w:rPr>
           <w:color w:val="FF0000"/>
           <w:sz w:val="20"/>
           <w:szCs w:val="20"/>
         </w:rPr>
+        <w:t xml:space="preserve"> model already does this</w:t>
+      </w:r>
+      <w:r>
+        <w:rPr>
+          <w:color w:val="FF0000"/>
+          <w:sz w:val="20"/>
+          <w:szCs w:val="20"/>
+        </w:rPr>
         <w:t>,</w:t>
       </w:r>
       <w:r>
@@ -2622,15 +6372,7 @@
           <w:sz w:val="20"/>
           <w:szCs w:val="20"/>
         </w:rPr>
-        <w:t xml:space="preserve"> so what is the use of this?</w:t>
-      </w:r>
-      <w:r>
-        <w:rPr>
-          <w:color w:val="FF0000"/>
-          <w:sz w:val="20"/>
-          <w:szCs w:val="20"/>
-        </w:rPr>
-        <w:t>]</w:t>
+        <w:t xml:space="preserve"> so what is the use of this?]</w:t>
       </w:r>
     </w:p>
     <w:p>
@@ -2657,15 +6399,95 @@
           <w:sz w:val="20"/>
           <w:szCs w:val="20"/>
         </w:rPr>
-        <w:t xml:space="preserve"> (B)</w:t>
-      </w:r>
-      <w:r>
-        <w:rPr>
-          <w:sz w:val="20"/>
-          <w:szCs w:val="20"/>
-        </w:rPr>
-        <w:t>: CodeBERTScore</w:t>
-      </w:r>
+        <w:t xml:space="preserve"> (</w:t>
+      </w:r>
+      <w:r>
+        <w:rPr>
+          <w:sz w:val="20"/>
+          <w:szCs w:val="20"/>
+        </w:rPr>
+        <w:t>A</w:t>
+      </w:r>
+      <w:r>
+        <w:rPr>
+          <w:sz w:val="20"/>
+          <w:szCs w:val="20"/>
+        </w:rPr>
+        <w:t>)</w:t>
+      </w:r>
+      <w:r>
+        <w:rPr>
+          <w:sz w:val="20"/>
+          <w:szCs w:val="20"/>
+        </w:rPr>
+        <w:t xml:space="preserve">: </w:t>
+      </w:r>
+      <w:proofErr w:type="spellStart"/>
+      <w:r>
+        <w:rPr>
+          <w:sz w:val="20"/>
+          <w:szCs w:val="20"/>
+        </w:rPr>
+        <w:t>CodeBERTScore</w:t>
+      </w:r>
+      <w:proofErr w:type="spellEnd"/>
+    </w:p>
+    <w:p>
+      <w:pPr>
+        <w:pStyle w:val="ListParagraph"/>
+        <w:numPr>
+          <w:ilvl w:val="0"/>
+          <w:numId w:val="9"/>
+        </w:numPr>
+        <w:rPr>
+          <w:sz w:val="20"/>
+          <w:szCs w:val="20"/>
+        </w:rPr>
+      </w:pPr>
+      <w:r>
+        <w:rPr>
+          <w:sz w:val="20"/>
+          <w:szCs w:val="20"/>
+        </w:rPr>
+        <w:t xml:space="preserve">Text to </w:t>
+      </w:r>
+      <w:r>
+        <w:rPr>
+          <w:sz w:val="20"/>
+          <w:szCs w:val="20"/>
+        </w:rPr>
+        <w:t xml:space="preserve">Python similarity with C++ to Python </w:t>
+      </w:r>
+      <w:r>
+        <w:rPr>
+          <w:sz w:val="20"/>
+          <w:szCs w:val="20"/>
+        </w:rPr>
+        <w:t>Code Generation (</w:t>
+      </w:r>
+      <w:r>
+        <w:rPr>
+          <w:sz w:val="20"/>
+          <w:szCs w:val="20"/>
+        </w:rPr>
+        <w:t>B</w:t>
+      </w:r>
+      <w:r>
+        <w:rPr>
+          <w:sz w:val="20"/>
+          <w:szCs w:val="20"/>
+        </w:rPr>
+        <w:t xml:space="preserve">): </w:t>
+      </w:r>
+      <w:proofErr w:type="spellStart"/>
+      <w:r>
+        <w:rPr>
+          <w:sz w:val="20"/>
+          <w:szCs w:val="20"/>
+        </w:rPr>
+        <w:t>CodeBERTScore</w:t>
+      </w:r>
+      <w:proofErr w:type="spellEnd"/>
     </w:p>
     <w:p>
       <w:pPr>
@@ -2817,6 +6639,14 @@
       <m:oMath>
         <m:r>
           <w:rPr>
+            <w:rFonts w:ascii="Cambria Math" w:hAnsi="Cambria Math"/>
+            <w:sz w:val="20"/>
+            <w:szCs w:val="20"/>
+          </w:rPr>
+          <m:t>αA+</m:t>
+        </m:r>
+        <m:r>
+          <w:rPr>
             <w:rFonts w:ascii="Cambria Math" w:eastAsiaTheme="minorEastAsia" w:hAnsi="Cambria Math"/>
             <w:sz w:val="20"/>
             <w:szCs w:val="20"/>
@@ -2846,6 +6676,14 @@
             <w:sz w:val="20"/>
             <w:szCs w:val="20"/>
           </w:rPr>
+          <m:t>α,</m:t>
+        </m:r>
+        <m:r>
+          <w:rPr>
+            <w:rFonts w:ascii="Cambria Math" w:hAnsi="Cambria Math"/>
+            <w:sz w:val="20"/>
+            <w:szCs w:val="20"/>
+          </w:rPr>
           <m:t>β, γ and δ</m:t>
         </m:r>
       </m:oMath>
@@ -2855,7 +6693,23 @@
           <w:sz w:val="20"/>
           <w:szCs w:val="20"/>
         </w:rPr>
-        <w:t xml:space="preserve"> determine the weightage of each of the evaluation criterias on the accuracy. The evaluation of model for accuracy will vary these to identify the optimal hyperparameters.</w:t>
+        <w:t xml:space="preserve"> determine the weightage of each of the evaluation criterias on the accuracy. The evaluation of </w:t>
+      </w:r>
+      <w:r>
+        <w:rPr>
+          <w:rFonts w:eastAsiaTheme="minorEastAsia"/>
+          <w:sz w:val="20"/>
+          <w:szCs w:val="20"/>
+        </w:rPr>
+        <w:t>models</w:t>
+      </w:r>
+      <w:r>
+        <w:rPr>
+          <w:rFonts w:eastAsiaTheme="minorEastAsia"/>
+          <w:sz w:val="20"/>
+          <w:szCs w:val="20"/>
+        </w:rPr>
+        <w:t xml:space="preserve"> for accuracy will vary these to identify the optimal hyperparameters.</w:t>
       </w:r>
     </w:p>
     <w:p>
@@ -2870,7 +6724,6 @@
           <w:sz w:val="20"/>
           <w:szCs w:val="20"/>
         </w:rPr>
-        <w:lastRenderedPageBreak/>
         <w:t>The means to execute generated python code for the entirety of the dataset and determine a pass execution result against failed are not known yet.</w:t>
       </w:r>
     </w:p>
@@ -2889,6 +6742,88 @@
           <w:szCs w:val="20"/>
         </w:rPr>
       </w:pPr>
+      <w:r>
+        <w:rPr>
+          <w:sz w:val="20"/>
+          <w:szCs w:val="20"/>
+        </w:rPr>
+        <w:t>For text to programming language use “</w:t>
+      </w:r>
+      <w:proofErr w:type="spellStart"/>
+      <w:r>
+        <w:rPr>
+          <w:sz w:val="20"/>
+          <w:szCs w:val="20"/>
+        </w:rPr>
+        <w:fldChar w:fldCharType="begin"/>
+      </w:r>
+      <w:r>
+        <w:rPr>
+          <w:sz w:val="20"/>
+          <w:szCs w:val="20"/>
+        </w:rPr>
+        <w:instrText>HYPERLINK "https://huggingface.co/datasets/bigcode/the-stack"</w:instrText>
+      </w:r>
+      <w:r>
+        <w:rPr>
+          <w:sz w:val="20"/>
+          <w:szCs w:val="20"/>
+        </w:rPr>
+      </w:r>
+      <w:r>
+        <w:rPr>
+          <w:sz w:val="20"/>
+          <w:szCs w:val="20"/>
+        </w:rPr>
+        <w:fldChar w:fldCharType="separate"/>
+      </w:r>
+      <w:r>
+        <w:rPr>
+          <w:rStyle w:val="Hyperlink"/>
+          <w:sz w:val="20"/>
+          <w:szCs w:val="20"/>
+        </w:rPr>
+        <w:t>bigcode</w:t>
+      </w:r>
+      <w:proofErr w:type="spellEnd"/>
+      <w:r>
+        <w:rPr>
+          <w:rStyle w:val="Hyperlink"/>
+          <w:sz w:val="20"/>
+          <w:szCs w:val="20"/>
+        </w:rPr>
+        <w:t>/the-stack · Datasets at Hugging Face</w:t>
+      </w:r>
+      <w:r>
+        <w:rPr>
+          <w:sz w:val="20"/>
+          <w:szCs w:val="20"/>
+        </w:rPr>
+        <w:fldChar w:fldCharType="end"/>
+      </w:r>
+      <w:r>
+        <w:rPr>
+          <w:sz w:val="20"/>
+          <w:szCs w:val="20"/>
+        </w:rPr>
+        <w:t xml:space="preserve">”. The </w:t>
+      </w:r>
+      <w:proofErr w:type="spellStart"/>
+      <w:r>
+        <w:rPr>
+          <w:sz w:val="20"/>
+          <w:szCs w:val="20"/>
+        </w:rPr>
+        <w:t>CodeParrot</w:t>
+      </w:r>
+      <w:proofErr w:type="spellEnd"/>
+      <w:r>
+        <w:rPr>
+          <w:sz w:val="20"/>
+          <w:szCs w:val="20"/>
+        </w:rPr>
+        <w:t xml:space="preserve"> is not accessible.</w:t>
+      </w:r>
     </w:p>
     <w:p>
       <w:pPr>
@@ -2902,29 +6837,70 @@
           <w:sz w:val="20"/>
           <w:szCs w:val="20"/>
         </w:rPr>
-        <w:t xml:space="preserve">Augmented for: </w:t>
-      </w:r>
-      <w:r>
-        <w:rPr>
-          <w:sz w:val="20"/>
-          <w:szCs w:val="20"/>
-        </w:rPr>
-        <w:t>Include Design Patterns, need sample data set, and pseudo code.</w:t>
-      </w:r>
-    </w:p>
-    <w:p/>
-    <w:p/>
-    <w:p>
-      <w:pPr>
-        <w:pStyle w:val="Heading3"/>
-      </w:pPr>
-      <w:r>
-        <w:t>Stretch Task</w:t>
+        <w:t xml:space="preserve">Use </w:t>
+      </w:r>
+      <w:hyperlink r:id="rId9" w:history="1">
+        <w:r>
+          <w:rPr>
+            <w:rStyle w:val="Hyperlink"/>
+            <w:sz w:val="20"/>
+            <w:szCs w:val="20"/>
+          </w:rPr>
+          <w:t>https://github.com/kunpai/codocbench/tree/main</w:t>
+        </w:r>
+      </w:hyperlink>
+      <w:r>
+        <w:rPr>
+          <w:sz w:val="20"/>
+          <w:szCs w:val="20"/>
+        </w:rPr>
+        <w:t xml:space="preserve"> for code documentation to then extract intent and compare intents.</w:t>
       </w:r>
     </w:p>
     <w:p>
-      <w:r>
-        <w:t>Adding ASR for textual prompt and T2S for documentation readout. Multi Turn Program Synthesis using audio input would be useful where the program is broken down in to smaller tasks and the prompts are for the smaller tasks which are then prompted to stitch together into a larger program.</w:t>
+      <w:pPr>
+        <w:rPr>
+          <w:sz w:val="20"/>
+          <w:szCs w:val="20"/>
+        </w:rPr>
+      </w:pPr>
+      <w:r>
+        <w:rPr>
+          <w:sz w:val="20"/>
+          <w:szCs w:val="20"/>
+        </w:rPr>
+        <w:t xml:space="preserve">Design Patterns </w:t>
+      </w:r>
+      <w:hyperlink r:id="rId10" w:history="1">
+        <w:r>
+          <w:rPr>
+            <w:rStyle w:val="Hyperlink"/>
+            <w:sz w:val="20"/>
+            <w:szCs w:val="20"/>
+          </w:rPr>
+          <w:t>https://github.com/RefactoringGuru/design-patterns-cpp</w:t>
+        </w:r>
+      </w:hyperlink>
+      <w:r>
+        <w:rPr>
+          <w:sz w:val="20"/>
+          <w:szCs w:val="20"/>
+        </w:rPr>
+        <w:t xml:space="preserve">: </w:t>
+      </w:r>
+      <w:r>
+        <w:rPr>
+          <w:sz w:val="20"/>
+          <w:szCs w:val="20"/>
+        </w:rPr>
+        <w:t>Collection of pattern implementations organized by category.</w:t>
+      </w:r>
+      <w:r>
+        <w:rPr>
+          <w:sz w:val="20"/>
+          <w:szCs w:val="20"/>
+        </w:rPr>
+        <w:t xml:space="preserve"> Will need some </w:t>
       </w:r>
     </w:p>
     <w:p>
@@ -2934,12 +6910,123 @@
           <w:szCs w:val="20"/>
         </w:rPr>
       </w:pPr>
+      <w:proofErr w:type="spellStart"/>
+      <w:r>
+        <w:rPr>
+          <w:sz w:val="20"/>
+          <w:szCs w:val="20"/>
+        </w:rPr>
+        <w:t>CodeSearchNet</w:t>
+      </w:r>
+      <w:proofErr w:type="spellEnd"/>
+      <w:r>
+        <w:rPr>
+          <w:sz w:val="20"/>
+          <w:szCs w:val="20"/>
+        </w:rPr>
+        <w:t xml:space="preserve">: </w:t>
+      </w:r>
+      <w:r>
+        <w:rPr>
+          <w:sz w:val="20"/>
+          <w:szCs w:val="20"/>
+        </w:rPr>
+        <w:t>Contains C++ functions paired with documentation/comments, useful for instruction-to-code fine-tuning</w:t>
+      </w:r>
+      <w:r>
+        <w:rPr>
+          <w:sz w:val="20"/>
+          <w:szCs w:val="20"/>
+        </w:rPr>
+        <w:t xml:space="preserve"> </w:t>
+      </w:r>
+      <w:r>
+        <w:rPr>
+          <w:sz w:val="20"/>
+          <w:szCs w:val="20"/>
+        </w:rPr>
+        <w:t>https://huggingface.co/datasets/code_search_net</w:t>
+      </w:r>
     </w:p>
     <w:p>
       <w:pPr>
+        <w:rPr>
+          <w:sz w:val="20"/>
+          <w:szCs w:val="20"/>
+        </w:rPr>
+      </w:pPr>
+    </w:p>
+    <w:p>
+      <w:pPr>
+        <w:rPr>
+          <w:sz w:val="20"/>
+          <w:szCs w:val="20"/>
+        </w:rPr>
+      </w:pPr>
+      <w:r>
+        <w:rPr>
+          <w:sz w:val="20"/>
+          <w:szCs w:val="20"/>
+        </w:rPr>
+        <w:t>Augmented for</w:t>
+      </w:r>
+      <w:proofErr w:type="gramStart"/>
+      <w:r>
+        <w:rPr>
+          <w:sz w:val="20"/>
+          <w:szCs w:val="20"/>
+        </w:rPr>
+        <w:t xml:space="preserve">: </w:t>
+      </w:r>
+      <w:r>
+        <w:rPr>
+          <w:sz w:val="20"/>
+          <w:szCs w:val="20"/>
+        </w:rPr>
+        <w:t>Include</w:t>
+      </w:r>
+      <w:proofErr w:type="gramEnd"/>
+      <w:r>
+        <w:rPr>
+          <w:sz w:val="20"/>
+          <w:szCs w:val="20"/>
+        </w:rPr>
+        <w:t xml:space="preserve"> Design Patterns, need sample data set, and pseudo code.</w:t>
+      </w:r>
+    </w:p>
+    <w:p>
+      <w:pPr>
+        <w:pStyle w:val="Heading3"/>
+      </w:pPr>
+      <w:r>
+        <w:t>Stretch Task</w:t>
+      </w:r>
+    </w:p>
+    <w:p>
+      <w:r>
+        <w:t xml:space="preserve">Adding ASR for textual prompt and T2S for documentation readout. Multi Turn Program Synthesis using audio input would be useful where the program is broken down </w:t>
+      </w:r>
+      <w:r>
+        <w:t>into</w:t>
+      </w:r>
+      <w:r>
+        <w:t xml:space="preserve"> smaller tasks and the prompts are for the smaller tasks which are then prompted to stitch together into a larger program.</w:t>
+      </w:r>
+    </w:p>
+    <w:p>
+      <w:pPr>
+        <w:rPr>
+          <w:sz w:val="20"/>
+          <w:szCs w:val="20"/>
+        </w:rPr>
+      </w:pPr>
+    </w:p>
+    <w:p>
+      <w:pPr>
         <w:pStyle w:val="Heading1"/>
       </w:pPr>
       <w:r>
+        <w:lastRenderedPageBreak/>
         <w:t>Possible Outcomes in Stage</w:t>
       </w:r>
     </w:p>
@@ -2994,17 +7081,9 @@
           <w:sz w:val="28"/>
           <w:szCs w:val="28"/>
         </w:rPr>
-        <w:t xml:space="preserve">[1] </w:t>
-      </w:r>
-      <w:r>
-        <w:rPr>
-          <w:rFonts w:ascii="Calibri" w:hAnsi="Calibri" w:cs="Calibri"/>
-          <w:sz w:val="28"/>
-          <w:szCs w:val="28"/>
-        </w:rPr>
-        <w:t xml:space="preserve">codegen-350M-multi: </w:t>
-      </w:r>
-      <w:hyperlink r:id="rId9" w:history="1">
+        <w:t xml:space="preserve">[1] codegen-350M-multi: </w:t>
+      </w:r>
+      <w:hyperlink r:id="rId11" w:history="1">
         <w:r>
           <w:rPr>
             <w:rStyle w:val="Hyperlink"/>
@@ -3030,33 +7109,27 @@
           <w:sz w:val="28"/>
           <w:szCs w:val="28"/>
         </w:rPr>
-        <w:t>[</w:t>
-      </w:r>
+        <w:t xml:space="preserve">[2] </w:t>
+      </w:r>
+      <w:proofErr w:type="spellStart"/>
       <w:r>
         <w:rPr>
           <w:rFonts w:ascii="Calibri" w:hAnsi="Calibri" w:cs="Calibri"/>
           <w:sz w:val="28"/>
           <w:szCs w:val="28"/>
         </w:rPr>
-        <w:t>2</w:t>
-      </w:r>
+        <w:t>CoDocBench</w:t>
+      </w:r>
+      <w:proofErr w:type="spellEnd"/>
       <w:r>
         <w:rPr>
           <w:rFonts w:ascii="Calibri" w:hAnsi="Calibri" w:cs="Calibri"/>
           <w:sz w:val="28"/>
           <w:szCs w:val="28"/>
         </w:rPr>
-        <w:t>]</w:t>
-      </w:r>
-      <w:r>
-        <w:rPr>
-          <w:rFonts w:ascii="Calibri" w:hAnsi="Calibri" w:cs="Calibri"/>
-          <w:sz w:val="28"/>
-          <w:szCs w:val="28"/>
-        </w:rPr>
-        <w:t xml:space="preserve"> CoDocBench: </w:t>
-      </w:r>
-      <w:hyperlink r:id="rId10" w:history="1">
+        <w:t xml:space="preserve">: </w:t>
+      </w:r>
+      <w:hyperlink r:id="rId12" w:history="1">
         <w:r>
           <w:rPr>
             <w:rStyle w:val="Hyperlink"/>
@@ -3082,33 +7155,9 @@
           <w:sz w:val="28"/>
           <w:szCs w:val="28"/>
         </w:rPr>
-        <w:t>[</w:t>
-      </w:r>
-      <w:r>
-        <w:rPr>
-          <w:rFonts w:ascii="Calibri" w:hAnsi="Calibri" w:cs="Calibri"/>
-          <w:sz w:val="28"/>
-          <w:szCs w:val="28"/>
-        </w:rPr>
-        <w:t>3</w:t>
-      </w:r>
-      <w:r>
-        <w:rPr>
-          <w:rFonts w:ascii="Calibri" w:hAnsi="Calibri" w:cs="Calibri"/>
-          <w:sz w:val="28"/>
-          <w:szCs w:val="28"/>
-        </w:rPr>
-        <w:t>]</w:t>
-      </w:r>
-      <w:r>
-        <w:rPr>
-          <w:rFonts w:ascii="Calibri" w:hAnsi="Calibri" w:cs="Calibri"/>
-          <w:sz w:val="28"/>
-          <w:szCs w:val="28"/>
-        </w:rPr>
-        <w:t xml:space="preserve"> Spider: </w:t>
-      </w:r>
-      <w:hyperlink r:id="rId11" w:history="1">
+        <w:t xml:space="preserve">[3] Spider: </w:t>
+      </w:r>
+      <w:hyperlink r:id="rId13" w:history="1">
         <w:r>
           <w:rPr>
             <w:rStyle w:val="Hyperlink"/>
@@ -3134,33 +7183,27 @@
           <w:sz w:val="28"/>
           <w:szCs w:val="28"/>
         </w:rPr>
-        <w:t>[</w:t>
-      </w:r>
+        <w:t xml:space="preserve">[4] </w:t>
+      </w:r>
+      <w:proofErr w:type="spellStart"/>
       <w:r>
         <w:rPr>
           <w:rFonts w:ascii="Calibri" w:hAnsi="Calibri" w:cs="Calibri"/>
           <w:sz w:val="28"/>
           <w:szCs w:val="28"/>
         </w:rPr>
-        <w:t>4</w:t>
-      </w:r>
+        <w:t>BirdBench</w:t>
+      </w:r>
+      <w:proofErr w:type="spellEnd"/>
       <w:r>
         <w:rPr>
           <w:rFonts w:ascii="Calibri" w:hAnsi="Calibri" w:cs="Calibri"/>
           <w:sz w:val="28"/>
           <w:szCs w:val="28"/>
         </w:rPr>
-        <w:t>]</w:t>
-      </w:r>
-      <w:r>
-        <w:rPr>
-          <w:rFonts w:ascii="Calibri" w:hAnsi="Calibri" w:cs="Calibri"/>
-          <w:sz w:val="28"/>
-          <w:szCs w:val="28"/>
-        </w:rPr>
-        <w:t xml:space="preserve"> BirdBench: </w:t>
-      </w:r>
-      <w:hyperlink r:id="rId12" w:history="1">
+        <w:t xml:space="preserve">: </w:t>
+      </w:r>
+      <w:hyperlink r:id="rId14" w:history="1">
         <w:r>
           <w:rPr>
             <w:rStyle w:val="Hyperlink"/>
@@ -3186,33 +7229,27 @@
           <w:sz w:val="28"/>
           <w:szCs w:val="28"/>
         </w:rPr>
-        <w:t>[</w:t>
-      </w:r>
+        <w:t xml:space="preserve">[5] </w:t>
+      </w:r>
+      <w:proofErr w:type="spellStart"/>
       <w:r>
         <w:rPr>
           <w:rFonts w:ascii="Calibri" w:hAnsi="Calibri" w:cs="Calibri"/>
           <w:sz w:val="28"/>
           <w:szCs w:val="28"/>
         </w:rPr>
-        <w:t>5</w:t>
-      </w:r>
+        <w:t>CodeParrot</w:t>
+      </w:r>
+      <w:proofErr w:type="spellEnd"/>
       <w:r>
         <w:rPr>
           <w:rFonts w:ascii="Calibri" w:hAnsi="Calibri" w:cs="Calibri"/>
           <w:sz w:val="28"/>
           <w:szCs w:val="28"/>
         </w:rPr>
-        <w:t>]</w:t>
-      </w:r>
-      <w:r>
-        <w:rPr>
-          <w:rFonts w:ascii="Calibri" w:hAnsi="Calibri" w:cs="Calibri"/>
-          <w:sz w:val="28"/>
-          <w:szCs w:val="28"/>
-        </w:rPr>
-        <w:t xml:space="preserve"> CodeParrot: </w:t>
-      </w:r>
-      <w:hyperlink r:id="rId13" w:history="1">
+        <w:t xml:space="preserve">: </w:t>
+      </w:r>
+      <w:hyperlink r:id="rId15" w:history="1">
         <w:r>
           <w:rPr>
             <w:rStyle w:val="Hyperlink"/>
@@ -3238,33 +7275,27 @@
           <w:sz w:val="28"/>
           <w:szCs w:val="28"/>
         </w:rPr>
-        <w:t>[</w:t>
-      </w:r>
+        <w:t xml:space="preserve">[6] </w:t>
+      </w:r>
+      <w:proofErr w:type="spellStart"/>
       <w:r>
         <w:rPr>
           <w:rFonts w:ascii="Calibri" w:hAnsi="Calibri" w:cs="Calibri"/>
           <w:sz w:val="28"/>
           <w:szCs w:val="28"/>
         </w:rPr>
-        <w:t>6</w:t>
-      </w:r>
+        <w:t>CodeBLEU</w:t>
+      </w:r>
+      <w:proofErr w:type="spellEnd"/>
       <w:r>
         <w:rPr>
           <w:rFonts w:ascii="Calibri" w:hAnsi="Calibri" w:cs="Calibri"/>
           <w:sz w:val="28"/>
           <w:szCs w:val="28"/>
         </w:rPr>
-        <w:t>]</w:t>
-      </w:r>
-      <w:r>
-        <w:rPr>
-          <w:rFonts w:ascii="Calibri" w:hAnsi="Calibri" w:cs="Calibri"/>
-          <w:sz w:val="28"/>
-          <w:szCs w:val="28"/>
-        </w:rPr>
-        <w:t xml:space="preserve"> CodeBLEU: </w:t>
-      </w:r>
-      <w:hyperlink r:id="rId14" w:history="1">
+        <w:t xml:space="preserve">: </w:t>
+      </w:r>
+      <w:hyperlink r:id="rId16" w:history="1">
         <w:r>
           <w:rPr>
             <w:rStyle w:val="Hyperlink"/>
@@ -3290,33 +7321,27 @@
           <w:sz w:val="28"/>
           <w:szCs w:val="28"/>
         </w:rPr>
-        <w:t>[</w:t>
-      </w:r>
+        <w:t xml:space="preserve">[7] </w:t>
+      </w:r>
+      <w:proofErr w:type="spellStart"/>
       <w:r>
         <w:rPr>
           <w:rFonts w:ascii="Calibri" w:hAnsi="Calibri" w:cs="Calibri"/>
           <w:sz w:val="28"/>
           <w:szCs w:val="28"/>
         </w:rPr>
-        <w:t>7</w:t>
-      </w:r>
+        <w:t>CodeBERTScore</w:t>
+      </w:r>
+      <w:proofErr w:type="spellEnd"/>
       <w:r>
         <w:rPr>
           <w:rFonts w:ascii="Calibri" w:hAnsi="Calibri" w:cs="Calibri"/>
           <w:sz w:val="28"/>
           <w:szCs w:val="28"/>
         </w:rPr>
-        <w:t>]</w:t>
-      </w:r>
-      <w:r>
-        <w:rPr>
-          <w:rFonts w:ascii="Calibri" w:hAnsi="Calibri" w:cs="Calibri"/>
-          <w:sz w:val="28"/>
-          <w:szCs w:val="28"/>
-        </w:rPr>
-        <w:t xml:space="preserve"> CodeBERTScore: </w:t>
-      </w:r>
-      <w:hyperlink r:id="rId15" w:history="1">
+        <w:t xml:space="preserve">: </w:t>
+      </w:r>
+      <w:hyperlink r:id="rId17" w:history="1">
         <w:r>
           <w:rPr>
             <w:rStyle w:val="Hyperlink"/>
@@ -3342,33 +7367,9 @@
           <w:sz w:val="28"/>
           <w:szCs w:val="28"/>
         </w:rPr>
-        <w:t>[</w:t>
-      </w:r>
-      <w:r>
-        <w:rPr>
-          <w:rFonts w:ascii="Calibri" w:hAnsi="Calibri" w:cs="Calibri"/>
-          <w:sz w:val="28"/>
-          <w:szCs w:val="28"/>
-        </w:rPr>
-        <w:t>8</w:t>
-      </w:r>
-      <w:r>
-        <w:rPr>
-          <w:rFonts w:ascii="Calibri" w:hAnsi="Calibri" w:cs="Calibri"/>
-          <w:sz w:val="28"/>
-          <w:szCs w:val="28"/>
-        </w:rPr>
-        <w:t>]</w:t>
-      </w:r>
-      <w:r>
-        <w:rPr>
-          <w:rFonts w:ascii="Calibri" w:hAnsi="Calibri" w:cs="Calibri"/>
-          <w:sz w:val="28"/>
-          <w:szCs w:val="28"/>
-        </w:rPr>
-        <w:t xml:space="preserve"> Datasets: </w:t>
-      </w:r>
-      <w:hyperlink r:id="rId16" w:anchor="8-datasets" w:history="1">
+        <w:t xml:space="preserve">[8] Datasets: </w:t>
+      </w:r>
+      <w:hyperlink r:id="rId18" w:anchor="8-datasets" w:history="1">
         <w:r>
           <w:rPr>
             <w:rStyle w:val="Hyperlink"/>
@@ -3383,8 +7384,8 @@
     <w:p/>
     <w:p/>
     <w:sectPr>
-      <w:headerReference w:type="default" r:id="rId17"/>
-      <w:footerReference w:type="default" r:id="rId18"/>
+      <w:headerReference w:type="default" r:id="rId19"/>
+      <w:footerReference w:type="default" r:id="rId20"/>
       <w:pgSz w:w="12240" w:h="15840"/>
       <w:pgMar w:top="1440" w:right="1440" w:bottom="1440" w:left="900" w:header="720" w:footer="880" w:gutter="0"/>
       <w:cols w:space="720"/>
@@ -3694,6 +7695,7 @@
               <w:bCs/>
             </w:rPr>
           </w:pPr>
+          <w:proofErr w:type="spellStart"/>
           <w:r>
             <w:rPr>
               <w:b/>
@@ -3701,6 +7703,7 @@
             </w:rPr>
             <w:t>CodeGen</w:t>
           </w:r>
+          <w:proofErr w:type="spellEnd"/>
           <w:r>
             <w:rPr>
               <w:b/>
@@ -3734,13 +7737,7 @@
             <w:jc w:val="center"/>
           </w:pPr>
           <w:r>
-            <w:t>Cohort 26</w:t>
-          </w:r>
-          <w:r>
-            <w:t xml:space="preserve">, </w:t>
-          </w:r>
-          <w:r>
-            <w:t>Group-30</w:t>
+            <w:t>Cohort 26, Group-30</w:t>
           </w:r>
           <w:r>
             <w:t>, 2026</w:t>
@@ -5753,7 +9750,6 @@
     <w:name w:val="Hyperlink"/>
     <w:basedOn w:val="DefaultParagraphFont"/>
     <w:uiPriority w:val="99"/>
-    <w:semiHidden/>
     <w:unhideWhenUsed/>
     <w:rsid w:val="0091305D"/>
     <w:rPr>
@@ -5827,6 +9823,18 @@
       <w:bCs/>
       <w:sz w:val="20"/>
       <w:szCs w:val="20"/>
+    </w:rPr>
+  </w:style>
+  <w:style w:type="character" w:styleId="UnresolvedMention">
+    <w:name w:val="Unresolved Mention"/>
+    <w:basedOn w:val="DefaultParagraphFont"/>
+    <w:uiPriority w:val="99"/>
+    <w:semiHidden/>
+    <w:unhideWhenUsed/>
+    <w:rsid w:val="00D456F8"/>
+    <w:rPr>
+      <w:color w:val="605E5C"/>
+      <w:shd w:val="clear" w:color="auto" w:fill="E1DFDD"/>
     </w:rPr>
   </w:style>
 </w:styles>
